--- a/Doc File.docx
+++ b/Doc File.docx
@@ -17,8 +17,8 @@
         <w:rPr>
           <w:rFonts w:ascii="Arial" w:hAnsi="Arial"/>
           <w:b/>
-          <w:color w:val="000000" w:themeColor="text1"/>
-          <w:sz w:val="50"/>
+          <w:color w:val="000000"/>
+          <w:sz w:val="48"/>
         </w:rPr>
         <w:t>My Plant Corner</w:t>
       </w:r>
@@ -29,8 +29,7 @@
       </w:pPr>
       <w:r>
         <w:rPr>
-          <w:color w:val="5F6E60"/>
-          <w:sz w:val="24"/>
+          <w:sz w:val="22"/>
         </w:rPr>
         <w:t>Plant Care Tracker Project Report</w:t>
       </w:r>
@@ -40,11 +39,13 @@
         <w:pStyle w:val="Heading1"/>
         <w:rPr>
           <w:color w:val="000000" w:themeColor="text1"/>
+          <w:sz w:val="28"/>
         </w:rPr>
       </w:pPr>
       <w:r>
         <w:rPr>
           <w:color w:val="000000" w:themeColor="text1"/>
+          <w:sz w:val="28"/>
         </w:rPr>
         <w:t>Project Title</w:t>
       </w:r>
@@ -69,23 +70,25 @@
         <w:pStyle w:val="Heading1"/>
         <w:rPr>
           <w:color w:val="000000" w:themeColor="text1"/>
+          <w:sz w:val="28"/>
         </w:rPr>
       </w:pPr>
       <w:r>
         <w:rPr>
           <w:color w:val="000000" w:themeColor="text1"/>
+          <w:sz w:val="28"/>
         </w:rPr>
         <w:t>Project Explanation</w:t>
       </w:r>
     </w:p>
     <w:p>
       <w:r>
-        <w:t>My Plant Corner is a small read-only website that displays sample plant information. The records are kept in a JSON file. A user selects the file in the browser, and JavaScript reads it and displays each plant as a card.</w:t>
+        <w:t>My Plant Corner is a small website for viewing a list of houseplants and their care information. It reads the sample records from data.json. The page can search by plant name, type, or room; filter plants by watering status; sort the list; and open extra care notes. The records stay read-only.</w:t>
       </w:r>
     </w:p>
     <w:p>
       <w:r>
-        <w:t>The objective is to demonstrate how data stored in JSON can be read and shown on a web page using basic HTML, CSS, and JavaScript. Each sample plant includes its name, type, location, last watered date, and watering interval. The website does not add or edit records.</w:t>
+        <w:t>I made this project to practise reading structured data and showing useful information on a web page. Each JSON record includes the plant name, type, room, last-watered date, watering interval, light preference, and a short care tip. The watering status is calculated from the date and interval.</w:t>
       </w:r>
     </w:p>
     <w:p>
@@ -93,18 +96,20 @@
         <w:pStyle w:val="Heading1"/>
         <w:rPr>
           <w:color w:val="000000" w:themeColor="text1"/>
+          <w:sz w:val="28"/>
         </w:rPr>
       </w:pPr>
       <w:r>
         <w:rPr>
           <w:color w:val="000000" w:themeColor="text1"/>
+          <w:sz w:val="28"/>
         </w:rPr>
         <w:t>Screenshots of the Main Module</w:t>
       </w:r>
     </w:p>
     <w:p>
       <w:r>
-        <w:t>The main module is the plant list shown after selecting data.json. Add a screenshot of the opened page in this space.</w:t>
+        <w:t>The main screen shows the collection totals, search and filter controls, and plant cards after data.json is opened.</w:t>
       </w:r>
     </w:p>
     <w:p>
@@ -115,14 +120,14 @@
       </w:pPr>
       <w:r>
         <w:rPr>
-          <w:noProof/>
           <w:color w:val="000000" w:themeColor="text1"/>
         </w:rPr>
+        <w:lastRenderedPageBreak/>
         <w:drawing>
-          <wp:inline distT="0" distB="0" distL="0" distR="0" wp14:anchorId="09A0B8CA" wp14:editId="76A8AF0D">
-            <wp:extent cx="6400800" cy="2377440"/>
-            <wp:effectExtent l="0" t="0" r="0" b="3810"/>
-            <wp:docPr id="2032718741" name="Picture 1"/>
+          <wp:inline distT="0" distB="0" distL="0" distR="0" wp14:anchorId="1D48C1F9" wp14:editId="44DCED24">
+            <wp:extent cx="6492240" cy="3141980"/>
+            <wp:effectExtent l="0" t="0" r="3810" b="1270"/>
+            <wp:docPr id="459373633" name="Picture 1"/>
             <wp:cNvGraphicFramePr>
               <a:graphicFrameLocks xmlns:a="http://schemas.openxmlformats.org/drawingml/2006/main" noChangeAspect="1"/>
             </wp:cNvGraphicFramePr>
@@ -130,7 +135,7 @@
               <a:graphicData uri="http://schemas.openxmlformats.org/drawingml/2006/picture">
                 <pic:pic xmlns:pic="http://schemas.openxmlformats.org/drawingml/2006/picture">
                   <pic:nvPicPr>
-                    <pic:cNvPr id="2032718741" name=""/>
+                    <pic:cNvPr id="459373633" name=""/>
                     <pic:cNvPicPr/>
                   </pic:nvPicPr>
                   <pic:blipFill>
@@ -142,7 +147,47 @@
                   <pic:spPr>
                     <a:xfrm>
                       <a:off x="0" y="0"/>
-                      <a:ext cx="6400800" cy="2377440"/>
+                      <a:ext cx="6492240" cy="3141980"/>
+                    </a:xfrm>
+                    <a:prstGeom prst="rect">
+                      <a:avLst/>
+                    </a:prstGeom>
+                  </pic:spPr>
+                </pic:pic>
+              </a:graphicData>
+            </a:graphic>
+          </wp:inline>
+        </w:drawing>
+      </w:r>
+      <w:r>
+        <w:rPr>
+          <w:color w:val="000000" w:themeColor="text1"/>
+        </w:rPr>
+        <w:drawing>
+          <wp:inline distT="0" distB="0" distL="0" distR="0" wp14:anchorId="604EE5D4" wp14:editId="4EE473BA">
+            <wp:extent cx="6492240" cy="3291840"/>
+            <wp:effectExtent l="0" t="0" r="3810" b="3810"/>
+            <wp:docPr id="797377108" name="Picture 1"/>
+            <wp:cNvGraphicFramePr>
+              <a:graphicFrameLocks xmlns:a="http://schemas.openxmlformats.org/drawingml/2006/main" noChangeAspect="1"/>
+            </wp:cNvGraphicFramePr>
+            <a:graphic xmlns:a="http://schemas.openxmlformats.org/drawingml/2006/main">
+              <a:graphicData uri="http://schemas.openxmlformats.org/drawingml/2006/picture">
+                <pic:pic xmlns:pic="http://schemas.openxmlformats.org/drawingml/2006/picture">
+                  <pic:nvPicPr>
+                    <pic:cNvPr id="797377108" name=""/>
+                    <pic:cNvPicPr/>
+                  </pic:nvPicPr>
+                  <pic:blipFill>
+                    <a:blip r:embed="rId9"/>
+                    <a:stretch>
+                      <a:fillRect/>
+                    </a:stretch>
+                  </pic:blipFill>
+                  <pic:spPr>
+                    <a:xfrm>
+                      <a:off x="0" y="0"/>
+                      <a:ext cx="6492240" cy="3291840"/>
                     </a:xfrm>
                     <a:prstGeom prst="rect">
                       <a:avLst/>
@@ -157,102 +202,24 @@
     </w:p>
     <w:p>
       <w:pPr>
+        <w:pStyle w:val="Heading1"/>
+        <w:pageBreakBefore/>
         <w:rPr>
-          <w:color w:val="000000" w:themeColor="text1"/>
-        </w:rPr>
-      </w:pPr>
-      <w:r>
-        <w:rPr>
-          <w:noProof/>
-          <w:color w:val="000000" w:themeColor="text1"/>
-        </w:rPr>
-        <w:lastRenderedPageBreak/>
-        <w:drawing>
-          <wp:inline distT="0" distB="0" distL="0" distR="0" wp14:anchorId="28EA8A3E" wp14:editId="3A09A0D1">
-            <wp:extent cx="6400800" cy="3074670"/>
-            <wp:effectExtent l="0" t="0" r="0" b="0"/>
-            <wp:docPr id="1150214332" name="Picture 1"/>
-            <wp:cNvGraphicFramePr>
-              <a:graphicFrameLocks xmlns:a="http://schemas.openxmlformats.org/drawingml/2006/main" noChangeAspect="1"/>
-            </wp:cNvGraphicFramePr>
-            <a:graphic xmlns:a="http://schemas.openxmlformats.org/drawingml/2006/main">
-              <a:graphicData uri="http://schemas.openxmlformats.org/drawingml/2006/picture">
-                <pic:pic xmlns:pic="http://schemas.openxmlformats.org/drawingml/2006/picture">
-                  <pic:nvPicPr>
-                    <pic:cNvPr id="1150214332" name=""/>
-                    <pic:cNvPicPr/>
-                  </pic:nvPicPr>
-                  <pic:blipFill>
-                    <a:blip r:embed="rId9"/>
-                    <a:stretch>
-                      <a:fillRect/>
-                    </a:stretch>
-                  </pic:blipFill>
-                  <pic:spPr>
-                    <a:xfrm>
-                      <a:off x="0" y="0"/>
-                      <a:ext cx="6400800" cy="3074670"/>
-                    </a:xfrm>
-                    <a:prstGeom prst="rect">
-                      <a:avLst/>
-                    </a:prstGeom>
-                  </pic:spPr>
-                </pic:pic>
-              </a:graphicData>
-            </a:graphic>
-          </wp:inline>
-        </w:drawing>
-      </w:r>
-    </w:p>
-    <w:p>
-      <w:pPr>
-        <w:rPr>
-          <w:color w:val="000000" w:themeColor="text1"/>
-        </w:rPr>
-      </w:pPr>
-    </w:p>
-    <w:p>
-      <w:pPr>
-        <w:rPr>
-          <w:b/>
-          <w:bCs/>
           <w:color w:val="000000" w:themeColor="text1"/>
           <w:sz w:val="24"/>
           <w:szCs w:val="24"/>
         </w:rPr>
       </w:pPr>
       <w:r>
-        <w:rPr>
-          <w:b/>
-          <w:bCs/>
-          <w:color w:val="000000" w:themeColor="text1"/>
-          <w:sz w:val="24"/>
-          <w:szCs w:val="24"/>
-        </w:rPr>
-        <w:t xml:space="preserve">Main Module Logic </w:t>
+        <w:lastRenderedPageBreak/>
+        <w:t>Main Module Logic Code</w:t>
       </w:r>
-      <w:proofErr w:type="gramStart"/>
+    </w:p>
+    <w:p/>
+    <w:p>
       <w:r>
-        <w:rPr>
-          <w:b/>
-          <w:bCs/>
-          <w:color w:val="000000" w:themeColor="text1"/>
-          <w:sz w:val="24"/>
-          <w:szCs w:val="24"/>
-        </w:rPr>
-        <w:t>Code</w:t>
+        <w:t>When a JSON file is selected, FileReader reads it and JSON.parse turns the text into an array. The script checks that the required fields are present, calculates how many days remain before watering, then applies the search, filter, and sort choices. It builds each card with regular DOM elements and textContent. Care details expand when their summary is clicked. Invalid data produces a short message instead of cards.</w:t>
       </w:r>
-      <w:r>
-        <w:rPr>
-          <w:b/>
-          <w:bCs/>
-          <w:color w:val="000000" w:themeColor="text1"/>
-          <w:sz w:val="24"/>
-          <w:szCs w:val="24"/>
-        </w:rPr>
-        <w:t>:-</w:t>
-      </w:r>
-      <w:proofErr w:type="gramEnd"/>
     </w:p>
     <w:tbl>
       <w:tblPr>
@@ -261,25 +228,22 @@
         <w:tblLook w:val="04A0" w:firstRow="1" w:lastRow="0" w:firstColumn="1" w:lastColumn="0" w:noHBand="0" w:noVBand="1"/>
       </w:tblPr>
       <w:tblGrid>
-        <w:gridCol w:w="10296"/>
+        <w:gridCol w:w="10440"/>
       </w:tblGrid>
       <w:tr>
         <w:tc>
           <w:tcPr>
-            <w:tcW w:w="10296" w:type="dxa"/>
+            <w:tcW w:w="10440" w:type="dxa"/>
           </w:tcPr>
           <w:p>
             <w:pPr>
               <w:spacing w:after="0"/>
-              <w:rPr>
-                <w:szCs w:val="20"/>
-              </w:rPr>
             </w:pPr>
             <w:r>
               <w:rPr>
                 <w:rFonts w:ascii="Consolas" w:hAnsi="Consolas"/>
-                <w:color w:val="28372B"/>
-                <w:szCs w:val="20"/>
+                <w:color w:val="233025"/>
+                <w:sz w:val="15"/>
               </w:rPr>
               <w:t xml:space="preserve">var </w:t>
             </w:r>
@@ -287,8 +251,8 @@
             <w:r>
               <w:rPr>
                 <w:rFonts w:ascii="Consolas" w:hAnsi="Consolas"/>
-                <w:color w:val="28372B"/>
-                <w:szCs w:val="20"/>
+                <w:color w:val="233025"/>
+                <w:sz w:val="15"/>
               </w:rPr>
               <w:t>fileInput</w:t>
             </w:r>
@@ -296,28 +260,26 @@
             <w:r>
               <w:rPr>
                 <w:rFonts w:ascii="Consolas" w:hAnsi="Consolas"/>
-                <w:color w:val="28372B"/>
-                <w:szCs w:val="20"/>
+                <w:color w:val="233025"/>
+                <w:sz w:val="15"/>
               </w:rPr>
               <w:t xml:space="preserve"> = </w:t>
             </w:r>
             <w:proofErr w:type="spellStart"/>
-            <w:proofErr w:type="gramStart"/>
-            <w:r>
-              <w:rPr>
-                <w:rFonts w:ascii="Consolas" w:hAnsi="Consolas"/>
-                <w:color w:val="28372B"/>
-                <w:szCs w:val="20"/>
+            <w:r>
+              <w:rPr>
+                <w:rFonts w:ascii="Consolas" w:hAnsi="Consolas"/>
+                <w:color w:val="233025"/>
+                <w:sz w:val="15"/>
               </w:rPr>
               <w:t>document.getElementById</w:t>
             </w:r>
             <w:proofErr w:type="spellEnd"/>
-            <w:proofErr w:type="gramEnd"/>
-            <w:r>
-              <w:rPr>
-                <w:rFonts w:ascii="Consolas" w:hAnsi="Consolas"/>
-                <w:color w:val="28372B"/>
-                <w:szCs w:val="20"/>
+            <w:r>
+              <w:rPr>
+                <w:rFonts w:ascii="Consolas" w:hAnsi="Consolas"/>
+                <w:color w:val="233025"/>
+                <w:sz w:val="15"/>
               </w:rPr>
               <w:t>('</w:t>
             </w:r>
@@ -325,8 +287,8 @@
             <w:r>
               <w:rPr>
                 <w:rFonts w:ascii="Consolas" w:hAnsi="Consolas"/>
-                <w:color w:val="28372B"/>
-                <w:szCs w:val="20"/>
+                <w:color w:val="233025"/>
+                <w:sz w:val="15"/>
               </w:rPr>
               <w:t>json</w:t>
             </w:r>
@@ -334,8 +296,8 @@
             <w:r>
               <w:rPr>
                 <w:rFonts w:ascii="Consolas" w:hAnsi="Consolas"/>
-                <w:color w:val="28372B"/>
-                <w:szCs w:val="20"/>
+                <w:color w:val="233025"/>
+                <w:sz w:val="15"/>
               </w:rPr>
               <w:t>-file');</w:t>
             </w:r>
@@ -343,15 +305,12 @@
           <w:p>
             <w:pPr>
               <w:spacing w:after="0"/>
-              <w:rPr>
-                <w:szCs w:val="20"/>
-              </w:rPr>
             </w:pPr>
             <w:r>
               <w:rPr>
                 <w:rFonts w:ascii="Consolas" w:hAnsi="Consolas"/>
-                <w:color w:val="28372B"/>
-                <w:szCs w:val="20"/>
+                <w:color w:val="233025"/>
+                <w:sz w:val="15"/>
               </w:rPr>
               <w:t xml:space="preserve">var </w:t>
             </w:r>
@@ -359,8 +318,8 @@
             <w:r>
               <w:rPr>
                 <w:rFonts w:ascii="Consolas" w:hAnsi="Consolas"/>
-                <w:color w:val="28372B"/>
-                <w:szCs w:val="20"/>
+                <w:color w:val="233025"/>
+                <w:sz w:val="15"/>
               </w:rPr>
               <w:t>plantList</w:t>
             </w:r>
@@ -368,28 +327,26 @@
             <w:r>
               <w:rPr>
                 <w:rFonts w:ascii="Consolas" w:hAnsi="Consolas"/>
-                <w:color w:val="28372B"/>
-                <w:szCs w:val="20"/>
+                <w:color w:val="233025"/>
+                <w:sz w:val="15"/>
               </w:rPr>
               <w:t xml:space="preserve"> = </w:t>
             </w:r>
             <w:proofErr w:type="spellStart"/>
-            <w:proofErr w:type="gramStart"/>
-            <w:r>
-              <w:rPr>
-                <w:rFonts w:ascii="Consolas" w:hAnsi="Consolas"/>
-                <w:color w:val="28372B"/>
-                <w:szCs w:val="20"/>
+            <w:r>
+              <w:rPr>
+                <w:rFonts w:ascii="Consolas" w:hAnsi="Consolas"/>
+                <w:color w:val="233025"/>
+                <w:sz w:val="15"/>
               </w:rPr>
               <w:t>document.getElementById</w:t>
             </w:r>
             <w:proofErr w:type="spellEnd"/>
-            <w:proofErr w:type="gramEnd"/>
-            <w:r>
-              <w:rPr>
-                <w:rFonts w:ascii="Consolas" w:hAnsi="Consolas"/>
-                <w:color w:val="28372B"/>
-                <w:szCs w:val="20"/>
+            <w:r>
+              <w:rPr>
+                <w:rFonts w:ascii="Consolas" w:hAnsi="Consolas"/>
+                <w:color w:val="233025"/>
+                <w:sz w:val="15"/>
               </w:rPr>
               <w:t>('plant-list');</w:t>
             </w:r>
@@ -397,35 +354,30 @@
           <w:p>
             <w:pPr>
               <w:spacing w:after="0"/>
-              <w:rPr>
-                <w:szCs w:val="20"/>
-              </w:rPr>
             </w:pPr>
             <w:r>
               <w:rPr>
                 <w:rFonts w:ascii="Consolas" w:hAnsi="Consolas"/>
-                <w:color w:val="28372B"/>
-                <w:szCs w:val="20"/>
+                <w:color w:val="233025"/>
+                <w:sz w:val="15"/>
               </w:rPr>
               <w:t xml:space="preserve">var message = </w:t>
             </w:r>
             <w:proofErr w:type="spellStart"/>
-            <w:proofErr w:type="gramStart"/>
-            <w:r>
-              <w:rPr>
-                <w:rFonts w:ascii="Consolas" w:hAnsi="Consolas"/>
-                <w:color w:val="28372B"/>
-                <w:szCs w:val="20"/>
+            <w:r>
+              <w:rPr>
+                <w:rFonts w:ascii="Consolas" w:hAnsi="Consolas"/>
+                <w:color w:val="233025"/>
+                <w:sz w:val="15"/>
               </w:rPr>
               <w:t>document.getElementById</w:t>
             </w:r>
             <w:proofErr w:type="spellEnd"/>
-            <w:proofErr w:type="gramEnd"/>
-            <w:r>
-              <w:rPr>
-                <w:rFonts w:ascii="Consolas" w:hAnsi="Consolas"/>
-                <w:color w:val="28372B"/>
-                <w:szCs w:val="20"/>
+            <w:r>
+              <w:rPr>
+                <w:rFonts w:ascii="Consolas" w:hAnsi="Consolas"/>
+                <w:color w:val="233025"/>
+                <w:sz w:val="15"/>
               </w:rPr>
               <w:t>('message');</w:t>
             </w:r>
@@ -433,125 +385,172 @@
           <w:p>
             <w:pPr>
               <w:spacing w:after="0"/>
-              <w:rPr>
-                <w:szCs w:val="20"/>
-              </w:rPr>
             </w:pPr>
             <w:r>
               <w:rPr>
                 <w:rFonts w:ascii="Consolas" w:hAnsi="Consolas"/>
-                <w:color w:val="28372B"/>
-                <w:szCs w:val="20"/>
-              </w:rPr>
-              <w:t xml:space="preserve"> </w:t>
+                <w:color w:val="233025"/>
+                <w:sz w:val="15"/>
+              </w:rPr>
+              <w:t xml:space="preserve">var </w:t>
+            </w:r>
+            <w:proofErr w:type="spellStart"/>
+            <w:r>
+              <w:rPr>
+                <w:rFonts w:ascii="Consolas" w:hAnsi="Consolas"/>
+                <w:color w:val="233025"/>
+                <w:sz w:val="15"/>
+              </w:rPr>
+              <w:t>searchBox</w:t>
+            </w:r>
+            <w:proofErr w:type="spellEnd"/>
+            <w:r>
+              <w:rPr>
+                <w:rFonts w:ascii="Consolas" w:hAnsi="Consolas"/>
+                <w:color w:val="233025"/>
+                <w:sz w:val="15"/>
+              </w:rPr>
+              <w:t xml:space="preserve"> = </w:t>
+            </w:r>
+            <w:proofErr w:type="spellStart"/>
+            <w:r>
+              <w:rPr>
+                <w:rFonts w:ascii="Consolas" w:hAnsi="Consolas"/>
+                <w:color w:val="233025"/>
+                <w:sz w:val="15"/>
+              </w:rPr>
+              <w:t>document.getElementById</w:t>
+            </w:r>
+            <w:proofErr w:type="spellEnd"/>
+            <w:r>
+              <w:rPr>
+                <w:rFonts w:ascii="Consolas" w:hAnsi="Consolas"/>
+                <w:color w:val="233025"/>
+                <w:sz w:val="15"/>
+              </w:rPr>
+              <w:t>('search');</w:t>
             </w:r>
           </w:p>
           <w:p>
             <w:pPr>
               <w:spacing w:after="0"/>
-              <w:rPr>
-                <w:szCs w:val="20"/>
-              </w:rPr>
             </w:pPr>
+            <w:r>
+              <w:rPr>
+                <w:rFonts w:ascii="Consolas" w:hAnsi="Consolas"/>
+                <w:color w:val="233025"/>
+                <w:sz w:val="15"/>
+              </w:rPr>
+              <w:t xml:space="preserve">var </w:t>
+            </w:r>
             <w:proofErr w:type="spellStart"/>
             <w:r>
               <w:rPr>
                 <w:rFonts w:ascii="Consolas" w:hAnsi="Consolas"/>
-                <w:color w:val="28372B"/>
-                <w:szCs w:val="20"/>
-              </w:rPr>
-              <w:t>fileInput.addEventListener</w:t>
+                <w:color w:val="233025"/>
+                <w:sz w:val="15"/>
+              </w:rPr>
+              <w:t>waterFilter</w:t>
             </w:r>
             <w:proofErr w:type="spellEnd"/>
             <w:r>
               <w:rPr>
                 <w:rFonts w:ascii="Consolas" w:hAnsi="Consolas"/>
-                <w:color w:val="28372B"/>
-                <w:szCs w:val="20"/>
-              </w:rPr>
-              <w:t>('change', function () {</w:t>
+                <w:color w:val="233025"/>
+                <w:sz w:val="15"/>
+              </w:rPr>
+              <w:t xml:space="preserve"> = </w:t>
+            </w:r>
+            <w:proofErr w:type="spellStart"/>
+            <w:r>
+              <w:rPr>
+                <w:rFonts w:ascii="Consolas" w:hAnsi="Consolas"/>
+                <w:color w:val="233025"/>
+                <w:sz w:val="15"/>
+              </w:rPr>
+              <w:t>document.getElementById</w:t>
+            </w:r>
+            <w:proofErr w:type="spellEnd"/>
+            <w:r>
+              <w:rPr>
+                <w:rFonts w:ascii="Consolas" w:hAnsi="Consolas"/>
+                <w:color w:val="233025"/>
+                <w:sz w:val="15"/>
+              </w:rPr>
+              <w:t>('water-filter');</w:t>
             </w:r>
           </w:p>
           <w:p>
             <w:pPr>
               <w:spacing w:after="0"/>
-              <w:rPr>
-                <w:szCs w:val="20"/>
-              </w:rPr>
             </w:pPr>
             <w:r>
               <w:rPr>
                 <w:rFonts w:ascii="Consolas" w:hAnsi="Consolas"/>
-                <w:color w:val="28372B"/>
-                <w:szCs w:val="20"/>
-              </w:rPr>
-              <w:t xml:space="preserve">  var file = </w:t>
+                <w:color w:val="233025"/>
+                <w:sz w:val="15"/>
+              </w:rPr>
+              <w:t xml:space="preserve">var </w:t>
             </w:r>
             <w:proofErr w:type="spellStart"/>
             <w:r>
               <w:rPr>
                 <w:rFonts w:ascii="Consolas" w:hAnsi="Consolas"/>
-                <w:color w:val="28372B"/>
-                <w:szCs w:val="20"/>
-              </w:rPr>
-              <w:t>fileInput.files</w:t>
+                <w:color w:val="233025"/>
+                <w:sz w:val="15"/>
+              </w:rPr>
+              <w:t>sortOrder</w:t>
             </w:r>
             <w:proofErr w:type="spellEnd"/>
             <w:r>
               <w:rPr>
                 <w:rFonts w:ascii="Consolas" w:hAnsi="Consolas"/>
-                <w:color w:val="28372B"/>
-                <w:szCs w:val="20"/>
-              </w:rPr>
-              <w:t>[0];</w:t>
+                <w:color w:val="233025"/>
+                <w:sz w:val="15"/>
+              </w:rPr>
+              <w:t xml:space="preserve"> = </w:t>
+            </w:r>
+            <w:proofErr w:type="spellStart"/>
+            <w:r>
+              <w:rPr>
+                <w:rFonts w:ascii="Consolas" w:hAnsi="Consolas"/>
+                <w:color w:val="233025"/>
+                <w:sz w:val="15"/>
+              </w:rPr>
+              <w:t>document.getElementById</w:t>
+            </w:r>
+            <w:proofErr w:type="spellEnd"/>
+            <w:r>
+              <w:rPr>
+                <w:rFonts w:ascii="Consolas" w:hAnsi="Consolas"/>
+                <w:color w:val="233025"/>
+                <w:sz w:val="15"/>
+              </w:rPr>
+              <w:t>('sort-order');</w:t>
             </w:r>
           </w:p>
           <w:p>
             <w:pPr>
               <w:spacing w:after="0"/>
-              <w:rPr>
-                <w:szCs w:val="20"/>
-              </w:rPr>
             </w:pPr>
             <w:r>
               <w:rPr>
                 <w:rFonts w:ascii="Consolas" w:hAnsi="Consolas"/>
-                <w:color w:val="28372B"/>
-                <w:szCs w:val="20"/>
-              </w:rPr>
-              <w:t xml:space="preserve">  if </w:t>
-            </w:r>
-            <w:proofErr w:type="gramStart"/>
-            <w:r>
-              <w:rPr>
-                <w:rFonts w:ascii="Consolas" w:hAnsi="Consolas"/>
-                <w:color w:val="28372B"/>
-                <w:szCs w:val="20"/>
-              </w:rPr>
-              <w:t>(!file</w:t>
-            </w:r>
-            <w:proofErr w:type="gramEnd"/>
-            <w:r>
-              <w:rPr>
-                <w:rFonts w:ascii="Consolas" w:hAnsi="Consolas"/>
-                <w:color w:val="28372B"/>
-                <w:szCs w:val="20"/>
-              </w:rPr>
-              <w:t>) return;</w:t>
+                <w:color w:val="233025"/>
+                <w:sz w:val="15"/>
+              </w:rPr>
+              <w:t>var plants = [];</w:t>
             </w:r>
           </w:p>
           <w:p>
             <w:pPr>
               <w:spacing w:after="0"/>
-              <w:rPr>
-                <w:szCs w:val="20"/>
-              </w:rPr>
             </w:pPr>
             <w:r>
               <w:rPr>
                 <w:rFonts w:ascii="Consolas" w:hAnsi="Consolas"/>
-                <w:color w:val="28372B"/>
-                <w:szCs w:val="20"/>
+                <w:color w:val="233025"/>
+                <w:sz w:val="15"/>
               </w:rPr>
               <w:t xml:space="preserve"> </w:t>
             </w:r>
@@ -559,1256 +558,1187 @@
           <w:p>
             <w:pPr>
               <w:spacing w:after="0"/>
-              <w:rPr>
-                <w:szCs w:val="20"/>
-              </w:rPr>
             </w:pPr>
             <w:r>
               <w:rPr>
                 <w:rFonts w:ascii="Consolas" w:hAnsi="Consolas"/>
-                <w:color w:val="28372B"/>
-                <w:szCs w:val="20"/>
-              </w:rPr>
-              <w:t xml:space="preserve">  var reader = new </w:t>
+                <w:color w:val="233025"/>
+                <w:sz w:val="15"/>
+              </w:rPr>
+              <w:t xml:space="preserve">function </w:t>
             </w:r>
             <w:proofErr w:type="spellStart"/>
-            <w:proofErr w:type="gramStart"/>
-            <w:r>
-              <w:rPr>
-                <w:rFonts w:ascii="Consolas" w:hAnsi="Consolas"/>
-                <w:color w:val="28372B"/>
-                <w:szCs w:val="20"/>
-              </w:rPr>
-              <w:t>FileReader</w:t>
+            <w:r>
+              <w:rPr>
+                <w:rFonts w:ascii="Consolas" w:hAnsi="Consolas"/>
+                <w:color w:val="233025"/>
+                <w:sz w:val="15"/>
+              </w:rPr>
+              <w:t>daysUntilWater</w:t>
             </w:r>
             <w:proofErr w:type="spellEnd"/>
             <w:r>
               <w:rPr>
                 <w:rFonts w:ascii="Consolas" w:hAnsi="Consolas"/>
-                <w:color w:val="28372B"/>
-                <w:szCs w:val="20"/>
-              </w:rPr>
-              <w:t>(</w:t>
-            </w:r>
-            <w:proofErr w:type="gramEnd"/>
-            <w:r>
-              <w:rPr>
-                <w:rFonts w:ascii="Consolas" w:hAnsi="Consolas"/>
-                <w:color w:val="28372B"/>
-                <w:szCs w:val="20"/>
-              </w:rPr>
-              <w:t>);</w:t>
+                <w:color w:val="233025"/>
+                <w:sz w:val="15"/>
+              </w:rPr>
+              <w:t>(plant) {</w:t>
             </w:r>
           </w:p>
           <w:p>
             <w:pPr>
               <w:spacing w:after="0"/>
-              <w:rPr>
-                <w:szCs w:val="20"/>
-              </w:rPr>
             </w:pPr>
             <w:r>
               <w:rPr>
                 <w:rFonts w:ascii="Consolas" w:hAnsi="Consolas"/>
-                <w:color w:val="28372B"/>
-                <w:szCs w:val="20"/>
-              </w:rPr>
-              <w:t xml:space="preserve"> </w:t>
+                <w:color w:val="233025"/>
+                <w:sz w:val="15"/>
+              </w:rPr>
+              <w:t xml:space="preserve">  var </w:t>
+            </w:r>
+            <w:proofErr w:type="spellStart"/>
+            <w:r>
+              <w:rPr>
+                <w:rFonts w:ascii="Consolas" w:hAnsi="Consolas"/>
+                <w:color w:val="233025"/>
+                <w:sz w:val="15"/>
+              </w:rPr>
+              <w:t>dateParts</w:t>
+            </w:r>
+            <w:proofErr w:type="spellEnd"/>
+            <w:r>
+              <w:rPr>
+                <w:rFonts w:ascii="Consolas" w:hAnsi="Consolas"/>
+                <w:color w:val="233025"/>
+                <w:sz w:val="15"/>
+              </w:rPr>
+              <w:t xml:space="preserve"> = </w:t>
+            </w:r>
+            <w:proofErr w:type="spellStart"/>
+            <w:r>
+              <w:rPr>
+                <w:rFonts w:ascii="Consolas" w:hAnsi="Consolas"/>
+                <w:color w:val="233025"/>
+                <w:sz w:val="15"/>
+              </w:rPr>
+              <w:t>plant.lastWatered.split</w:t>
+            </w:r>
+            <w:proofErr w:type="spellEnd"/>
+            <w:r>
+              <w:rPr>
+                <w:rFonts w:ascii="Consolas" w:hAnsi="Consolas"/>
+                <w:color w:val="233025"/>
+                <w:sz w:val="15"/>
+              </w:rPr>
+              <w:t>('-');</w:t>
             </w:r>
           </w:p>
           <w:p>
             <w:pPr>
               <w:spacing w:after="0"/>
-              <w:rPr>
-                <w:szCs w:val="20"/>
-              </w:rPr>
             </w:pPr>
             <w:r>
               <w:rPr>
                 <w:rFonts w:ascii="Consolas" w:hAnsi="Consolas"/>
-                <w:color w:val="28372B"/>
-                <w:szCs w:val="20"/>
-              </w:rPr>
-              <w:t xml:space="preserve">  </w:t>
+                <w:color w:val="233025"/>
+                <w:sz w:val="15"/>
+              </w:rPr>
+              <w:t xml:space="preserve">  var </w:t>
             </w:r>
             <w:proofErr w:type="spellStart"/>
-            <w:proofErr w:type="gramStart"/>
-            <w:r>
-              <w:rPr>
-                <w:rFonts w:ascii="Consolas" w:hAnsi="Consolas"/>
-                <w:color w:val="28372B"/>
-                <w:szCs w:val="20"/>
-              </w:rPr>
-              <w:t>reader.onload</w:t>
+            <w:r>
+              <w:rPr>
+                <w:rFonts w:ascii="Consolas" w:hAnsi="Consolas"/>
+                <w:color w:val="233025"/>
+                <w:sz w:val="15"/>
+              </w:rPr>
+              <w:t>lastWatered</w:t>
             </w:r>
             <w:proofErr w:type="spellEnd"/>
-            <w:proofErr w:type="gramEnd"/>
-            <w:r>
-              <w:rPr>
-                <w:rFonts w:ascii="Consolas" w:hAnsi="Consolas"/>
-                <w:color w:val="28372B"/>
-                <w:szCs w:val="20"/>
-              </w:rPr>
-              <w:t xml:space="preserve"> = function () {</w:t>
+            <w:r>
+              <w:rPr>
+                <w:rFonts w:ascii="Consolas" w:hAnsi="Consolas"/>
+                <w:color w:val="233025"/>
+                <w:sz w:val="15"/>
+              </w:rPr>
+              <w:t xml:space="preserve"> = new Date(</w:t>
+            </w:r>
+            <w:proofErr w:type="spellStart"/>
+            <w:r>
+              <w:rPr>
+                <w:rFonts w:ascii="Consolas" w:hAnsi="Consolas"/>
+                <w:color w:val="233025"/>
+                <w:sz w:val="15"/>
+              </w:rPr>
+              <w:t>dateParts</w:t>
+            </w:r>
+            <w:proofErr w:type="spellEnd"/>
+            <w:r>
+              <w:rPr>
+                <w:rFonts w:ascii="Consolas" w:hAnsi="Consolas"/>
+                <w:color w:val="233025"/>
+                <w:sz w:val="15"/>
+              </w:rPr>
+              <w:t xml:space="preserve">[0], </w:t>
+            </w:r>
+            <w:proofErr w:type="spellStart"/>
+            <w:r>
+              <w:rPr>
+                <w:rFonts w:ascii="Consolas" w:hAnsi="Consolas"/>
+                <w:color w:val="233025"/>
+                <w:sz w:val="15"/>
+              </w:rPr>
+              <w:t>dateParts</w:t>
+            </w:r>
+            <w:proofErr w:type="spellEnd"/>
+            <w:r>
+              <w:rPr>
+                <w:rFonts w:ascii="Consolas" w:hAnsi="Consolas"/>
+                <w:color w:val="233025"/>
+                <w:sz w:val="15"/>
+              </w:rPr>
+              <w:t xml:space="preserve">[1] - 1, </w:t>
+            </w:r>
+            <w:proofErr w:type="spellStart"/>
+            <w:r>
+              <w:rPr>
+                <w:rFonts w:ascii="Consolas" w:hAnsi="Consolas"/>
+                <w:color w:val="233025"/>
+                <w:sz w:val="15"/>
+              </w:rPr>
+              <w:t>dateParts</w:t>
+            </w:r>
+            <w:proofErr w:type="spellEnd"/>
+            <w:r>
+              <w:rPr>
+                <w:rFonts w:ascii="Consolas" w:hAnsi="Consolas"/>
+                <w:color w:val="233025"/>
+                <w:sz w:val="15"/>
+              </w:rPr>
+              <w:t>[2]);</w:t>
             </w:r>
           </w:p>
           <w:p>
             <w:pPr>
               <w:spacing w:after="0"/>
-              <w:rPr>
-                <w:szCs w:val="20"/>
-              </w:rPr>
             </w:pPr>
             <w:r>
               <w:rPr>
                 <w:rFonts w:ascii="Consolas" w:hAnsi="Consolas"/>
-                <w:color w:val="28372B"/>
-                <w:szCs w:val="20"/>
-              </w:rPr>
-              <w:t xml:space="preserve">    try {</w:t>
+                <w:color w:val="233025"/>
+                <w:sz w:val="15"/>
+              </w:rPr>
+              <w:t xml:space="preserve">  var </w:t>
+            </w:r>
+            <w:proofErr w:type="spellStart"/>
+            <w:r>
+              <w:rPr>
+                <w:rFonts w:ascii="Consolas" w:hAnsi="Consolas"/>
+                <w:color w:val="233025"/>
+                <w:sz w:val="15"/>
+              </w:rPr>
+              <w:t>currentDate</w:t>
+            </w:r>
+            <w:proofErr w:type="spellEnd"/>
+            <w:r>
+              <w:rPr>
+                <w:rFonts w:ascii="Consolas" w:hAnsi="Consolas"/>
+                <w:color w:val="233025"/>
+                <w:sz w:val="15"/>
+              </w:rPr>
+              <w:t xml:space="preserve"> = new Date();</w:t>
             </w:r>
           </w:p>
           <w:p>
             <w:pPr>
               <w:spacing w:after="0"/>
-              <w:rPr>
-                <w:szCs w:val="20"/>
-              </w:rPr>
             </w:pPr>
             <w:r>
               <w:rPr>
                 <w:rFonts w:ascii="Consolas" w:hAnsi="Consolas"/>
-                <w:color w:val="28372B"/>
-                <w:szCs w:val="20"/>
-              </w:rPr>
-              <w:t xml:space="preserve">      var plants = </w:t>
+                <w:color w:val="233025"/>
+                <w:sz w:val="15"/>
+              </w:rPr>
+              <w:t xml:space="preserve">  var today = new Date(</w:t>
             </w:r>
             <w:proofErr w:type="spellStart"/>
             <w:r>
               <w:rPr>
                 <w:rFonts w:ascii="Consolas" w:hAnsi="Consolas"/>
-                <w:color w:val="28372B"/>
-                <w:szCs w:val="20"/>
-              </w:rPr>
-              <w:t>JSON.parse</w:t>
+                <w:color w:val="233025"/>
+                <w:sz w:val="15"/>
+              </w:rPr>
+              <w:t>currentDate.getFullYear</w:t>
             </w:r>
             <w:proofErr w:type="spellEnd"/>
             <w:r>
               <w:rPr>
                 <w:rFonts w:ascii="Consolas" w:hAnsi="Consolas"/>
-                <w:color w:val="28372B"/>
-                <w:szCs w:val="20"/>
-              </w:rPr>
-              <w:t>(</w:t>
+                <w:color w:val="233025"/>
+                <w:sz w:val="15"/>
+              </w:rPr>
+              <w:t xml:space="preserve">(), </w:t>
             </w:r>
             <w:proofErr w:type="spellStart"/>
-            <w:proofErr w:type="gramStart"/>
-            <w:r>
-              <w:rPr>
-                <w:rFonts w:ascii="Consolas" w:hAnsi="Consolas"/>
-                <w:color w:val="28372B"/>
-                <w:szCs w:val="20"/>
-              </w:rPr>
-              <w:t>reader.result</w:t>
+            <w:r>
+              <w:rPr>
+                <w:rFonts w:ascii="Consolas" w:hAnsi="Consolas"/>
+                <w:color w:val="233025"/>
+                <w:sz w:val="15"/>
+              </w:rPr>
+              <w:t>currentDate.getMonth</w:t>
             </w:r>
             <w:proofErr w:type="spellEnd"/>
-            <w:proofErr w:type="gramEnd"/>
-            <w:r>
-              <w:rPr>
-                <w:rFonts w:ascii="Consolas" w:hAnsi="Consolas"/>
-                <w:color w:val="28372B"/>
-                <w:szCs w:val="20"/>
-              </w:rPr>
-              <w:t>);</w:t>
+            <w:r>
+              <w:rPr>
+                <w:rFonts w:ascii="Consolas" w:hAnsi="Consolas"/>
+                <w:color w:val="233025"/>
+                <w:sz w:val="15"/>
+              </w:rPr>
+              <w:t xml:space="preserve">(), </w:t>
+            </w:r>
+            <w:proofErr w:type="spellStart"/>
+            <w:r>
+              <w:rPr>
+                <w:rFonts w:ascii="Consolas" w:hAnsi="Consolas"/>
+                <w:color w:val="233025"/>
+                <w:sz w:val="15"/>
+              </w:rPr>
+              <w:t>currentDate.getDate</w:t>
+            </w:r>
+            <w:proofErr w:type="spellEnd"/>
+            <w:r>
+              <w:rPr>
+                <w:rFonts w:ascii="Consolas" w:hAnsi="Consolas"/>
+                <w:color w:val="233025"/>
+                <w:sz w:val="15"/>
+              </w:rPr>
+              <w:t>());</w:t>
             </w:r>
           </w:p>
           <w:p>
             <w:pPr>
               <w:spacing w:after="0"/>
-              <w:rPr>
-                <w:szCs w:val="20"/>
-              </w:rPr>
             </w:pPr>
             <w:r>
               <w:rPr>
                 <w:rFonts w:ascii="Consolas" w:hAnsi="Consolas"/>
-                <w:color w:val="28372B"/>
-                <w:szCs w:val="20"/>
-              </w:rPr>
-              <w:t xml:space="preserve">      if </w:t>
-            </w:r>
-            <w:proofErr w:type="gramStart"/>
-            <w:r>
-              <w:rPr>
-                <w:rFonts w:ascii="Consolas" w:hAnsi="Consolas"/>
-                <w:color w:val="28372B"/>
-                <w:szCs w:val="20"/>
-              </w:rPr>
-              <w:t>(!</w:t>
+                <w:color w:val="233025"/>
+                <w:sz w:val="15"/>
+              </w:rPr>
+              <w:t xml:space="preserve">  var </w:t>
             </w:r>
             <w:proofErr w:type="spellStart"/>
             <w:r>
               <w:rPr>
                 <w:rFonts w:ascii="Consolas" w:hAnsi="Consolas"/>
-                <w:color w:val="28372B"/>
-                <w:szCs w:val="20"/>
-              </w:rPr>
-              <w:t>Array.isArray</w:t>
+                <w:color w:val="233025"/>
+                <w:sz w:val="15"/>
+              </w:rPr>
+              <w:t>daysSinceWatering</w:t>
             </w:r>
             <w:proofErr w:type="spellEnd"/>
-            <w:proofErr w:type="gramEnd"/>
-            <w:r>
-              <w:rPr>
-                <w:rFonts w:ascii="Consolas" w:hAnsi="Consolas"/>
-                <w:color w:val="28372B"/>
-                <w:szCs w:val="20"/>
-              </w:rPr>
-              <w:t xml:space="preserve">(plants)) throw new </w:t>
-            </w:r>
-            <w:proofErr w:type="gramStart"/>
-            <w:r>
-              <w:rPr>
-                <w:rFonts w:ascii="Consolas" w:hAnsi="Consolas"/>
-                <w:color w:val="28372B"/>
-                <w:szCs w:val="20"/>
-              </w:rPr>
-              <w:t>Error(</w:t>
-            </w:r>
-            <w:proofErr w:type="gramEnd"/>
-            <w:r>
-              <w:rPr>
-                <w:rFonts w:ascii="Consolas" w:hAnsi="Consolas"/>
-                <w:color w:val="28372B"/>
-                <w:szCs w:val="20"/>
-              </w:rPr>
-              <w:t>'The JSON must contain a list of plants.');</w:t>
+            <w:r>
+              <w:rPr>
+                <w:rFonts w:ascii="Consolas" w:hAnsi="Consolas"/>
+                <w:color w:val="233025"/>
+                <w:sz w:val="15"/>
+              </w:rPr>
+              <w:t xml:space="preserve"> = </w:t>
+            </w:r>
+            <w:proofErr w:type="spellStart"/>
+            <w:r>
+              <w:rPr>
+                <w:rFonts w:ascii="Consolas" w:hAnsi="Consolas"/>
+                <w:color w:val="233025"/>
+                <w:sz w:val="15"/>
+              </w:rPr>
+              <w:t>Math.floor</w:t>
+            </w:r>
+            <w:proofErr w:type="spellEnd"/>
+            <w:r>
+              <w:rPr>
+                <w:rFonts w:ascii="Consolas" w:hAnsi="Consolas"/>
+                <w:color w:val="233025"/>
+                <w:sz w:val="15"/>
+              </w:rPr>
+              <w:t xml:space="preserve">((today - </w:t>
+            </w:r>
+            <w:proofErr w:type="spellStart"/>
+            <w:r>
+              <w:rPr>
+                <w:rFonts w:ascii="Consolas" w:hAnsi="Consolas"/>
+                <w:color w:val="233025"/>
+                <w:sz w:val="15"/>
+              </w:rPr>
+              <w:t>lastWatered</w:t>
+            </w:r>
+            <w:proofErr w:type="spellEnd"/>
+            <w:r>
+              <w:rPr>
+                <w:rFonts w:ascii="Consolas" w:hAnsi="Consolas"/>
+                <w:color w:val="233025"/>
+                <w:sz w:val="15"/>
+              </w:rPr>
+              <w:t>) / (1000 * 60 * 60 * 24));</w:t>
             </w:r>
           </w:p>
           <w:p>
             <w:pPr>
               <w:spacing w:after="0"/>
-              <w:rPr>
-                <w:szCs w:val="20"/>
-              </w:rPr>
             </w:pPr>
             <w:r>
               <w:rPr>
                 <w:rFonts w:ascii="Consolas" w:hAnsi="Consolas"/>
-                <w:color w:val="28372B"/>
-                <w:szCs w:val="20"/>
-              </w:rPr>
-              <w:t xml:space="preserve">      </w:t>
+                <w:color w:val="233025"/>
+                <w:sz w:val="15"/>
+              </w:rPr>
+              <w:t xml:space="preserve">  return Number(</w:t>
             </w:r>
             <w:proofErr w:type="spellStart"/>
             <w:r>
               <w:rPr>
                 <w:rFonts w:ascii="Consolas" w:hAnsi="Consolas"/>
-                <w:color w:val="28372B"/>
-                <w:szCs w:val="20"/>
-              </w:rPr>
-              <w:t>plantList.innerHTML</w:t>
+                <w:color w:val="233025"/>
+                <w:sz w:val="15"/>
+              </w:rPr>
+              <w:t>plant.waterEveryDays</w:t>
             </w:r>
             <w:proofErr w:type="spellEnd"/>
             <w:r>
               <w:rPr>
                 <w:rFonts w:ascii="Consolas" w:hAnsi="Consolas"/>
-                <w:color w:val="28372B"/>
-                <w:szCs w:val="20"/>
-              </w:rPr>
-              <w:t xml:space="preserve"> = '';</w:t>
+                <w:color w:val="233025"/>
+                <w:sz w:val="15"/>
+              </w:rPr>
+              <w:t xml:space="preserve">) - </w:t>
+            </w:r>
+            <w:proofErr w:type="spellStart"/>
+            <w:r>
+              <w:rPr>
+                <w:rFonts w:ascii="Consolas" w:hAnsi="Consolas"/>
+                <w:color w:val="233025"/>
+                <w:sz w:val="15"/>
+              </w:rPr>
+              <w:t>daysSinceWatering</w:t>
+            </w:r>
+            <w:proofErr w:type="spellEnd"/>
+            <w:r>
+              <w:rPr>
+                <w:rFonts w:ascii="Consolas" w:hAnsi="Consolas"/>
+                <w:color w:val="233025"/>
+                <w:sz w:val="15"/>
+              </w:rPr>
+              <w:t>;</w:t>
             </w:r>
           </w:p>
           <w:p>
             <w:pPr>
               <w:spacing w:after="0"/>
-              <w:rPr>
-                <w:szCs w:val="20"/>
-              </w:rPr>
             </w:pPr>
             <w:r>
               <w:rPr>
                 <w:rFonts w:ascii="Consolas" w:hAnsi="Consolas"/>
-                <w:color w:val="28372B"/>
-                <w:szCs w:val="20"/>
-              </w:rPr>
-              <w:t xml:space="preserve"> </w:t>
+                <w:color w:val="233025"/>
+                <w:sz w:val="15"/>
+              </w:rPr>
+              <w:t>}</w:t>
             </w:r>
           </w:p>
           <w:p>
             <w:pPr>
               <w:spacing w:after="0"/>
-              <w:rPr>
-                <w:szCs w:val="20"/>
-              </w:rPr>
             </w:pPr>
             <w:r>
               <w:rPr>
                 <w:rFonts w:ascii="Consolas" w:hAnsi="Consolas"/>
-                <w:color w:val="28372B"/>
-                <w:szCs w:val="20"/>
-              </w:rPr>
-              <w:t xml:space="preserve">      for (var </w:t>
-            </w:r>
-            <w:proofErr w:type="spellStart"/>
-            <w:r>
-              <w:rPr>
-                <w:rFonts w:ascii="Consolas" w:hAnsi="Consolas"/>
-                <w:color w:val="28372B"/>
-                <w:szCs w:val="20"/>
-              </w:rPr>
-              <w:t>i</w:t>
-            </w:r>
-            <w:proofErr w:type="spellEnd"/>
-            <w:r>
-              <w:rPr>
-                <w:rFonts w:ascii="Consolas" w:hAnsi="Consolas"/>
-                <w:color w:val="28372B"/>
-                <w:szCs w:val="20"/>
-              </w:rPr>
-              <w:t xml:space="preserve"> = 0; </w:t>
-            </w:r>
-            <w:proofErr w:type="spellStart"/>
-            <w:r>
-              <w:rPr>
-                <w:rFonts w:ascii="Consolas" w:hAnsi="Consolas"/>
-                <w:color w:val="28372B"/>
-                <w:szCs w:val="20"/>
-              </w:rPr>
-              <w:t>i</w:t>
-            </w:r>
-            <w:proofErr w:type="spellEnd"/>
-            <w:r>
-              <w:rPr>
-                <w:rFonts w:ascii="Consolas" w:hAnsi="Consolas"/>
-                <w:color w:val="28372B"/>
-                <w:szCs w:val="20"/>
-              </w:rPr>
-              <w:t xml:space="preserve"> &lt; </w:t>
-            </w:r>
-            <w:proofErr w:type="spellStart"/>
-            <w:proofErr w:type="gramStart"/>
-            <w:r>
-              <w:rPr>
-                <w:rFonts w:ascii="Consolas" w:hAnsi="Consolas"/>
-                <w:color w:val="28372B"/>
-                <w:szCs w:val="20"/>
-              </w:rPr>
-              <w:t>plants.length</w:t>
-            </w:r>
-            <w:proofErr w:type="spellEnd"/>
-            <w:proofErr w:type="gramEnd"/>
-            <w:r>
-              <w:rPr>
-                <w:rFonts w:ascii="Consolas" w:hAnsi="Consolas"/>
-                <w:color w:val="28372B"/>
-                <w:szCs w:val="20"/>
-              </w:rPr>
-              <w:t xml:space="preserve">; </w:t>
-            </w:r>
-            <w:proofErr w:type="spellStart"/>
-            <w:r>
-              <w:rPr>
-                <w:rFonts w:ascii="Consolas" w:hAnsi="Consolas"/>
-                <w:color w:val="28372B"/>
-                <w:szCs w:val="20"/>
-              </w:rPr>
-              <w:t>i</w:t>
-            </w:r>
-            <w:proofErr w:type="spellEnd"/>
-            <w:r>
-              <w:rPr>
-                <w:rFonts w:ascii="Consolas" w:hAnsi="Consolas"/>
-                <w:color w:val="28372B"/>
-                <w:szCs w:val="20"/>
-              </w:rPr>
-              <w:t>++) {</w:t>
+                <w:color w:val="233025"/>
+                <w:sz w:val="15"/>
+              </w:rPr>
+              <w:t xml:space="preserve"> </w:t>
             </w:r>
           </w:p>
           <w:p>
             <w:pPr>
               <w:spacing w:after="0"/>
-              <w:rPr>
-                <w:szCs w:val="20"/>
-              </w:rPr>
             </w:pPr>
             <w:r>
               <w:rPr>
                 <w:rFonts w:ascii="Consolas" w:hAnsi="Consolas"/>
-                <w:color w:val="28372B"/>
-                <w:szCs w:val="20"/>
-              </w:rPr>
-              <w:t xml:space="preserve">        var plant = plants[</w:t>
+                <w:color w:val="233025"/>
+                <w:sz w:val="15"/>
+              </w:rPr>
+              <w:t xml:space="preserve">function </w:t>
             </w:r>
             <w:proofErr w:type="spellStart"/>
             <w:r>
               <w:rPr>
                 <w:rFonts w:ascii="Consolas" w:hAnsi="Consolas"/>
-                <w:color w:val="28372B"/>
-                <w:szCs w:val="20"/>
-              </w:rPr>
-              <w:t>i</w:t>
+                <w:color w:val="233025"/>
+                <w:sz w:val="15"/>
+              </w:rPr>
+              <w:t>makePlantCard</w:t>
             </w:r>
             <w:proofErr w:type="spellEnd"/>
             <w:r>
               <w:rPr>
                 <w:rFonts w:ascii="Consolas" w:hAnsi="Consolas"/>
-                <w:color w:val="28372B"/>
-                <w:szCs w:val="20"/>
-              </w:rPr>
-              <w:t>];</w:t>
+                <w:color w:val="233025"/>
+                <w:sz w:val="15"/>
+              </w:rPr>
+              <w:t>(plant) {</w:t>
             </w:r>
           </w:p>
           <w:p>
             <w:pPr>
               <w:spacing w:after="0"/>
-              <w:rPr>
-                <w:szCs w:val="20"/>
-              </w:rPr>
             </w:pPr>
             <w:r>
               <w:rPr>
                 <w:rFonts w:ascii="Consolas" w:hAnsi="Consolas"/>
-                <w:color w:val="28372B"/>
-                <w:szCs w:val="20"/>
-              </w:rPr>
-              <w:t xml:space="preserve">        var card = </w:t>
+                <w:color w:val="233025"/>
+                <w:sz w:val="15"/>
+              </w:rPr>
+              <w:t xml:space="preserve">  var card = </w:t>
             </w:r>
             <w:proofErr w:type="spellStart"/>
-            <w:proofErr w:type="gramStart"/>
-            <w:r>
-              <w:rPr>
-                <w:rFonts w:ascii="Consolas" w:hAnsi="Consolas"/>
-                <w:color w:val="28372B"/>
-                <w:szCs w:val="20"/>
+            <w:r>
+              <w:rPr>
+                <w:rFonts w:ascii="Consolas" w:hAnsi="Consolas"/>
+                <w:color w:val="233025"/>
+                <w:sz w:val="15"/>
               </w:rPr>
               <w:t>document.createElement</w:t>
             </w:r>
             <w:proofErr w:type="spellEnd"/>
-            <w:proofErr w:type="gramEnd"/>
-            <w:r>
-              <w:rPr>
-                <w:rFonts w:ascii="Consolas" w:hAnsi="Consolas"/>
-                <w:color w:val="28372B"/>
-                <w:szCs w:val="20"/>
-              </w:rPr>
-              <w:t>('div');</w:t>
+            <w:r>
+              <w:rPr>
+                <w:rFonts w:ascii="Consolas" w:hAnsi="Consolas"/>
+                <w:color w:val="233025"/>
+                <w:sz w:val="15"/>
+              </w:rPr>
+              <w:t>('article');</w:t>
             </w:r>
           </w:p>
           <w:p>
             <w:pPr>
               <w:spacing w:after="0"/>
-              <w:rPr>
-                <w:szCs w:val="20"/>
-              </w:rPr>
             </w:pPr>
             <w:r>
               <w:rPr>
                 <w:rFonts w:ascii="Consolas" w:hAnsi="Consolas"/>
-                <w:color w:val="28372B"/>
-                <w:szCs w:val="20"/>
-              </w:rPr>
-              <w:t xml:space="preserve">        </w:t>
+                <w:color w:val="233025"/>
+                <w:sz w:val="15"/>
+              </w:rPr>
+              <w:t xml:space="preserve">  var </w:t>
             </w:r>
             <w:proofErr w:type="spellStart"/>
-            <w:proofErr w:type="gramStart"/>
-            <w:r>
-              <w:rPr>
-                <w:rFonts w:ascii="Consolas" w:hAnsi="Consolas"/>
-                <w:color w:val="28372B"/>
-                <w:szCs w:val="20"/>
-              </w:rPr>
-              <w:t>card.className</w:t>
+            <w:r>
+              <w:rPr>
+                <w:rFonts w:ascii="Consolas" w:hAnsi="Consolas"/>
+                <w:color w:val="233025"/>
+                <w:sz w:val="15"/>
+              </w:rPr>
+              <w:t>daysLeft</w:t>
             </w:r>
             <w:proofErr w:type="spellEnd"/>
-            <w:proofErr w:type="gramEnd"/>
-            <w:r>
-              <w:rPr>
-                <w:rFonts w:ascii="Consolas" w:hAnsi="Consolas"/>
-                <w:color w:val="28372B"/>
-                <w:szCs w:val="20"/>
-              </w:rPr>
-              <w:t xml:space="preserve"> = 'plant-card';</w:t>
+            <w:r>
+              <w:rPr>
+                <w:rFonts w:ascii="Consolas" w:hAnsi="Consolas"/>
+                <w:color w:val="233025"/>
+                <w:sz w:val="15"/>
+              </w:rPr>
+              <w:t xml:space="preserve"> = </w:t>
+            </w:r>
+            <w:proofErr w:type="spellStart"/>
+            <w:r>
+              <w:rPr>
+                <w:rFonts w:ascii="Consolas" w:hAnsi="Consolas"/>
+                <w:color w:val="233025"/>
+                <w:sz w:val="15"/>
+              </w:rPr>
+              <w:t>daysUntilWater</w:t>
+            </w:r>
+            <w:proofErr w:type="spellEnd"/>
+            <w:r>
+              <w:rPr>
+                <w:rFonts w:ascii="Consolas" w:hAnsi="Consolas"/>
+                <w:color w:val="233025"/>
+                <w:sz w:val="15"/>
+              </w:rPr>
+              <w:t>(plant);</w:t>
             </w:r>
           </w:p>
           <w:p>
             <w:pPr>
               <w:spacing w:after="0"/>
-              <w:rPr>
-                <w:szCs w:val="20"/>
-              </w:rPr>
             </w:pPr>
             <w:r>
               <w:rPr>
                 <w:rFonts w:ascii="Consolas" w:hAnsi="Consolas"/>
-                <w:color w:val="28372B"/>
-                <w:szCs w:val="20"/>
-              </w:rPr>
-              <w:t xml:space="preserve"> </w:t>
+                <w:color w:val="233025"/>
+                <w:sz w:val="15"/>
+              </w:rPr>
+              <w:t xml:space="preserve">  var status = </w:t>
+            </w:r>
+            <w:proofErr w:type="spellStart"/>
+            <w:r>
+              <w:rPr>
+                <w:rFonts w:ascii="Consolas" w:hAnsi="Consolas"/>
+                <w:color w:val="233025"/>
+                <w:sz w:val="15"/>
+              </w:rPr>
+              <w:t>document.createElement</w:t>
+            </w:r>
+            <w:proofErr w:type="spellEnd"/>
+            <w:r>
+              <w:rPr>
+                <w:rFonts w:ascii="Consolas" w:hAnsi="Consolas"/>
+                <w:color w:val="233025"/>
+                <w:sz w:val="15"/>
+              </w:rPr>
+              <w:t>('p');</w:t>
             </w:r>
           </w:p>
           <w:p>
             <w:pPr>
               <w:spacing w:after="0"/>
-              <w:rPr>
-                <w:szCs w:val="20"/>
-              </w:rPr>
             </w:pPr>
             <w:r>
               <w:rPr>
                 <w:rFonts w:ascii="Consolas" w:hAnsi="Consolas"/>
-                <w:color w:val="28372B"/>
-                <w:szCs w:val="20"/>
-              </w:rPr>
-              <w:t xml:space="preserve">        var name = </w:t>
+                <w:color w:val="233025"/>
+                <w:sz w:val="15"/>
+              </w:rPr>
+              <w:t xml:space="preserve">  var details = </w:t>
             </w:r>
             <w:proofErr w:type="spellStart"/>
-            <w:proofErr w:type="gramStart"/>
-            <w:r>
-              <w:rPr>
-                <w:rFonts w:ascii="Consolas" w:hAnsi="Consolas"/>
-                <w:color w:val="28372B"/>
-                <w:szCs w:val="20"/>
+            <w:r>
+              <w:rPr>
+                <w:rFonts w:ascii="Consolas" w:hAnsi="Consolas"/>
+                <w:color w:val="233025"/>
+                <w:sz w:val="15"/>
               </w:rPr>
               <w:t>document.createElement</w:t>
             </w:r>
             <w:proofErr w:type="spellEnd"/>
-            <w:proofErr w:type="gramEnd"/>
-            <w:r>
-              <w:rPr>
-                <w:rFonts w:ascii="Consolas" w:hAnsi="Consolas"/>
-                <w:color w:val="28372B"/>
-                <w:szCs w:val="20"/>
-              </w:rPr>
-              <w:t>('h3');</w:t>
+            <w:r>
+              <w:rPr>
+                <w:rFonts w:ascii="Consolas" w:hAnsi="Consolas"/>
+                <w:color w:val="233025"/>
+                <w:sz w:val="15"/>
+              </w:rPr>
+              <w:t>('details');</w:t>
             </w:r>
           </w:p>
           <w:p>
             <w:pPr>
               <w:spacing w:after="0"/>
-              <w:rPr>
-                <w:szCs w:val="20"/>
-              </w:rPr>
             </w:pPr>
             <w:r>
               <w:rPr>
                 <w:rFonts w:ascii="Consolas" w:hAnsi="Consolas"/>
-                <w:color w:val="28372B"/>
-                <w:szCs w:val="20"/>
-              </w:rPr>
-              <w:t xml:space="preserve">        </w:t>
+                <w:color w:val="233025"/>
+                <w:sz w:val="15"/>
+              </w:rPr>
+              <w:t xml:space="preserve">  var summary = </w:t>
             </w:r>
             <w:proofErr w:type="spellStart"/>
-            <w:proofErr w:type="gramStart"/>
-            <w:r>
-              <w:rPr>
-                <w:rFonts w:ascii="Consolas" w:hAnsi="Consolas"/>
-                <w:color w:val="28372B"/>
-                <w:szCs w:val="20"/>
-              </w:rPr>
-              <w:t>name.textContent</w:t>
+            <w:r>
+              <w:rPr>
+                <w:rFonts w:ascii="Consolas" w:hAnsi="Consolas"/>
+                <w:color w:val="233025"/>
+                <w:sz w:val="15"/>
+              </w:rPr>
+              <w:t>document.createElement</w:t>
             </w:r>
             <w:proofErr w:type="spellEnd"/>
-            <w:proofErr w:type="gramEnd"/>
-            <w:r>
-              <w:rPr>
-                <w:rFonts w:ascii="Consolas" w:hAnsi="Consolas"/>
-                <w:color w:val="28372B"/>
-                <w:szCs w:val="20"/>
-              </w:rPr>
-              <w:t xml:space="preserve"> = plant.name;</w:t>
+            <w:r>
+              <w:rPr>
+                <w:rFonts w:ascii="Consolas" w:hAnsi="Consolas"/>
+                <w:color w:val="233025"/>
+                <w:sz w:val="15"/>
+              </w:rPr>
+              <w:t>('summary');</w:t>
             </w:r>
           </w:p>
           <w:p>
             <w:pPr>
               <w:spacing w:after="0"/>
-              <w:rPr>
-                <w:szCs w:val="20"/>
-              </w:rPr>
             </w:pPr>
             <w:r>
               <w:rPr>
                 <w:rFonts w:ascii="Consolas" w:hAnsi="Consolas"/>
-                <w:color w:val="28372B"/>
-                <w:szCs w:val="20"/>
-              </w:rPr>
-              <w:t xml:space="preserve">        </w:t>
+                <w:color w:val="233025"/>
+                <w:sz w:val="15"/>
+              </w:rPr>
+              <w:t xml:space="preserve">  var light = </w:t>
             </w:r>
             <w:proofErr w:type="spellStart"/>
-            <w:proofErr w:type="gramStart"/>
-            <w:r>
-              <w:rPr>
-                <w:rFonts w:ascii="Consolas" w:hAnsi="Consolas"/>
-                <w:color w:val="28372B"/>
-                <w:szCs w:val="20"/>
-              </w:rPr>
-              <w:t>card.appendChild</w:t>
+            <w:r>
+              <w:rPr>
+                <w:rFonts w:ascii="Consolas" w:hAnsi="Consolas"/>
+                <w:color w:val="233025"/>
+                <w:sz w:val="15"/>
+              </w:rPr>
+              <w:t>document.createElement</w:t>
             </w:r>
             <w:proofErr w:type="spellEnd"/>
-            <w:proofErr w:type="gramEnd"/>
-            <w:r>
-              <w:rPr>
-                <w:rFonts w:ascii="Consolas" w:hAnsi="Consolas"/>
-                <w:color w:val="28372B"/>
-                <w:szCs w:val="20"/>
-              </w:rPr>
-              <w:t>(name);</w:t>
+            <w:r>
+              <w:rPr>
+                <w:rFonts w:ascii="Consolas" w:hAnsi="Consolas"/>
+                <w:color w:val="233025"/>
+                <w:sz w:val="15"/>
+              </w:rPr>
+              <w:t>('p');</w:t>
             </w:r>
           </w:p>
           <w:p>
             <w:pPr>
               <w:spacing w:after="0"/>
-              <w:rPr>
-                <w:szCs w:val="20"/>
-              </w:rPr>
             </w:pPr>
             <w:r>
               <w:rPr>
                 <w:rFonts w:ascii="Consolas" w:hAnsi="Consolas"/>
-                <w:color w:val="28372B"/>
-                <w:szCs w:val="20"/>
-              </w:rPr>
-              <w:t xml:space="preserve"> </w:t>
+                <w:color w:val="233025"/>
+                <w:sz w:val="15"/>
+              </w:rPr>
+              <w:t xml:space="preserve">  var tip = </w:t>
+            </w:r>
+            <w:proofErr w:type="spellStart"/>
+            <w:r>
+              <w:rPr>
+                <w:rFonts w:ascii="Consolas" w:hAnsi="Consolas"/>
+                <w:color w:val="233025"/>
+                <w:sz w:val="15"/>
+              </w:rPr>
+              <w:t>document.createElement</w:t>
+            </w:r>
+            <w:proofErr w:type="spellEnd"/>
+            <w:r>
+              <w:rPr>
+                <w:rFonts w:ascii="Consolas" w:hAnsi="Consolas"/>
+                <w:color w:val="233025"/>
+                <w:sz w:val="15"/>
+              </w:rPr>
+              <w:t>('p');</w:t>
             </w:r>
           </w:p>
           <w:p>
             <w:pPr>
               <w:spacing w:after="0"/>
-              <w:rPr>
-                <w:szCs w:val="20"/>
-              </w:rPr>
             </w:pPr>
             <w:r>
               <w:rPr>
                 <w:rFonts w:ascii="Consolas" w:hAnsi="Consolas"/>
-                <w:color w:val="28372B"/>
-                <w:szCs w:val="20"/>
-              </w:rPr>
-              <w:t xml:space="preserve">        var type = </w:t>
-            </w:r>
-            <w:proofErr w:type="spellStart"/>
-            <w:proofErr w:type="gramStart"/>
-            <w:r>
-              <w:rPr>
-                <w:rFonts w:ascii="Consolas" w:hAnsi="Consolas"/>
-                <w:color w:val="28372B"/>
-                <w:szCs w:val="20"/>
-              </w:rPr>
-              <w:t>document.createElement</w:t>
-            </w:r>
-            <w:proofErr w:type="spellEnd"/>
-            <w:proofErr w:type="gramEnd"/>
-            <w:r>
-              <w:rPr>
-                <w:rFonts w:ascii="Consolas" w:hAnsi="Consolas"/>
-                <w:color w:val="28372B"/>
-                <w:szCs w:val="20"/>
-              </w:rPr>
-              <w:t>('p');</w:t>
+                <w:color w:val="233025"/>
+                <w:sz w:val="15"/>
+              </w:rPr>
+              <w:t xml:space="preserve"> </w:t>
             </w:r>
           </w:p>
           <w:p>
             <w:pPr>
               <w:spacing w:after="0"/>
-              <w:rPr>
-                <w:szCs w:val="20"/>
-              </w:rPr>
             </w:pPr>
             <w:r>
               <w:rPr>
                 <w:rFonts w:ascii="Consolas" w:hAnsi="Consolas"/>
-                <w:color w:val="28372B"/>
-                <w:szCs w:val="20"/>
-              </w:rPr>
-              <w:t xml:space="preserve">        </w:t>
+                <w:color w:val="233025"/>
+                <w:sz w:val="15"/>
+              </w:rPr>
+              <w:t xml:space="preserve">  </w:t>
             </w:r>
             <w:proofErr w:type="spellStart"/>
-            <w:proofErr w:type="gramStart"/>
-            <w:r>
-              <w:rPr>
-                <w:rFonts w:ascii="Consolas" w:hAnsi="Consolas"/>
-                <w:color w:val="28372B"/>
-                <w:szCs w:val="20"/>
-              </w:rPr>
-              <w:t>type.textContent</w:t>
+            <w:r>
+              <w:rPr>
+                <w:rFonts w:ascii="Consolas" w:hAnsi="Consolas"/>
+                <w:color w:val="233025"/>
+                <w:sz w:val="15"/>
+              </w:rPr>
+              <w:t>card.className</w:t>
             </w:r>
             <w:proofErr w:type="spellEnd"/>
-            <w:proofErr w:type="gramEnd"/>
-            <w:r>
-              <w:rPr>
-                <w:rFonts w:ascii="Consolas" w:hAnsi="Consolas"/>
-                <w:color w:val="28372B"/>
-                <w:szCs w:val="20"/>
-              </w:rPr>
-              <w:t xml:space="preserve"> = 'Plant type: ' + </w:t>
-            </w:r>
-            <w:proofErr w:type="spellStart"/>
-            <w:proofErr w:type="gramStart"/>
-            <w:r>
-              <w:rPr>
-                <w:rFonts w:ascii="Consolas" w:hAnsi="Consolas"/>
-                <w:color w:val="28372B"/>
-                <w:szCs w:val="20"/>
-              </w:rPr>
-              <w:t>plant.type</w:t>
-            </w:r>
-            <w:proofErr w:type="spellEnd"/>
-            <w:proofErr w:type="gramEnd"/>
-            <w:r>
-              <w:rPr>
-                <w:rFonts w:ascii="Consolas" w:hAnsi="Consolas"/>
-                <w:color w:val="28372B"/>
-                <w:szCs w:val="20"/>
-              </w:rPr>
-              <w:t>;</w:t>
+            <w:r>
+              <w:rPr>
+                <w:rFonts w:ascii="Consolas" w:hAnsi="Consolas"/>
+                <w:color w:val="233025"/>
+                <w:sz w:val="15"/>
+              </w:rPr>
+              <w:t xml:space="preserve"> = 'plant-card';</w:t>
             </w:r>
           </w:p>
           <w:p>
             <w:pPr>
               <w:spacing w:after="0"/>
-              <w:rPr>
-                <w:szCs w:val="20"/>
-              </w:rPr>
             </w:pPr>
             <w:r>
               <w:rPr>
                 <w:rFonts w:ascii="Consolas" w:hAnsi="Consolas"/>
-                <w:color w:val="28372B"/>
-                <w:szCs w:val="20"/>
-              </w:rPr>
-              <w:t xml:space="preserve">        </w:t>
+                <w:color w:val="233025"/>
+                <w:sz w:val="15"/>
+              </w:rPr>
+              <w:t xml:space="preserve">  if (</w:t>
             </w:r>
             <w:proofErr w:type="spellStart"/>
-            <w:proofErr w:type="gramStart"/>
-            <w:r>
-              <w:rPr>
-                <w:rFonts w:ascii="Consolas" w:hAnsi="Consolas"/>
-                <w:color w:val="28372B"/>
-                <w:szCs w:val="20"/>
-              </w:rPr>
-              <w:t>card.appendChild</w:t>
+            <w:r>
+              <w:rPr>
+                <w:rFonts w:ascii="Consolas" w:hAnsi="Consolas"/>
+                <w:color w:val="233025"/>
+                <w:sz w:val="15"/>
+              </w:rPr>
+              <w:t>daysLeft</w:t>
             </w:r>
             <w:proofErr w:type="spellEnd"/>
-            <w:proofErr w:type="gramEnd"/>
-            <w:r>
-              <w:rPr>
-                <w:rFonts w:ascii="Consolas" w:hAnsi="Consolas"/>
-                <w:color w:val="28372B"/>
-                <w:szCs w:val="20"/>
-              </w:rPr>
-              <w:t>(type);</w:t>
+            <w:r>
+              <w:rPr>
+                <w:rFonts w:ascii="Consolas" w:hAnsi="Consolas"/>
+                <w:color w:val="233025"/>
+                <w:sz w:val="15"/>
+              </w:rPr>
+              <w:t xml:space="preserve"> &lt;= 0) {</w:t>
             </w:r>
           </w:p>
           <w:p>
             <w:pPr>
               <w:spacing w:after="0"/>
-              <w:rPr>
-                <w:szCs w:val="20"/>
-              </w:rPr>
             </w:pPr>
             <w:r>
               <w:rPr>
                 <w:rFonts w:ascii="Consolas" w:hAnsi="Consolas"/>
-                <w:color w:val="28372B"/>
-                <w:szCs w:val="20"/>
-              </w:rPr>
-              <w:t xml:space="preserve"> </w:t>
+                <w:color w:val="233025"/>
+                <w:sz w:val="15"/>
+              </w:rPr>
+              <w:t xml:space="preserve">    </w:t>
+            </w:r>
+            <w:proofErr w:type="spellStart"/>
+            <w:r>
+              <w:rPr>
+                <w:rFonts w:ascii="Consolas" w:hAnsi="Consolas"/>
+                <w:color w:val="233025"/>
+                <w:sz w:val="15"/>
+              </w:rPr>
+              <w:t>card.classList.add</w:t>
+            </w:r>
+            <w:proofErr w:type="spellEnd"/>
+            <w:r>
+              <w:rPr>
+                <w:rFonts w:ascii="Consolas" w:hAnsi="Consolas"/>
+                <w:color w:val="233025"/>
+                <w:sz w:val="15"/>
+              </w:rPr>
+              <w:t>('needs-water');</w:t>
             </w:r>
           </w:p>
           <w:p>
             <w:pPr>
               <w:spacing w:after="0"/>
-              <w:rPr>
-                <w:szCs w:val="20"/>
-              </w:rPr>
             </w:pPr>
             <w:r>
               <w:rPr>
                 <w:rFonts w:ascii="Consolas" w:hAnsi="Consolas"/>
-                <w:color w:val="28372B"/>
-                <w:szCs w:val="20"/>
-              </w:rPr>
-              <w:t xml:space="preserve">        var room = </w:t>
+                <w:color w:val="233025"/>
+                <w:sz w:val="15"/>
+              </w:rPr>
+              <w:t xml:space="preserve">    if (</w:t>
             </w:r>
             <w:proofErr w:type="spellStart"/>
-            <w:proofErr w:type="gramStart"/>
-            <w:r>
-              <w:rPr>
-                <w:rFonts w:ascii="Consolas" w:hAnsi="Consolas"/>
-                <w:color w:val="28372B"/>
-                <w:szCs w:val="20"/>
-              </w:rPr>
-              <w:t>document.createElement</w:t>
+            <w:r>
+              <w:rPr>
+                <w:rFonts w:ascii="Consolas" w:hAnsi="Consolas"/>
+                <w:color w:val="233025"/>
+                <w:sz w:val="15"/>
+              </w:rPr>
+              <w:t>daysLeft</w:t>
             </w:r>
             <w:proofErr w:type="spellEnd"/>
-            <w:proofErr w:type="gramEnd"/>
-            <w:r>
-              <w:rPr>
-                <w:rFonts w:ascii="Consolas" w:hAnsi="Consolas"/>
-                <w:color w:val="28372B"/>
-                <w:szCs w:val="20"/>
-              </w:rPr>
-              <w:t>('p');</w:t>
+            <w:r>
+              <w:rPr>
+                <w:rFonts w:ascii="Consolas" w:hAnsi="Consolas"/>
+                <w:color w:val="233025"/>
+                <w:sz w:val="15"/>
+              </w:rPr>
+              <w:t xml:space="preserve"> === 0) {</w:t>
             </w:r>
           </w:p>
           <w:p>
             <w:pPr>
               <w:spacing w:after="0"/>
-              <w:rPr>
-                <w:szCs w:val="20"/>
-              </w:rPr>
             </w:pPr>
             <w:r>
               <w:rPr>
                 <w:rFonts w:ascii="Consolas" w:hAnsi="Consolas"/>
-                <w:color w:val="28372B"/>
-                <w:szCs w:val="20"/>
-              </w:rPr>
-              <w:t xml:space="preserve">        </w:t>
+                <w:color w:val="233025"/>
+                <w:sz w:val="15"/>
+              </w:rPr>
+              <w:t xml:space="preserve">      </w:t>
             </w:r>
             <w:proofErr w:type="spellStart"/>
-            <w:proofErr w:type="gramStart"/>
-            <w:r>
-              <w:rPr>
-                <w:rFonts w:ascii="Consolas" w:hAnsi="Consolas"/>
-                <w:color w:val="28372B"/>
-                <w:szCs w:val="20"/>
-              </w:rPr>
-              <w:t>room.textContent</w:t>
+            <w:r>
+              <w:rPr>
+                <w:rFonts w:ascii="Consolas" w:hAnsi="Consolas"/>
+                <w:color w:val="233025"/>
+                <w:sz w:val="15"/>
+              </w:rPr>
+              <w:t>status.textContent</w:t>
             </w:r>
             <w:proofErr w:type="spellEnd"/>
-            <w:proofErr w:type="gramEnd"/>
-            <w:r>
-              <w:rPr>
-                <w:rFonts w:ascii="Consolas" w:hAnsi="Consolas"/>
-                <w:color w:val="28372B"/>
-                <w:szCs w:val="20"/>
-              </w:rPr>
-              <w:t xml:space="preserve"> = 'Location: ' + </w:t>
-            </w:r>
-            <w:proofErr w:type="spellStart"/>
-            <w:proofErr w:type="gramStart"/>
-            <w:r>
-              <w:rPr>
-                <w:rFonts w:ascii="Consolas" w:hAnsi="Consolas"/>
-                <w:color w:val="28372B"/>
-                <w:szCs w:val="20"/>
-              </w:rPr>
-              <w:t>plant.room</w:t>
-            </w:r>
-            <w:proofErr w:type="spellEnd"/>
-            <w:proofErr w:type="gramEnd"/>
-            <w:r>
-              <w:rPr>
-                <w:rFonts w:ascii="Consolas" w:hAnsi="Consolas"/>
-                <w:color w:val="28372B"/>
-                <w:szCs w:val="20"/>
-              </w:rPr>
-              <w:t>;</w:t>
+            <w:r>
+              <w:rPr>
+                <w:rFonts w:ascii="Consolas" w:hAnsi="Consolas"/>
+                <w:color w:val="233025"/>
+                <w:sz w:val="15"/>
+              </w:rPr>
+              <w:t xml:space="preserve"> = 'Water today';</w:t>
             </w:r>
           </w:p>
           <w:p>
             <w:pPr>
               <w:spacing w:after="0"/>
-              <w:rPr>
-                <w:szCs w:val="20"/>
-              </w:rPr>
             </w:pPr>
             <w:r>
               <w:rPr>
                 <w:rFonts w:ascii="Consolas" w:hAnsi="Consolas"/>
-                <w:color w:val="28372B"/>
-                <w:szCs w:val="20"/>
-              </w:rPr>
-              <w:t xml:space="preserve">        </w:t>
-            </w:r>
-            <w:proofErr w:type="spellStart"/>
-            <w:proofErr w:type="gramStart"/>
-            <w:r>
-              <w:rPr>
-                <w:rFonts w:ascii="Consolas" w:hAnsi="Consolas"/>
-                <w:color w:val="28372B"/>
-                <w:szCs w:val="20"/>
-              </w:rPr>
-              <w:t>card.appendChild</w:t>
-            </w:r>
-            <w:proofErr w:type="spellEnd"/>
-            <w:proofErr w:type="gramEnd"/>
-            <w:r>
-              <w:rPr>
-                <w:rFonts w:ascii="Consolas" w:hAnsi="Consolas"/>
-                <w:color w:val="28372B"/>
-                <w:szCs w:val="20"/>
-              </w:rPr>
-              <w:t>(room);</w:t>
+                <w:color w:val="233025"/>
+                <w:sz w:val="15"/>
+              </w:rPr>
+              <w:t xml:space="preserve">    } else {</w:t>
             </w:r>
           </w:p>
           <w:p>
             <w:pPr>
               <w:spacing w:after="0"/>
-              <w:rPr>
-                <w:szCs w:val="20"/>
-              </w:rPr>
             </w:pPr>
             <w:r>
               <w:rPr>
                 <w:rFonts w:ascii="Consolas" w:hAnsi="Consolas"/>
-                <w:color w:val="28372B"/>
-                <w:szCs w:val="20"/>
-              </w:rPr>
-              <w:t xml:space="preserve"> </w:t>
+                <w:color w:val="233025"/>
+                <w:sz w:val="15"/>
+              </w:rPr>
+              <w:t xml:space="preserve">      </w:t>
+            </w:r>
+            <w:proofErr w:type="spellStart"/>
+            <w:r>
+              <w:rPr>
+                <w:rFonts w:ascii="Consolas" w:hAnsi="Consolas"/>
+                <w:color w:val="233025"/>
+                <w:sz w:val="15"/>
+              </w:rPr>
+              <w:t>status.textContent</w:t>
+            </w:r>
+            <w:proofErr w:type="spellEnd"/>
+            <w:r>
+              <w:rPr>
+                <w:rFonts w:ascii="Consolas" w:hAnsi="Consolas"/>
+                <w:color w:val="233025"/>
+                <w:sz w:val="15"/>
+              </w:rPr>
+              <w:t xml:space="preserve"> = 'Overdue by ' + </w:t>
+            </w:r>
+            <w:proofErr w:type="spellStart"/>
+            <w:r>
+              <w:rPr>
+                <w:rFonts w:ascii="Consolas" w:hAnsi="Consolas"/>
+                <w:color w:val="233025"/>
+                <w:sz w:val="15"/>
+              </w:rPr>
+              <w:t>Math.abs</w:t>
+            </w:r>
+            <w:proofErr w:type="spellEnd"/>
+            <w:r>
+              <w:rPr>
+                <w:rFonts w:ascii="Consolas" w:hAnsi="Consolas"/>
+                <w:color w:val="233025"/>
+                <w:sz w:val="15"/>
+              </w:rPr>
+              <w:t>(</w:t>
+            </w:r>
+            <w:proofErr w:type="spellStart"/>
+            <w:r>
+              <w:rPr>
+                <w:rFonts w:ascii="Consolas" w:hAnsi="Consolas"/>
+                <w:color w:val="233025"/>
+                <w:sz w:val="15"/>
+              </w:rPr>
+              <w:t>daysLeft</w:t>
+            </w:r>
+            <w:proofErr w:type="spellEnd"/>
+            <w:r>
+              <w:rPr>
+                <w:rFonts w:ascii="Consolas" w:hAnsi="Consolas"/>
+                <w:color w:val="233025"/>
+                <w:sz w:val="15"/>
+              </w:rPr>
+              <w:t>) + ' day(s)';</w:t>
             </w:r>
           </w:p>
           <w:p>
             <w:pPr>
               <w:spacing w:after="0"/>
-              <w:rPr>
-                <w:szCs w:val="20"/>
-              </w:rPr>
             </w:pPr>
             <w:r>
               <w:rPr>
                 <w:rFonts w:ascii="Consolas" w:hAnsi="Consolas"/>
-                <w:color w:val="28372B"/>
-                <w:szCs w:val="20"/>
-              </w:rPr>
-              <w:lastRenderedPageBreak/>
-              <w:t xml:space="preserve">        var watered = </w:t>
-            </w:r>
-            <w:proofErr w:type="spellStart"/>
-            <w:proofErr w:type="gramStart"/>
-            <w:r>
-              <w:rPr>
-                <w:rFonts w:ascii="Consolas" w:hAnsi="Consolas"/>
-                <w:color w:val="28372B"/>
-                <w:szCs w:val="20"/>
-              </w:rPr>
-              <w:t>document.createElement</w:t>
-            </w:r>
-            <w:proofErr w:type="spellEnd"/>
-            <w:proofErr w:type="gramEnd"/>
-            <w:r>
-              <w:rPr>
-                <w:rFonts w:ascii="Consolas" w:hAnsi="Consolas"/>
-                <w:color w:val="28372B"/>
-                <w:szCs w:val="20"/>
-              </w:rPr>
-              <w:t>('p');</w:t>
+                <w:color w:val="233025"/>
+                <w:sz w:val="15"/>
+              </w:rPr>
+              <w:t xml:space="preserve">    }</w:t>
             </w:r>
           </w:p>
           <w:p>
             <w:pPr>
               <w:spacing w:after="0"/>
-              <w:rPr>
-                <w:szCs w:val="20"/>
-              </w:rPr>
             </w:pPr>
             <w:r>
               <w:rPr>
                 <w:rFonts w:ascii="Consolas" w:hAnsi="Consolas"/>
-                <w:color w:val="28372B"/>
-                <w:szCs w:val="20"/>
-              </w:rPr>
-              <w:t xml:space="preserve">        </w:t>
-            </w:r>
-            <w:proofErr w:type="spellStart"/>
-            <w:proofErr w:type="gramStart"/>
-            <w:r>
-              <w:rPr>
-                <w:rFonts w:ascii="Consolas" w:hAnsi="Consolas"/>
-                <w:color w:val="28372B"/>
-                <w:szCs w:val="20"/>
-              </w:rPr>
-              <w:t>watered.textContent</w:t>
-            </w:r>
-            <w:proofErr w:type="spellEnd"/>
-            <w:proofErr w:type="gramEnd"/>
-            <w:r>
-              <w:rPr>
-                <w:rFonts w:ascii="Consolas" w:hAnsi="Consolas"/>
-                <w:color w:val="28372B"/>
-                <w:szCs w:val="20"/>
-              </w:rPr>
-              <w:t xml:space="preserve"> = 'Last watered: ' + </w:t>
-            </w:r>
-            <w:proofErr w:type="spellStart"/>
-            <w:proofErr w:type="gramStart"/>
-            <w:r>
-              <w:rPr>
-                <w:rFonts w:ascii="Consolas" w:hAnsi="Consolas"/>
-                <w:color w:val="28372B"/>
-                <w:szCs w:val="20"/>
-              </w:rPr>
-              <w:t>plant.lastWatered</w:t>
-            </w:r>
-            <w:proofErr w:type="spellEnd"/>
-            <w:proofErr w:type="gramEnd"/>
-            <w:r>
-              <w:rPr>
-                <w:rFonts w:ascii="Consolas" w:hAnsi="Consolas"/>
-                <w:color w:val="28372B"/>
-                <w:szCs w:val="20"/>
-              </w:rPr>
-              <w:t>;</w:t>
+                <w:color w:val="233025"/>
+                <w:sz w:val="15"/>
+              </w:rPr>
+              <w:t xml:space="preserve">  } else {</w:t>
             </w:r>
           </w:p>
           <w:p>
             <w:pPr>
               <w:spacing w:after="0"/>
-              <w:rPr>
-                <w:szCs w:val="20"/>
-              </w:rPr>
             </w:pPr>
             <w:r>
               <w:rPr>
                 <w:rFonts w:ascii="Consolas" w:hAnsi="Consolas"/>
-                <w:color w:val="28372B"/>
-                <w:szCs w:val="20"/>
-              </w:rPr>
-              <w:t xml:space="preserve">        </w:t>
+                <w:color w:val="233025"/>
+                <w:sz w:val="15"/>
+              </w:rPr>
+              <w:t xml:space="preserve">    </w:t>
             </w:r>
             <w:proofErr w:type="spellStart"/>
-            <w:proofErr w:type="gramStart"/>
-            <w:r>
-              <w:rPr>
-                <w:rFonts w:ascii="Consolas" w:hAnsi="Consolas"/>
-                <w:color w:val="28372B"/>
-                <w:szCs w:val="20"/>
-              </w:rPr>
-              <w:t>card.appendChild</w:t>
+            <w:r>
+              <w:rPr>
+                <w:rFonts w:ascii="Consolas" w:hAnsi="Consolas"/>
+                <w:color w:val="233025"/>
+                <w:sz w:val="15"/>
+              </w:rPr>
+              <w:t>card.classList.add</w:t>
             </w:r>
             <w:proofErr w:type="spellEnd"/>
-            <w:proofErr w:type="gramEnd"/>
-            <w:r>
-              <w:rPr>
-                <w:rFonts w:ascii="Consolas" w:hAnsi="Consolas"/>
-                <w:color w:val="28372B"/>
-                <w:szCs w:val="20"/>
-              </w:rPr>
-              <w:t>(watered);</w:t>
+            <w:r>
+              <w:rPr>
+                <w:rFonts w:ascii="Consolas" w:hAnsi="Consolas"/>
+                <w:color w:val="233025"/>
+                <w:sz w:val="15"/>
+              </w:rPr>
+              <w:t>('on-schedule');</w:t>
             </w:r>
           </w:p>
           <w:p>
             <w:pPr>
               <w:spacing w:after="0"/>
-              <w:rPr>
-                <w:szCs w:val="20"/>
-              </w:rPr>
             </w:pPr>
             <w:r>
               <w:rPr>
                 <w:rFonts w:ascii="Consolas" w:hAnsi="Consolas"/>
-                <w:color w:val="28372B"/>
-                <w:szCs w:val="20"/>
-              </w:rPr>
-              <w:t xml:space="preserve"> </w:t>
+                <w:color w:val="233025"/>
+                <w:sz w:val="15"/>
+              </w:rPr>
+              <w:t xml:space="preserve">    </w:t>
+            </w:r>
+            <w:proofErr w:type="spellStart"/>
+            <w:r>
+              <w:rPr>
+                <w:rFonts w:ascii="Consolas" w:hAnsi="Consolas"/>
+                <w:color w:val="233025"/>
+                <w:sz w:val="15"/>
+              </w:rPr>
+              <w:t>status.textContent</w:t>
+            </w:r>
+            <w:proofErr w:type="spellEnd"/>
+            <w:r>
+              <w:rPr>
+                <w:rFonts w:ascii="Consolas" w:hAnsi="Consolas"/>
+                <w:color w:val="233025"/>
+                <w:sz w:val="15"/>
+              </w:rPr>
+              <w:t xml:space="preserve"> = 'Water in ' + </w:t>
+            </w:r>
+            <w:proofErr w:type="spellStart"/>
+            <w:r>
+              <w:rPr>
+                <w:rFonts w:ascii="Consolas" w:hAnsi="Consolas"/>
+                <w:color w:val="233025"/>
+                <w:sz w:val="15"/>
+              </w:rPr>
+              <w:t>daysLeft</w:t>
+            </w:r>
+            <w:proofErr w:type="spellEnd"/>
+            <w:r>
+              <w:rPr>
+                <w:rFonts w:ascii="Consolas" w:hAnsi="Consolas"/>
+                <w:color w:val="233025"/>
+                <w:sz w:val="15"/>
+              </w:rPr>
+              <w:t xml:space="preserve"> + ' day(s)';</w:t>
             </w:r>
           </w:p>
           <w:p>
             <w:pPr>
               <w:spacing w:after="0"/>
-              <w:rPr>
-                <w:szCs w:val="20"/>
-              </w:rPr>
             </w:pPr>
             <w:r>
               <w:rPr>
                 <w:rFonts w:ascii="Consolas" w:hAnsi="Consolas"/>
-                <w:color w:val="28372B"/>
-                <w:szCs w:val="20"/>
-              </w:rPr>
-              <w:t xml:space="preserve">        var schedule = </w:t>
-            </w:r>
-            <w:proofErr w:type="spellStart"/>
-            <w:proofErr w:type="gramStart"/>
-            <w:r>
-              <w:rPr>
-                <w:rFonts w:ascii="Consolas" w:hAnsi="Consolas"/>
-                <w:color w:val="28372B"/>
-                <w:szCs w:val="20"/>
-              </w:rPr>
-              <w:t>document.createElement</w:t>
-            </w:r>
-            <w:proofErr w:type="spellEnd"/>
-            <w:proofErr w:type="gramEnd"/>
-            <w:r>
-              <w:rPr>
-                <w:rFonts w:ascii="Consolas" w:hAnsi="Consolas"/>
-                <w:color w:val="28372B"/>
-                <w:szCs w:val="20"/>
-              </w:rPr>
-              <w:t>('p');</w:t>
+                <w:color w:val="233025"/>
+                <w:sz w:val="15"/>
+              </w:rPr>
+              <w:t xml:space="preserve">  }</w:t>
             </w:r>
           </w:p>
           <w:p>
             <w:pPr>
               <w:spacing w:after="0"/>
-              <w:rPr>
-                <w:szCs w:val="20"/>
-              </w:rPr>
             </w:pPr>
             <w:r>
               <w:rPr>
                 <w:rFonts w:ascii="Consolas" w:hAnsi="Consolas"/>
-                <w:color w:val="28372B"/>
-                <w:szCs w:val="20"/>
-              </w:rPr>
-              <w:t xml:space="preserve">        </w:t>
+                <w:color w:val="233025"/>
+                <w:sz w:val="15"/>
+              </w:rPr>
+              <w:t xml:space="preserve">  </w:t>
             </w:r>
             <w:proofErr w:type="spellStart"/>
-            <w:proofErr w:type="gramStart"/>
-            <w:r>
-              <w:rPr>
-                <w:rFonts w:ascii="Consolas" w:hAnsi="Consolas"/>
-                <w:color w:val="28372B"/>
-                <w:szCs w:val="20"/>
-              </w:rPr>
-              <w:t>schedule.textContent</w:t>
+            <w:r>
+              <w:rPr>
+                <w:rFonts w:ascii="Consolas" w:hAnsi="Consolas"/>
+                <w:color w:val="233025"/>
+                <w:sz w:val="15"/>
+              </w:rPr>
+              <w:t>status.className</w:t>
             </w:r>
             <w:proofErr w:type="spellEnd"/>
-            <w:proofErr w:type="gramEnd"/>
-            <w:r>
-              <w:rPr>
-                <w:rFonts w:ascii="Consolas" w:hAnsi="Consolas"/>
-                <w:color w:val="28372B"/>
-                <w:szCs w:val="20"/>
-              </w:rPr>
-              <w:t xml:space="preserve"> = 'Water every ' + </w:t>
-            </w:r>
-            <w:proofErr w:type="spellStart"/>
-            <w:proofErr w:type="gramStart"/>
-            <w:r>
-              <w:rPr>
-                <w:rFonts w:ascii="Consolas" w:hAnsi="Consolas"/>
-                <w:color w:val="28372B"/>
-                <w:szCs w:val="20"/>
-              </w:rPr>
-              <w:t>plant.waterEveryDays</w:t>
-            </w:r>
-            <w:proofErr w:type="spellEnd"/>
-            <w:proofErr w:type="gramEnd"/>
-            <w:r>
-              <w:rPr>
-                <w:rFonts w:ascii="Consolas" w:hAnsi="Consolas"/>
-                <w:color w:val="28372B"/>
-                <w:szCs w:val="20"/>
-              </w:rPr>
-              <w:t xml:space="preserve"> + ' days';</w:t>
+            <w:r>
+              <w:rPr>
+                <w:rFonts w:ascii="Consolas" w:hAnsi="Consolas"/>
+                <w:color w:val="233025"/>
+                <w:sz w:val="15"/>
+              </w:rPr>
+              <w:t xml:space="preserve"> = 'water-status';</w:t>
             </w:r>
           </w:p>
           <w:p>
             <w:pPr>
               <w:spacing w:after="0"/>
-              <w:rPr>
-                <w:szCs w:val="20"/>
-              </w:rPr>
             </w:pPr>
             <w:r>
               <w:rPr>
                 <w:rFonts w:ascii="Consolas" w:hAnsi="Consolas"/>
-                <w:color w:val="28372B"/>
-                <w:szCs w:val="20"/>
-              </w:rPr>
-              <w:t xml:space="preserve">        </w:t>
-            </w:r>
-            <w:proofErr w:type="spellStart"/>
-            <w:proofErr w:type="gramStart"/>
-            <w:r>
-              <w:rPr>
-                <w:rFonts w:ascii="Consolas" w:hAnsi="Consolas"/>
-                <w:color w:val="28372B"/>
-                <w:szCs w:val="20"/>
-              </w:rPr>
-              <w:t>card.appendChild</w:t>
-            </w:r>
-            <w:proofErr w:type="spellEnd"/>
-            <w:proofErr w:type="gramEnd"/>
-            <w:r>
-              <w:rPr>
-                <w:rFonts w:ascii="Consolas" w:hAnsi="Consolas"/>
-                <w:color w:val="28372B"/>
-                <w:szCs w:val="20"/>
-              </w:rPr>
-              <w:t>(schedule);</w:t>
+                <w:color w:val="233025"/>
+                <w:sz w:val="15"/>
+              </w:rPr>
+              <w:t xml:space="preserve"> </w:t>
             </w:r>
           </w:p>
           <w:p>
             <w:pPr>
               <w:spacing w:after="0"/>
-              <w:rPr>
-                <w:szCs w:val="20"/>
-              </w:rPr>
             </w:pPr>
             <w:r>
               <w:rPr>
                 <w:rFonts w:ascii="Consolas" w:hAnsi="Consolas"/>
-                <w:color w:val="28372B"/>
-                <w:szCs w:val="20"/>
-              </w:rPr>
-              <w:t xml:space="preserve"> </w:t>
+                <w:color w:val="233025"/>
+                <w:sz w:val="15"/>
+              </w:rPr>
+              <w:t xml:space="preserve">  var name = </w:t>
+            </w:r>
+            <w:proofErr w:type="spellStart"/>
+            <w:r>
+              <w:rPr>
+                <w:rFonts w:ascii="Consolas" w:hAnsi="Consolas"/>
+                <w:color w:val="233025"/>
+                <w:sz w:val="15"/>
+              </w:rPr>
+              <w:t>document.createElement</w:t>
+            </w:r>
+            <w:proofErr w:type="spellEnd"/>
+            <w:r>
+              <w:rPr>
+                <w:rFonts w:ascii="Consolas" w:hAnsi="Consolas"/>
+                <w:color w:val="233025"/>
+                <w:sz w:val="15"/>
+              </w:rPr>
+              <w:t>('h3');</w:t>
             </w:r>
           </w:p>
           <w:p>
             <w:pPr>
               <w:spacing w:after="0"/>
-              <w:rPr>
-                <w:szCs w:val="20"/>
-              </w:rPr>
             </w:pPr>
             <w:r>
               <w:rPr>
                 <w:rFonts w:ascii="Consolas" w:hAnsi="Consolas"/>
-                <w:color w:val="28372B"/>
-                <w:szCs w:val="20"/>
-              </w:rPr>
-              <w:t xml:space="preserve">        </w:t>
+                <w:color w:val="233025"/>
+                <w:sz w:val="15"/>
+              </w:rPr>
+              <w:t xml:space="preserve">  </w:t>
             </w:r>
             <w:proofErr w:type="spellStart"/>
             <w:r>
               <w:rPr>
                 <w:rFonts w:ascii="Consolas" w:hAnsi="Consolas"/>
-                <w:color w:val="28372B"/>
-                <w:szCs w:val="20"/>
-              </w:rPr>
-              <w:t>plantList.appendChild</w:t>
+                <w:color w:val="233025"/>
+                <w:sz w:val="15"/>
+              </w:rPr>
+              <w:t>name.textContent</w:t>
             </w:r>
             <w:proofErr w:type="spellEnd"/>
             <w:r>
               <w:rPr>
                 <w:rFonts w:ascii="Consolas" w:hAnsi="Consolas"/>
-                <w:color w:val="28372B"/>
-                <w:szCs w:val="20"/>
-              </w:rPr>
-              <w:t>(card);</w:t>
+                <w:color w:val="233025"/>
+                <w:sz w:val="15"/>
+              </w:rPr>
+              <w:t xml:space="preserve"> = plant.name;</w:t>
             </w:r>
           </w:p>
           <w:p>
             <w:pPr>
               <w:spacing w:after="0"/>
-              <w:rPr>
-                <w:szCs w:val="20"/>
-              </w:rPr>
             </w:pPr>
             <w:r>
               <w:rPr>
                 <w:rFonts w:ascii="Consolas" w:hAnsi="Consolas"/>
-                <w:color w:val="28372B"/>
-                <w:szCs w:val="20"/>
-              </w:rPr>
-              <w:t xml:space="preserve">      }</w:t>
+                <w:color w:val="233025"/>
+                <w:sz w:val="15"/>
+              </w:rPr>
+              <w:t xml:space="preserve">  </w:t>
+            </w:r>
+            <w:proofErr w:type="spellStart"/>
+            <w:r>
+              <w:rPr>
+                <w:rFonts w:ascii="Consolas" w:hAnsi="Consolas"/>
+                <w:color w:val="233025"/>
+                <w:sz w:val="15"/>
+              </w:rPr>
+              <w:t>card.appendChild</w:t>
+            </w:r>
+            <w:proofErr w:type="spellEnd"/>
+            <w:r>
+              <w:rPr>
+                <w:rFonts w:ascii="Consolas" w:hAnsi="Consolas"/>
+                <w:color w:val="233025"/>
+                <w:sz w:val="15"/>
+              </w:rPr>
+              <w:t>(name);</w:t>
             </w:r>
           </w:p>
           <w:p>
             <w:pPr>
               <w:spacing w:after="0"/>
-              <w:rPr>
-                <w:szCs w:val="20"/>
-              </w:rPr>
             </w:pPr>
             <w:r>
               <w:rPr>
                 <w:rFonts w:ascii="Consolas" w:hAnsi="Consolas"/>
-                <w:color w:val="28372B"/>
-                <w:szCs w:val="20"/>
+                <w:color w:val="233025"/>
+                <w:sz w:val="15"/>
               </w:rPr>
               <w:t xml:space="preserve"> </w:t>
             </w:r>
@@ -1816,219 +1746,3430 @@
           <w:p>
             <w:pPr>
               <w:spacing w:after="0"/>
-              <w:rPr>
-                <w:szCs w:val="20"/>
-              </w:rPr>
             </w:pPr>
             <w:r>
               <w:rPr>
                 <w:rFonts w:ascii="Consolas" w:hAnsi="Consolas"/>
-                <w:color w:val="28372B"/>
-                <w:szCs w:val="20"/>
-              </w:rPr>
-              <w:t xml:space="preserve">      </w:t>
+                <w:color w:val="233025"/>
+                <w:sz w:val="15"/>
+              </w:rPr>
+              <w:t xml:space="preserve">  var type = </w:t>
             </w:r>
             <w:proofErr w:type="spellStart"/>
-            <w:proofErr w:type="gramStart"/>
-            <w:r>
-              <w:rPr>
-                <w:rFonts w:ascii="Consolas" w:hAnsi="Consolas"/>
-                <w:color w:val="28372B"/>
-                <w:szCs w:val="20"/>
-              </w:rPr>
-              <w:t>message.textContent</w:t>
+            <w:r>
+              <w:rPr>
+                <w:rFonts w:ascii="Consolas" w:hAnsi="Consolas"/>
+                <w:color w:val="233025"/>
+                <w:sz w:val="15"/>
+              </w:rPr>
+              <w:t>document.createElement</w:t>
             </w:r>
             <w:proofErr w:type="spellEnd"/>
-            <w:proofErr w:type="gramEnd"/>
-            <w:r>
-              <w:rPr>
-                <w:rFonts w:ascii="Consolas" w:hAnsi="Consolas"/>
-                <w:color w:val="28372B"/>
-                <w:szCs w:val="20"/>
-              </w:rPr>
-              <w:t xml:space="preserve"> = 'Showing ' + </w:t>
-            </w:r>
-            <w:proofErr w:type="spellStart"/>
-            <w:proofErr w:type="gramStart"/>
-            <w:r>
-              <w:rPr>
-                <w:rFonts w:ascii="Consolas" w:hAnsi="Consolas"/>
-                <w:color w:val="28372B"/>
-                <w:szCs w:val="20"/>
-              </w:rPr>
-              <w:t>plants.length</w:t>
-            </w:r>
-            <w:proofErr w:type="spellEnd"/>
-            <w:proofErr w:type="gramEnd"/>
-            <w:r>
-              <w:rPr>
-                <w:rFonts w:ascii="Consolas" w:hAnsi="Consolas"/>
-                <w:color w:val="28372B"/>
-                <w:szCs w:val="20"/>
-              </w:rPr>
-              <w:t xml:space="preserve"> + ' plants from ' + file.name + '.';</w:t>
+            <w:r>
+              <w:rPr>
+                <w:rFonts w:ascii="Consolas" w:hAnsi="Consolas"/>
+                <w:color w:val="233025"/>
+                <w:sz w:val="15"/>
+              </w:rPr>
+              <w:t>('p');</w:t>
             </w:r>
           </w:p>
           <w:p>
             <w:pPr>
               <w:spacing w:after="0"/>
-              <w:rPr>
-                <w:szCs w:val="20"/>
-              </w:rPr>
             </w:pPr>
             <w:r>
               <w:rPr>
                 <w:rFonts w:ascii="Consolas" w:hAnsi="Consolas"/>
-                <w:color w:val="28372B"/>
-                <w:szCs w:val="20"/>
-              </w:rPr>
-              <w:t xml:space="preserve">    } catch (error) {</w:t>
+                <w:color w:val="233025"/>
+                <w:sz w:val="15"/>
+              </w:rPr>
+              <w:t xml:space="preserve">  </w:t>
+            </w:r>
+            <w:proofErr w:type="spellStart"/>
+            <w:r>
+              <w:rPr>
+                <w:rFonts w:ascii="Consolas" w:hAnsi="Consolas"/>
+                <w:color w:val="233025"/>
+                <w:sz w:val="15"/>
+              </w:rPr>
+              <w:t>type.textContent</w:t>
+            </w:r>
+            <w:proofErr w:type="spellEnd"/>
+            <w:r>
+              <w:rPr>
+                <w:rFonts w:ascii="Consolas" w:hAnsi="Consolas"/>
+                <w:color w:val="233025"/>
+                <w:sz w:val="15"/>
+              </w:rPr>
+              <w:t xml:space="preserve"> = 'Plant type: ' + </w:t>
+            </w:r>
+            <w:proofErr w:type="spellStart"/>
+            <w:r>
+              <w:rPr>
+                <w:rFonts w:ascii="Consolas" w:hAnsi="Consolas"/>
+                <w:color w:val="233025"/>
+                <w:sz w:val="15"/>
+              </w:rPr>
+              <w:t>plant.type</w:t>
+            </w:r>
+            <w:proofErr w:type="spellEnd"/>
+            <w:r>
+              <w:rPr>
+                <w:rFonts w:ascii="Consolas" w:hAnsi="Consolas"/>
+                <w:color w:val="233025"/>
+                <w:sz w:val="15"/>
+              </w:rPr>
+              <w:t>;</w:t>
             </w:r>
           </w:p>
           <w:p>
             <w:pPr>
               <w:spacing w:after="0"/>
-              <w:rPr>
-                <w:szCs w:val="20"/>
-              </w:rPr>
             </w:pPr>
             <w:r>
               <w:rPr>
                 <w:rFonts w:ascii="Consolas" w:hAnsi="Consolas"/>
-                <w:color w:val="28372B"/>
-                <w:szCs w:val="20"/>
-              </w:rPr>
-              <w:t xml:space="preserve">      </w:t>
+                <w:color w:val="233025"/>
+                <w:sz w:val="15"/>
+              </w:rPr>
+              <w:t xml:space="preserve">  </w:t>
             </w:r>
             <w:proofErr w:type="spellStart"/>
-            <w:proofErr w:type="gramStart"/>
-            <w:r>
-              <w:rPr>
-                <w:rFonts w:ascii="Consolas" w:hAnsi="Consolas"/>
-                <w:color w:val="28372B"/>
-                <w:szCs w:val="20"/>
-              </w:rPr>
-              <w:t>message.textContent</w:t>
+            <w:r>
+              <w:rPr>
+                <w:rFonts w:ascii="Consolas" w:hAnsi="Consolas"/>
+                <w:color w:val="233025"/>
+                <w:sz w:val="15"/>
+              </w:rPr>
+              <w:t>card.appendChild</w:t>
             </w:r>
             <w:proofErr w:type="spellEnd"/>
-            <w:proofErr w:type="gramEnd"/>
-            <w:r>
-              <w:rPr>
-                <w:rFonts w:ascii="Consolas" w:hAnsi="Consolas"/>
-                <w:color w:val="28372B"/>
-                <w:szCs w:val="20"/>
-              </w:rPr>
-              <w:t xml:space="preserve"> = 'Please choose a valid plant JSON file.';</w:t>
+            <w:r>
+              <w:rPr>
+                <w:rFonts w:ascii="Consolas" w:hAnsi="Consolas"/>
+                <w:color w:val="233025"/>
+                <w:sz w:val="15"/>
+              </w:rPr>
+              <w:t>(type);</w:t>
             </w:r>
           </w:p>
           <w:p>
             <w:pPr>
               <w:spacing w:after="0"/>
-              <w:rPr>
-                <w:szCs w:val="20"/>
-              </w:rPr>
             </w:pPr>
             <w:r>
               <w:rPr>
                 <w:rFonts w:ascii="Consolas" w:hAnsi="Consolas"/>
-                <w:color w:val="28372B"/>
-                <w:szCs w:val="20"/>
-              </w:rPr>
-              <w:t xml:space="preserve">    }</w:t>
+                <w:color w:val="233025"/>
+                <w:sz w:val="15"/>
+              </w:rPr>
+              <w:t xml:space="preserve"> </w:t>
             </w:r>
           </w:p>
           <w:p>
             <w:pPr>
               <w:spacing w:after="0"/>
-              <w:rPr>
-                <w:szCs w:val="20"/>
-              </w:rPr>
             </w:pPr>
             <w:r>
               <w:rPr>
                 <w:rFonts w:ascii="Consolas" w:hAnsi="Consolas"/>
-                <w:color w:val="28372B"/>
-                <w:szCs w:val="20"/>
-              </w:rPr>
-              <w:t xml:space="preserve">  };</w:t>
+                <w:color w:val="233025"/>
+                <w:sz w:val="15"/>
+              </w:rPr>
+              <w:t xml:space="preserve">  var room = </w:t>
+            </w:r>
+            <w:proofErr w:type="spellStart"/>
+            <w:r>
+              <w:rPr>
+                <w:rFonts w:ascii="Consolas" w:hAnsi="Consolas"/>
+                <w:color w:val="233025"/>
+                <w:sz w:val="15"/>
+              </w:rPr>
+              <w:t>document.createElement</w:t>
+            </w:r>
+            <w:proofErr w:type="spellEnd"/>
+            <w:r>
+              <w:rPr>
+                <w:rFonts w:ascii="Consolas" w:hAnsi="Consolas"/>
+                <w:color w:val="233025"/>
+                <w:sz w:val="15"/>
+              </w:rPr>
+              <w:t>('p');</w:t>
             </w:r>
           </w:p>
           <w:p>
             <w:pPr>
               <w:spacing w:after="0"/>
-              <w:rPr>
-                <w:szCs w:val="20"/>
-              </w:rPr>
             </w:pPr>
             <w:r>
               <w:rPr>
                 <w:rFonts w:ascii="Consolas" w:hAnsi="Consolas"/>
-                <w:color w:val="28372B"/>
-                <w:szCs w:val="20"/>
-              </w:rPr>
-              <w:t xml:space="preserve"> </w:t>
+                <w:color w:val="233025"/>
+                <w:sz w:val="15"/>
+              </w:rPr>
+              <w:t xml:space="preserve">  </w:t>
+            </w:r>
+            <w:proofErr w:type="spellStart"/>
+            <w:r>
+              <w:rPr>
+                <w:rFonts w:ascii="Consolas" w:hAnsi="Consolas"/>
+                <w:color w:val="233025"/>
+                <w:sz w:val="15"/>
+              </w:rPr>
+              <w:t>room.textContent</w:t>
+            </w:r>
+            <w:proofErr w:type="spellEnd"/>
+            <w:r>
+              <w:rPr>
+                <w:rFonts w:ascii="Consolas" w:hAnsi="Consolas"/>
+                <w:color w:val="233025"/>
+                <w:sz w:val="15"/>
+              </w:rPr>
+              <w:t xml:space="preserve"> = 'Room: ' + </w:t>
+            </w:r>
+            <w:proofErr w:type="spellStart"/>
+            <w:r>
+              <w:rPr>
+                <w:rFonts w:ascii="Consolas" w:hAnsi="Consolas"/>
+                <w:color w:val="233025"/>
+                <w:sz w:val="15"/>
+              </w:rPr>
+              <w:t>plant.room</w:t>
+            </w:r>
+            <w:proofErr w:type="spellEnd"/>
+            <w:r>
+              <w:rPr>
+                <w:rFonts w:ascii="Consolas" w:hAnsi="Consolas"/>
+                <w:color w:val="233025"/>
+                <w:sz w:val="15"/>
+              </w:rPr>
+              <w:t>;</w:t>
             </w:r>
           </w:p>
           <w:p>
             <w:pPr>
               <w:spacing w:after="0"/>
-              <w:rPr>
-                <w:szCs w:val="20"/>
-              </w:rPr>
             </w:pPr>
             <w:r>
               <w:rPr>
                 <w:rFonts w:ascii="Consolas" w:hAnsi="Consolas"/>
-                <w:color w:val="28372B"/>
-                <w:szCs w:val="20"/>
+                <w:color w:val="233025"/>
+                <w:sz w:val="15"/>
               </w:rPr>
               <w:t xml:space="preserve">  </w:t>
             </w:r>
             <w:proofErr w:type="spellStart"/>
-            <w:proofErr w:type="gramStart"/>
-            <w:r>
-              <w:rPr>
-                <w:rFonts w:ascii="Consolas" w:hAnsi="Consolas"/>
-                <w:color w:val="28372B"/>
-                <w:szCs w:val="20"/>
-              </w:rPr>
-              <w:t>reader.readAsText</w:t>
+            <w:r>
+              <w:rPr>
+                <w:rFonts w:ascii="Consolas" w:hAnsi="Consolas"/>
+                <w:color w:val="233025"/>
+                <w:sz w:val="15"/>
+              </w:rPr>
+              <w:t>card.appendChild</w:t>
             </w:r>
             <w:proofErr w:type="spellEnd"/>
-            <w:proofErr w:type="gramEnd"/>
-            <w:r>
-              <w:rPr>
-                <w:rFonts w:ascii="Consolas" w:hAnsi="Consolas"/>
-                <w:color w:val="28372B"/>
-                <w:szCs w:val="20"/>
-              </w:rPr>
-              <w:t>(file);</w:t>
+            <w:r>
+              <w:rPr>
+                <w:rFonts w:ascii="Consolas" w:hAnsi="Consolas"/>
+                <w:color w:val="233025"/>
+                <w:sz w:val="15"/>
+              </w:rPr>
+              <w:t>(room);</w:t>
             </w:r>
           </w:p>
           <w:p>
             <w:pPr>
               <w:spacing w:after="0"/>
-              <w:rPr>
-                <w:szCs w:val="20"/>
-              </w:rPr>
             </w:pPr>
             <w:r>
               <w:rPr>
                 <w:rFonts w:ascii="Consolas" w:hAnsi="Consolas"/>
-                <w:color w:val="28372B"/>
-                <w:szCs w:val="20"/>
+                <w:color w:val="233025"/>
+                <w:sz w:val="15"/>
+              </w:rPr>
+              <w:t xml:space="preserve"> </w:t>
+            </w:r>
+          </w:p>
+          <w:p>
+            <w:pPr>
+              <w:spacing w:after="0"/>
+            </w:pPr>
+            <w:r>
+              <w:rPr>
+                <w:rFonts w:ascii="Consolas" w:hAnsi="Consolas"/>
+                <w:color w:val="233025"/>
+                <w:sz w:val="15"/>
+              </w:rPr>
+              <w:t xml:space="preserve">  var </w:t>
+            </w:r>
+            <w:proofErr w:type="spellStart"/>
+            <w:r>
+              <w:rPr>
+                <w:rFonts w:ascii="Consolas" w:hAnsi="Consolas"/>
+                <w:color w:val="233025"/>
+                <w:sz w:val="15"/>
+              </w:rPr>
+              <w:t>lastWatered</w:t>
+            </w:r>
+            <w:proofErr w:type="spellEnd"/>
+            <w:r>
+              <w:rPr>
+                <w:rFonts w:ascii="Consolas" w:hAnsi="Consolas"/>
+                <w:color w:val="233025"/>
+                <w:sz w:val="15"/>
+              </w:rPr>
+              <w:t xml:space="preserve"> = </w:t>
+            </w:r>
+            <w:proofErr w:type="spellStart"/>
+            <w:r>
+              <w:rPr>
+                <w:rFonts w:ascii="Consolas" w:hAnsi="Consolas"/>
+                <w:color w:val="233025"/>
+                <w:sz w:val="15"/>
+              </w:rPr>
+              <w:t>document.createElement</w:t>
+            </w:r>
+            <w:proofErr w:type="spellEnd"/>
+            <w:r>
+              <w:rPr>
+                <w:rFonts w:ascii="Consolas" w:hAnsi="Consolas"/>
+                <w:color w:val="233025"/>
+                <w:sz w:val="15"/>
+              </w:rPr>
+              <w:t>('p');</w:t>
+            </w:r>
+          </w:p>
+          <w:p>
+            <w:pPr>
+              <w:spacing w:after="0"/>
+            </w:pPr>
+            <w:r>
+              <w:rPr>
+                <w:rFonts w:ascii="Consolas" w:hAnsi="Consolas"/>
+                <w:color w:val="233025"/>
+                <w:sz w:val="15"/>
+              </w:rPr>
+              <w:t xml:space="preserve">  </w:t>
+            </w:r>
+            <w:proofErr w:type="spellStart"/>
+            <w:r>
+              <w:rPr>
+                <w:rFonts w:ascii="Consolas" w:hAnsi="Consolas"/>
+                <w:color w:val="233025"/>
+                <w:sz w:val="15"/>
+              </w:rPr>
+              <w:t>lastWatered.textContent</w:t>
+            </w:r>
+            <w:proofErr w:type="spellEnd"/>
+            <w:r>
+              <w:rPr>
+                <w:rFonts w:ascii="Consolas" w:hAnsi="Consolas"/>
+                <w:color w:val="233025"/>
+                <w:sz w:val="15"/>
+              </w:rPr>
+              <w:t xml:space="preserve"> = 'Last watered: ' + </w:t>
+            </w:r>
+            <w:proofErr w:type="spellStart"/>
+            <w:r>
+              <w:rPr>
+                <w:rFonts w:ascii="Consolas" w:hAnsi="Consolas"/>
+                <w:color w:val="233025"/>
+                <w:sz w:val="15"/>
+              </w:rPr>
+              <w:t>plant.lastWatered</w:t>
+            </w:r>
+            <w:proofErr w:type="spellEnd"/>
+            <w:r>
+              <w:rPr>
+                <w:rFonts w:ascii="Consolas" w:hAnsi="Consolas"/>
+                <w:color w:val="233025"/>
+                <w:sz w:val="15"/>
+              </w:rPr>
+              <w:t>;</w:t>
+            </w:r>
+          </w:p>
+          <w:p>
+            <w:pPr>
+              <w:spacing w:after="0"/>
+            </w:pPr>
+            <w:r>
+              <w:rPr>
+                <w:rFonts w:ascii="Consolas" w:hAnsi="Consolas"/>
+                <w:color w:val="233025"/>
+                <w:sz w:val="15"/>
+              </w:rPr>
+              <w:t xml:space="preserve">  </w:t>
+            </w:r>
+            <w:proofErr w:type="spellStart"/>
+            <w:r>
+              <w:rPr>
+                <w:rFonts w:ascii="Consolas" w:hAnsi="Consolas"/>
+                <w:color w:val="233025"/>
+                <w:sz w:val="15"/>
+              </w:rPr>
+              <w:t>card.appendChild</w:t>
+            </w:r>
+            <w:proofErr w:type="spellEnd"/>
+            <w:r>
+              <w:rPr>
+                <w:rFonts w:ascii="Consolas" w:hAnsi="Consolas"/>
+                <w:color w:val="233025"/>
+                <w:sz w:val="15"/>
+              </w:rPr>
+              <w:t>(</w:t>
+            </w:r>
+            <w:proofErr w:type="spellStart"/>
+            <w:r>
+              <w:rPr>
+                <w:rFonts w:ascii="Consolas" w:hAnsi="Consolas"/>
+                <w:color w:val="233025"/>
+                <w:sz w:val="15"/>
+              </w:rPr>
+              <w:t>lastWatered</w:t>
+            </w:r>
+            <w:proofErr w:type="spellEnd"/>
+            <w:r>
+              <w:rPr>
+                <w:rFonts w:ascii="Consolas" w:hAnsi="Consolas"/>
+                <w:color w:val="233025"/>
+                <w:sz w:val="15"/>
+              </w:rPr>
+              <w:t>);</w:t>
+            </w:r>
+          </w:p>
+          <w:p>
+            <w:pPr>
+              <w:spacing w:after="0"/>
+            </w:pPr>
+            <w:r>
+              <w:rPr>
+                <w:rFonts w:ascii="Consolas" w:hAnsi="Consolas"/>
+                <w:color w:val="233025"/>
+                <w:sz w:val="15"/>
+              </w:rPr>
+              <w:t xml:space="preserve"> </w:t>
+            </w:r>
+          </w:p>
+          <w:p>
+            <w:pPr>
+              <w:spacing w:after="0"/>
+            </w:pPr>
+            <w:r>
+              <w:rPr>
+                <w:rFonts w:ascii="Consolas" w:hAnsi="Consolas"/>
+                <w:color w:val="233025"/>
+                <w:sz w:val="15"/>
+              </w:rPr>
+              <w:t xml:space="preserve">  var schedule = </w:t>
+            </w:r>
+            <w:proofErr w:type="spellStart"/>
+            <w:r>
+              <w:rPr>
+                <w:rFonts w:ascii="Consolas" w:hAnsi="Consolas"/>
+                <w:color w:val="233025"/>
+                <w:sz w:val="15"/>
+              </w:rPr>
+              <w:t>document.createElement</w:t>
+            </w:r>
+            <w:proofErr w:type="spellEnd"/>
+            <w:r>
+              <w:rPr>
+                <w:rFonts w:ascii="Consolas" w:hAnsi="Consolas"/>
+                <w:color w:val="233025"/>
+                <w:sz w:val="15"/>
+              </w:rPr>
+              <w:t>('p');</w:t>
+            </w:r>
+          </w:p>
+          <w:p>
+            <w:pPr>
+              <w:spacing w:after="0"/>
+            </w:pPr>
+            <w:r>
+              <w:rPr>
+                <w:rFonts w:ascii="Consolas" w:hAnsi="Consolas"/>
+                <w:color w:val="233025"/>
+                <w:sz w:val="15"/>
+              </w:rPr>
+              <w:t xml:space="preserve">  </w:t>
+            </w:r>
+            <w:proofErr w:type="spellStart"/>
+            <w:r>
+              <w:rPr>
+                <w:rFonts w:ascii="Consolas" w:hAnsi="Consolas"/>
+                <w:color w:val="233025"/>
+                <w:sz w:val="15"/>
+              </w:rPr>
+              <w:t>schedule.textContent</w:t>
+            </w:r>
+            <w:proofErr w:type="spellEnd"/>
+            <w:r>
+              <w:rPr>
+                <w:rFonts w:ascii="Consolas" w:hAnsi="Consolas"/>
+                <w:color w:val="233025"/>
+                <w:sz w:val="15"/>
+              </w:rPr>
+              <w:t xml:space="preserve"> = 'Water every ' + </w:t>
+            </w:r>
+            <w:proofErr w:type="spellStart"/>
+            <w:r>
+              <w:rPr>
+                <w:rFonts w:ascii="Consolas" w:hAnsi="Consolas"/>
+                <w:color w:val="233025"/>
+                <w:sz w:val="15"/>
+              </w:rPr>
+              <w:t>plant.waterEveryDays</w:t>
+            </w:r>
+            <w:proofErr w:type="spellEnd"/>
+            <w:r>
+              <w:rPr>
+                <w:rFonts w:ascii="Consolas" w:hAnsi="Consolas"/>
+                <w:color w:val="233025"/>
+                <w:sz w:val="15"/>
+              </w:rPr>
+              <w:t xml:space="preserve"> + ' days';</w:t>
+            </w:r>
+          </w:p>
+          <w:p>
+            <w:pPr>
+              <w:spacing w:after="0"/>
+            </w:pPr>
+            <w:r>
+              <w:rPr>
+                <w:rFonts w:ascii="Consolas" w:hAnsi="Consolas"/>
+                <w:color w:val="233025"/>
+                <w:sz w:val="15"/>
+              </w:rPr>
+              <w:t xml:space="preserve">  </w:t>
+            </w:r>
+            <w:proofErr w:type="spellStart"/>
+            <w:r>
+              <w:rPr>
+                <w:rFonts w:ascii="Consolas" w:hAnsi="Consolas"/>
+                <w:color w:val="233025"/>
+                <w:sz w:val="15"/>
+              </w:rPr>
+              <w:t>card.appendChild</w:t>
+            </w:r>
+            <w:proofErr w:type="spellEnd"/>
+            <w:r>
+              <w:rPr>
+                <w:rFonts w:ascii="Consolas" w:hAnsi="Consolas"/>
+                <w:color w:val="233025"/>
+                <w:sz w:val="15"/>
+              </w:rPr>
+              <w:t>(schedule);</w:t>
+            </w:r>
+          </w:p>
+          <w:p>
+            <w:pPr>
+              <w:spacing w:after="0"/>
+            </w:pPr>
+            <w:r>
+              <w:rPr>
+                <w:rFonts w:ascii="Consolas" w:hAnsi="Consolas"/>
+                <w:color w:val="233025"/>
+                <w:sz w:val="15"/>
+              </w:rPr>
+              <w:t xml:space="preserve">  </w:t>
+            </w:r>
+            <w:proofErr w:type="spellStart"/>
+            <w:r>
+              <w:rPr>
+                <w:rFonts w:ascii="Consolas" w:hAnsi="Consolas"/>
+                <w:color w:val="233025"/>
+                <w:sz w:val="15"/>
+              </w:rPr>
+              <w:t>card.appendChild</w:t>
+            </w:r>
+            <w:proofErr w:type="spellEnd"/>
+            <w:r>
+              <w:rPr>
+                <w:rFonts w:ascii="Consolas" w:hAnsi="Consolas"/>
+                <w:color w:val="233025"/>
+                <w:sz w:val="15"/>
+              </w:rPr>
+              <w:t>(status);</w:t>
+            </w:r>
+          </w:p>
+          <w:p>
+            <w:pPr>
+              <w:spacing w:after="0"/>
+            </w:pPr>
+            <w:r>
+              <w:rPr>
+                <w:rFonts w:ascii="Consolas" w:hAnsi="Consolas"/>
+                <w:color w:val="233025"/>
+                <w:sz w:val="15"/>
+              </w:rPr>
+              <w:t xml:space="preserve"> </w:t>
+            </w:r>
+          </w:p>
+          <w:p>
+            <w:pPr>
+              <w:spacing w:after="0"/>
+            </w:pPr>
+            <w:r>
+              <w:rPr>
+                <w:rFonts w:ascii="Consolas" w:hAnsi="Consolas"/>
+                <w:color w:val="233025"/>
+                <w:sz w:val="15"/>
+              </w:rPr>
+              <w:t xml:space="preserve">  </w:t>
+            </w:r>
+            <w:proofErr w:type="spellStart"/>
+            <w:r>
+              <w:rPr>
+                <w:rFonts w:ascii="Consolas" w:hAnsi="Consolas"/>
+                <w:color w:val="233025"/>
+                <w:sz w:val="15"/>
+              </w:rPr>
+              <w:t>summary.textContent</w:t>
+            </w:r>
+            <w:proofErr w:type="spellEnd"/>
+            <w:r>
+              <w:rPr>
+                <w:rFonts w:ascii="Consolas" w:hAnsi="Consolas"/>
+                <w:color w:val="233025"/>
+                <w:sz w:val="15"/>
+              </w:rPr>
+              <w:t xml:space="preserve"> = 'Care details';</w:t>
+            </w:r>
+          </w:p>
+          <w:p>
+            <w:pPr>
+              <w:spacing w:after="0"/>
+            </w:pPr>
+            <w:r>
+              <w:rPr>
+                <w:rFonts w:ascii="Consolas" w:hAnsi="Consolas"/>
+                <w:color w:val="233025"/>
+                <w:sz w:val="15"/>
+              </w:rPr>
+              <w:t xml:space="preserve">  </w:t>
+            </w:r>
+            <w:proofErr w:type="spellStart"/>
+            <w:r>
+              <w:rPr>
+                <w:rFonts w:ascii="Consolas" w:hAnsi="Consolas"/>
+                <w:color w:val="233025"/>
+                <w:sz w:val="15"/>
+              </w:rPr>
+              <w:t>light.textContent</w:t>
+            </w:r>
+            <w:proofErr w:type="spellEnd"/>
+            <w:r>
+              <w:rPr>
+                <w:rFonts w:ascii="Consolas" w:hAnsi="Consolas"/>
+                <w:color w:val="233025"/>
+                <w:sz w:val="15"/>
+              </w:rPr>
+              <w:t xml:space="preserve"> = 'Light: ' + </w:t>
+            </w:r>
+            <w:proofErr w:type="spellStart"/>
+            <w:r>
+              <w:rPr>
+                <w:rFonts w:ascii="Consolas" w:hAnsi="Consolas"/>
+                <w:color w:val="233025"/>
+                <w:sz w:val="15"/>
+              </w:rPr>
+              <w:t>plant.sunlight</w:t>
+            </w:r>
+            <w:proofErr w:type="spellEnd"/>
+            <w:r>
+              <w:rPr>
+                <w:rFonts w:ascii="Consolas" w:hAnsi="Consolas"/>
+                <w:color w:val="233025"/>
+                <w:sz w:val="15"/>
+              </w:rPr>
+              <w:t>;</w:t>
+            </w:r>
+          </w:p>
+          <w:p>
+            <w:pPr>
+              <w:spacing w:after="0"/>
+            </w:pPr>
+            <w:r>
+              <w:rPr>
+                <w:rFonts w:ascii="Consolas" w:hAnsi="Consolas"/>
+                <w:color w:val="233025"/>
+                <w:sz w:val="15"/>
+              </w:rPr>
+              <w:lastRenderedPageBreak/>
+              <w:t xml:space="preserve">  </w:t>
+            </w:r>
+            <w:proofErr w:type="spellStart"/>
+            <w:r>
+              <w:rPr>
+                <w:rFonts w:ascii="Consolas" w:hAnsi="Consolas"/>
+                <w:color w:val="233025"/>
+                <w:sz w:val="15"/>
+              </w:rPr>
+              <w:t>tip.textContent</w:t>
+            </w:r>
+            <w:proofErr w:type="spellEnd"/>
+            <w:r>
+              <w:rPr>
+                <w:rFonts w:ascii="Consolas" w:hAnsi="Consolas"/>
+                <w:color w:val="233025"/>
+                <w:sz w:val="15"/>
+              </w:rPr>
+              <w:t xml:space="preserve"> = </w:t>
+            </w:r>
+            <w:proofErr w:type="spellStart"/>
+            <w:r>
+              <w:rPr>
+                <w:rFonts w:ascii="Consolas" w:hAnsi="Consolas"/>
+                <w:color w:val="233025"/>
+                <w:sz w:val="15"/>
+              </w:rPr>
+              <w:t>plant.careTip</w:t>
+            </w:r>
+            <w:proofErr w:type="spellEnd"/>
+            <w:r>
+              <w:rPr>
+                <w:rFonts w:ascii="Consolas" w:hAnsi="Consolas"/>
+                <w:color w:val="233025"/>
+                <w:sz w:val="15"/>
+              </w:rPr>
+              <w:t>;</w:t>
+            </w:r>
+          </w:p>
+          <w:p>
+            <w:pPr>
+              <w:spacing w:after="0"/>
+            </w:pPr>
+            <w:r>
+              <w:rPr>
+                <w:rFonts w:ascii="Consolas" w:hAnsi="Consolas"/>
+                <w:color w:val="233025"/>
+                <w:sz w:val="15"/>
+              </w:rPr>
+              <w:t xml:space="preserve">  </w:t>
+            </w:r>
+            <w:proofErr w:type="spellStart"/>
+            <w:r>
+              <w:rPr>
+                <w:rFonts w:ascii="Consolas" w:hAnsi="Consolas"/>
+                <w:color w:val="233025"/>
+                <w:sz w:val="15"/>
+              </w:rPr>
+              <w:t>details.appendChild</w:t>
+            </w:r>
+            <w:proofErr w:type="spellEnd"/>
+            <w:r>
+              <w:rPr>
+                <w:rFonts w:ascii="Consolas" w:hAnsi="Consolas"/>
+                <w:color w:val="233025"/>
+                <w:sz w:val="15"/>
+              </w:rPr>
+              <w:t>(summary);</w:t>
+            </w:r>
+          </w:p>
+          <w:p>
+            <w:pPr>
+              <w:spacing w:after="0"/>
+            </w:pPr>
+            <w:r>
+              <w:rPr>
+                <w:rFonts w:ascii="Consolas" w:hAnsi="Consolas"/>
+                <w:color w:val="233025"/>
+                <w:sz w:val="15"/>
+              </w:rPr>
+              <w:t xml:space="preserve">  </w:t>
+            </w:r>
+            <w:proofErr w:type="spellStart"/>
+            <w:r>
+              <w:rPr>
+                <w:rFonts w:ascii="Consolas" w:hAnsi="Consolas"/>
+                <w:color w:val="233025"/>
+                <w:sz w:val="15"/>
+              </w:rPr>
+              <w:t>details.appendChild</w:t>
+            </w:r>
+            <w:proofErr w:type="spellEnd"/>
+            <w:r>
+              <w:rPr>
+                <w:rFonts w:ascii="Consolas" w:hAnsi="Consolas"/>
+                <w:color w:val="233025"/>
+                <w:sz w:val="15"/>
+              </w:rPr>
+              <w:t>(light);</w:t>
+            </w:r>
+          </w:p>
+          <w:p>
+            <w:pPr>
+              <w:spacing w:after="0"/>
+            </w:pPr>
+            <w:r>
+              <w:rPr>
+                <w:rFonts w:ascii="Consolas" w:hAnsi="Consolas"/>
+                <w:color w:val="233025"/>
+                <w:sz w:val="15"/>
+              </w:rPr>
+              <w:t xml:space="preserve">  </w:t>
+            </w:r>
+            <w:proofErr w:type="spellStart"/>
+            <w:r>
+              <w:rPr>
+                <w:rFonts w:ascii="Consolas" w:hAnsi="Consolas"/>
+                <w:color w:val="233025"/>
+                <w:sz w:val="15"/>
+              </w:rPr>
+              <w:t>details.appendChild</w:t>
+            </w:r>
+            <w:proofErr w:type="spellEnd"/>
+            <w:r>
+              <w:rPr>
+                <w:rFonts w:ascii="Consolas" w:hAnsi="Consolas"/>
+                <w:color w:val="233025"/>
+                <w:sz w:val="15"/>
+              </w:rPr>
+              <w:t>(tip);</w:t>
+            </w:r>
+          </w:p>
+          <w:p>
+            <w:pPr>
+              <w:spacing w:after="0"/>
+            </w:pPr>
+            <w:r>
+              <w:rPr>
+                <w:rFonts w:ascii="Consolas" w:hAnsi="Consolas"/>
+                <w:color w:val="233025"/>
+                <w:sz w:val="15"/>
+              </w:rPr>
+              <w:t xml:space="preserve">  </w:t>
+            </w:r>
+            <w:proofErr w:type="spellStart"/>
+            <w:r>
+              <w:rPr>
+                <w:rFonts w:ascii="Consolas" w:hAnsi="Consolas"/>
+                <w:color w:val="233025"/>
+                <w:sz w:val="15"/>
+              </w:rPr>
+              <w:t>card.appendChild</w:t>
+            </w:r>
+            <w:proofErr w:type="spellEnd"/>
+            <w:r>
+              <w:rPr>
+                <w:rFonts w:ascii="Consolas" w:hAnsi="Consolas"/>
+                <w:color w:val="233025"/>
+                <w:sz w:val="15"/>
+              </w:rPr>
+              <w:t>(details);</w:t>
+            </w:r>
+          </w:p>
+          <w:p>
+            <w:pPr>
+              <w:spacing w:after="0"/>
+            </w:pPr>
+            <w:r>
+              <w:rPr>
+                <w:rFonts w:ascii="Consolas" w:hAnsi="Consolas"/>
+                <w:color w:val="233025"/>
+                <w:sz w:val="15"/>
+              </w:rPr>
+              <w:t xml:space="preserve"> </w:t>
+            </w:r>
+          </w:p>
+          <w:p>
+            <w:pPr>
+              <w:spacing w:after="0"/>
+            </w:pPr>
+            <w:r>
+              <w:rPr>
+                <w:rFonts w:ascii="Consolas" w:hAnsi="Consolas"/>
+                <w:color w:val="233025"/>
+                <w:sz w:val="15"/>
+              </w:rPr>
+              <w:t xml:space="preserve">  return card;</w:t>
+            </w:r>
+          </w:p>
+          <w:p>
+            <w:pPr>
+              <w:spacing w:after="0"/>
+            </w:pPr>
+            <w:r>
+              <w:rPr>
+                <w:rFonts w:ascii="Consolas" w:hAnsi="Consolas"/>
+                <w:color w:val="233025"/>
+                <w:sz w:val="15"/>
+              </w:rPr>
+              <w:t>}</w:t>
+            </w:r>
+          </w:p>
+          <w:p>
+            <w:pPr>
+              <w:spacing w:after="0"/>
+            </w:pPr>
+            <w:r>
+              <w:rPr>
+                <w:rFonts w:ascii="Consolas" w:hAnsi="Consolas"/>
+                <w:color w:val="233025"/>
+                <w:sz w:val="15"/>
+              </w:rPr>
+              <w:t xml:space="preserve"> </w:t>
+            </w:r>
+          </w:p>
+          <w:p>
+            <w:pPr>
+              <w:spacing w:after="0"/>
+            </w:pPr>
+            <w:r>
+              <w:rPr>
+                <w:rFonts w:ascii="Consolas" w:hAnsi="Consolas"/>
+                <w:color w:val="233025"/>
+                <w:sz w:val="15"/>
+              </w:rPr>
+              <w:t xml:space="preserve">function </w:t>
+            </w:r>
+            <w:proofErr w:type="spellStart"/>
+            <w:r>
+              <w:rPr>
+                <w:rFonts w:ascii="Consolas" w:hAnsi="Consolas"/>
+                <w:color w:val="233025"/>
+                <w:sz w:val="15"/>
+              </w:rPr>
+              <w:t>showPlants</w:t>
+            </w:r>
+            <w:proofErr w:type="spellEnd"/>
+            <w:r>
+              <w:rPr>
+                <w:rFonts w:ascii="Consolas" w:hAnsi="Consolas"/>
+                <w:color w:val="233025"/>
+                <w:sz w:val="15"/>
+              </w:rPr>
+              <w:t>() {</w:t>
+            </w:r>
+          </w:p>
+          <w:p>
+            <w:pPr>
+              <w:spacing w:after="0"/>
+            </w:pPr>
+            <w:r>
+              <w:rPr>
+                <w:rFonts w:ascii="Consolas" w:hAnsi="Consolas"/>
+                <w:color w:val="233025"/>
+                <w:sz w:val="15"/>
+              </w:rPr>
+              <w:t xml:space="preserve">  var </w:t>
+            </w:r>
+            <w:proofErr w:type="spellStart"/>
+            <w:r>
+              <w:rPr>
+                <w:rFonts w:ascii="Consolas" w:hAnsi="Consolas"/>
+                <w:color w:val="233025"/>
+                <w:sz w:val="15"/>
+              </w:rPr>
+              <w:t>searchText</w:t>
+            </w:r>
+            <w:proofErr w:type="spellEnd"/>
+            <w:r>
+              <w:rPr>
+                <w:rFonts w:ascii="Consolas" w:hAnsi="Consolas"/>
+                <w:color w:val="233025"/>
+                <w:sz w:val="15"/>
+              </w:rPr>
+              <w:t xml:space="preserve"> = </w:t>
+            </w:r>
+            <w:proofErr w:type="spellStart"/>
+            <w:r>
+              <w:rPr>
+                <w:rFonts w:ascii="Consolas" w:hAnsi="Consolas"/>
+                <w:color w:val="233025"/>
+                <w:sz w:val="15"/>
+              </w:rPr>
+              <w:t>searchBox.value.toLowerCase</w:t>
+            </w:r>
+            <w:proofErr w:type="spellEnd"/>
+            <w:r>
+              <w:rPr>
+                <w:rFonts w:ascii="Consolas" w:hAnsi="Consolas"/>
+                <w:color w:val="233025"/>
+                <w:sz w:val="15"/>
+              </w:rPr>
+              <w:t>();</w:t>
+            </w:r>
+          </w:p>
+          <w:p>
+            <w:pPr>
+              <w:spacing w:after="0"/>
+            </w:pPr>
+            <w:r>
+              <w:rPr>
+                <w:rFonts w:ascii="Consolas" w:hAnsi="Consolas"/>
+                <w:color w:val="233025"/>
+                <w:sz w:val="15"/>
+              </w:rPr>
+              <w:t xml:space="preserve">  var </w:t>
+            </w:r>
+            <w:proofErr w:type="spellStart"/>
+            <w:r>
+              <w:rPr>
+                <w:rFonts w:ascii="Consolas" w:hAnsi="Consolas"/>
+                <w:color w:val="233025"/>
+                <w:sz w:val="15"/>
+              </w:rPr>
+              <w:t>filterValue</w:t>
+            </w:r>
+            <w:proofErr w:type="spellEnd"/>
+            <w:r>
+              <w:rPr>
+                <w:rFonts w:ascii="Consolas" w:hAnsi="Consolas"/>
+                <w:color w:val="233025"/>
+                <w:sz w:val="15"/>
+              </w:rPr>
+              <w:t xml:space="preserve"> = </w:t>
+            </w:r>
+            <w:proofErr w:type="spellStart"/>
+            <w:r>
+              <w:rPr>
+                <w:rFonts w:ascii="Consolas" w:hAnsi="Consolas"/>
+                <w:color w:val="233025"/>
+                <w:sz w:val="15"/>
+              </w:rPr>
+              <w:t>waterFilter.value</w:t>
+            </w:r>
+            <w:proofErr w:type="spellEnd"/>
+            <w:r>
+              <w:rPr>
+                <w:rFonts w:ascii="Consolas" w:hAnsi="Consolas"/>
+                <w:color w:val="233025"/>
+                <w:sz w:val="15"/>
+              </w:rPr>
+              <w:t>;</w:t>
+            </w:r>
+          </w:p>
+          <w:p>
+            <w:pPr>
+              <w:spacing w:after="0"/>
+            </w:pPr>
+            <w:r>
+              <w:rPr>
+                <w:rFonts w:ascii="Consolas" w:hAnsi="Consolas"/>
+                <w:color w:val="233025"/>
+                <w:sz w:val="15"/>
+              </w:rPr>
+              <w:t xml:space="preserve">  var </w:t>
+            </w:r>
+            <w:proofErr w:type="spellStart"/>
+            <w:r>
+              <w:rPr>
+                <w:rFonts w:ascii="Consolas" w:hAnsi="Consolas"/>
+                <w:color w:val="233025"/>
+                <w:sz w:val="15"/>
+              </w:rPr>
+              <w:t>shownPlants</w:t>
+            </w:r>
+            <w:proofErr w:type="spellEnd"/>
+            <w:r>
+              <w:rPr>
+                <w:rFonts w:ascii="Consolas" w:hAnsi="Consolas"/>
+                <w:color w:val="233025"/>
+                <w:sz w:val="15"/>
+              </w:rPr>
+              <w:t xml:space="preserve"> = </w:t>
+            </w:r>
+            <w:proofErr w:type="spellStart"/>
+            <w:r>
+              <w:rPr>
+                <w:rFonts w:ascii="Consolas" w:hAnsi="Consolas"/>
+                <w:color w:val="233025"/>
+                <w:sz w:val="15"/>
+              </w:rPr>
+              <w:t>plants.filter</w:t>
+            </w:r>
+            <w:proofErr w:type="spellEnd"/>
+            <w:r>
+              <w:rPr>
+                <w:rFonts w:ascii="Consolas" w:hAnsi="Consolas"/>
+                <w:color w:val="233025"/>
+                <w:sz w:val="15"/>
+              </w:rPr>
+              <w:t>(function (plant) {</w:t>
+            </w:r>
+          </w:p>
+          <w:p>
+            <w:pPr>
+              <w:spacing w:after="0"/>
+            </w:pPr>
+            <w:r>
+              <w:rPr>
+                <w:rFonts w:ascii="Consolas" w:hAnsi="Consolas"/>
+                <w:color w:val="233025"/>
+                <w:sz w:val="15"/>
+              </w:rPr>
+              <w:t xml:space="preserve">    var </w:t>
+            </w:r>
+            <w:proofErr w:type="spellStart"/>
+            <w:r>
+              <w:rPr>
+                <w:rFonts w:ascii="Consolas" w:hAnsi="Consolas"/>
+                <w:color w:val="233025"/>
+                <w:sz w:val="15"/>
+              </w:rPr>
+              <w:t>matchesSearch</w:t>
+            </w:r>
+            <w:proofErr w:type="spellEnd"/>
+            <w:r>
+              <w:rPr>
+                <w:rFonts w:ascii="Consolas" w:hAnsi="Consolas"/>
+                <w:color w:val="233025"/>
+                <w:sz w:val="15"/>
+              </w:rPr>
+              <w:t xml:space="preserve"> = </w:t>
+            </w:r>
+            <w:proofErr w:type="spellStart"/>
+            <w:r>
+              <w:rPr>
+                <w:rFonts w:ascii="Consolas" w:hAnsi="Consolas"/>
+                <w:color w:val="233025"/>
+                <w:sz w:val="15"/>
+              </w:rPr>
+              <w:t>plant.name.toLowerCase</w:t>
+            </w:r>
+            <w:proofErr w:type="spellEnd"/>
+            <w:r>
+              <w:rPr>
+                <w:rFonts w:ascii="Consolas" w:hAnsi="Consolas"/>
+                <w:color w:val="233025"/>
+                <w:sz w:val="15"/>
+              </w:rPr>
+              <w:t>().</w:t>
+            </w:r>
+            <w:proofErr w:type="spellStart"/>
+            <w:r>
+              <w:rPr>
+                <w:rFonts w:ascii="Consolas" w:hAnsi="Consolas"/>
+                <w:color w:val="233025"/>
+                <w:sz w:val="15"/>
+              </w:rPr>
+              <w:t>indexOf</w:t>
+            </w:r>
+            <w:proofErr w:type="spellEnd"/>
+            <w:r>
+              <w:rPr>
+                <w:rFonts w:ascii="Consolas" w:hAnsi="Consolas"/>
+                <w:color w:val="233025"/>
+                <w:sz w:val="15"/>
+              </w:rPr>
+              <w:t>(</w:t>
+            </w:r>
+            <w:proofErr w:type="spellStart"/>
+            <w:r>
+              <w:rPr>
+                <w:rFonts w:ascii="Consolas" w:hAnsi="Consolas"/>
+                <w:color w:val="233025"/>
+                <w:sz w:val="15"/>
+              </w:rPr>
+              <w:t>searchText</w:t>
+            </w:r>
+            <w:proofErr w:type="spellEnd"/>
+            <w:r>
+              <w:rPr>
+                <w:rFonts w:ascii="Consolas" w:hAnsi="Consolas"/>
+                <w:color w:val="233025"/>
+                <w:sz w:val="15"/>
+              </w:rPr>
+              <w:t>) !== -1 ||</w:t>
+            </w:r>
+          </w:p>
+          <w:p>
+            <w:pPr>
+              <w:spacing w:after="0"/>
+            </w:pPr>
+            <w:r>
+              <w:rPr>
+                <w:rFonts w:ascii="Consolas" w:hAnsi="Consolas"/>
+                <w:color w:val="233025"/>
+                <w:sz w:val="15"/>
+              </w:rPr>
+              <w:t xml:space="preserve">      </w:t>
+            </w:r>
+            <w:proofErr w:type="spellStart"/>
+            <w:r>
+              <w:rPr>
+                <w:rFonts w:ascii="Consolas" w:hAnsi="Consolas"/>
+                <w:color w:val="233025"/>
+                <w:sz w:val="15"/>
+              </w:rPr>
+              <w:t>plant.type.toLowerCase</w:t>
+            </w:r>
+            <w:proofErr w:type="spellEnd"/>
+            <w:r>
+              <w:rPr>
+                <w:rFonts w:ascii="Consolas" w:hAnsi="Consolas"/>
+                <w:color w:val="233025"/>
+                <w:sz w:val="15"/>
+              </w:rPr>
+              <w:t>().</w:t>
+            </w:r>
+            <w:proofErr w:type="spellStart"/>
+            <w:r>
+              <w:rPr>
+                <w:rFonts w:ascii="Consolas" w:hAnsi="Consolas"/>
+                <w:color w:val="233025"/>
+                <w:sz w:val="15"/>
+              </w:rPr>
+              <w:t>indexOf</w:t>
+            </w:r>
+            <w:proofErr w:type="spellEnd"/>
+            <w:r>
+              <w:rPr>
+                <w:rFonts w:ascii="Consolas" w:hAnsi="Consolas"/>
+                <w:color w:val="233025"/>
+                <w:sz w:val="15"/>
+              </w:rPr>
+              <w:t>(</w:t>
+            </w:r>
+            <w:proofErr w:type="spellStart"/>
+            <w:r>
+              <w:rPr>
+                <w:rFonts w:ascii="Consolas" w:hAnsi="Consolas"/>
+                <w:color w:val="233025"/>
+                <w:sz w:val="15"/>
+              </w:rPr>
+              <w:t>searchText</w:t>
+            </w:r>
+            <w:proofErr w:type="spellEnd"/>
+            <w:r>
+              <w:rPr>
+                <w:rFonts w:ascii="Consolas" w:hAnsi="Consolas"/>
+                <w:color w:val="233025"/>
+                <w:sz w:val="15"/>
+              </w:rPr>
+              <w:t>) !== -1 ||</w:t>
+            </w:r>
+          </w:p>
+          <w:p>
+            <w:pPr>
+              <w:spacing w:after="0"/>
+            </w:pPr>
+            <w:r>
+              <w:rPr>
+                <w:rFonts w:ascii="Consolas" w:hAnsi="Consolas"/>
+                <w:color w:val="233025"/>
+                <w:sz w:val="15"/>
+              </w:rPr>
+              <w:t xml:space="preserve">      </w:t>
+            </w:r>
+            <w:proofErr w:type="spellStart"/>
+            <w:r>
+              <w:rPr>
+                <w:rFonts w:ascii="Consolas" w:hAnsi="Consolas"/>
+                <w:color w:val="233025"/>
+                <w:sz w:val="15"/>
+              </w:rPr>
+              <w:t>plant.room.toLowerCase</w:t>
+            </w:r>
+            <w:proofErr w:type="spellEnd"/>
+            <w:r>
+              <w:rPr>
+                <w:rFonts w:ascii="Consolas" w:hAnsi="Consolas"/>
+                <w:color w:val="233025"/>
+                <w:sz w:val="15"/>
+              </w:rPr>
+              <w:t>().</w:t>
+            </w:r>
+            <w:proofErr w:type="spellStart"/>
+            <w:r>
+              <w:rPr>
+                <w:rFonts w:ascii="Consolas" w:hAnsi="Consolas"/>
+                <w:color w:val="233025"/>
+                <w:sz w:val="15"/>
+              </w:rPr>
+              <w:t>indexOf</w:t>
+            </w:r>
+            <w:proofErr w:type="spellEnd"/>
+            <w:r>
+              <w:rPr>
+                <w:rFonts w:ascii="Consolas" w:hAnsi="Consolas"/>
+                <w:color w:val="233025"/>
+                <w:sz w:val="15"/>
+              </w:rPr>
+              <w:t>(</w:t>
+            </w:r>
+            <w:proofErr w:type="spellStart"/>
+            <w:r>
+              <w:rPr>
+                <w:rFonts w:ascii="Consolas" w:hAnsi="Consolas"/>
+                <w:color w:val="233025"/>
+                <w:sz w:val="15"/>
+              </w:rPr>
+              <w:t>searchText</w:t>
+            </w:r>
+            <w:proofErr w:type="spellEnd"/>
+            <w:r>
+              <w:rPr>
+                <w:rFonts w:ascii="Consolas" w:hAnsi="Consolas"/>
+                <w:color w:val="233025"/>
+                <w:sz w:val="15"/>
+              </w:rPr>
+              <w:t>) !== -1;</w:t>
+            </w:r>
+          </w:p>
+          <w:p>
+            <w:pPr>
+              <w:spacing w:after="0"/>
+            </w:pPr>
+            <w:r>
+              <w:rPr>
+                <w:rFonts w:ascii="Consolas" w:hAnsi="Consolas"/>
+                <w:color w:val="233025"/>
+                <w:sz w:val="15"/>
+              </w:rPr>
+              <w:t xml:space="preserve">    var </w:t>
+            </w:r>
+            <w:proofErr w:type="spellStart"/>
+            <w:r>
+              <w:rPr>
+                <w:rFonts w:ascii="Consolas" w:hAnsi="Consolas"/>
+                <w:color w:val="233025"/>
+                <w:sz w:val="15"/>
+              </w:rPr>
+              <w:t>needsWater</w:t>
+            </w:r>
+            <w:proofErr w:type="spellEnd"/>
+            <w:r>
+              <w:rPr>
+                <w:rFonts w:ascii="Consolas" w:hAnsi="Consolas"/>
+                <w:color w:val="233025"/>
+                <w:sz w:val="15"/>
+              </w:rPr>
+              <w:t xml:space="preserve"> = </w:t>
+            </w:r>
+            <w:proofErr w:type="spellStart"/>
+            <w:r>
+              <w:rPr>
+                <w:rFonts w:ascii="Consolas" w:hAnsi="Consolas"/>
+                <w:color w:val="233025"/>
+                <w:sz w:val="15"/>
+              </w:rPr>
+              <w:t>daysUntilWater</w:t>
+            </w:r>
+            <w:proofErr w:type="spellEnd"/>
+            <w:r>
+              <w:rPr>
+                <w:rFonts w:ascii="Consolas" w:hAnsi="Consolas"/>
+                <w:color w:val="233025"/>
+                <w:sz w:val="15"/>
+              </w:rPr>
+              <w:t>(plant) &lt;= 0;</w:t>
+            </w:r>
+          </w:p>
+          <w:p>
+            <w:pPr>
+              <w:spacing w:after="0"/>
+            </w:pPr>
+            <w:r>
+              <w:rPr>
+                <w:rFonts w:ascii="Consolas" w:hAnsi="Consolas"/>
+                <w:color w:val="233025"/>
+                <w:sz w:val="15"/>
+              </w:rPr>
+              <w:t xml:space="preserve">    var </w:t>
+            </w:r>
+            <w:proofErr w:type="spellStart"/>
+            <w:r>
+              <w:rPr>
+                <w:rFonts w:ascii="Consolas" w:hAnsi="Consolas"/>
+                <w:color w:val="233025"/>
+                <w:sz w:val="15"/>
+              </w:rPr>
+              <w:t>matchesWater</w:t>
+            </w:r>
+            <w:proofErr w:type="spellEnd"/>
+            <w:r>
+              <w:rPr>
+                <w:rFonts w:ascii="Consolas" w:hAnsi="Consolas"/>
+                <w:color w:val="233025"/>
+                <w:sz w:val="15"/>
+              </w:rPr>
+              <w:t xml:space="preserve"> = </w:t>
+            </w:r>
+            <w:proofErr w:type="spellStart"/>
+            <w:r>
+              <w:rPr>
+                <w:rFonts w:ascii="Consolas" w:hAnsi="Consolas"/>
+                <w:color w:val="233025"/>
+                <w:sz w:val="15"/>
+              </w:rPr>
+              <w:t>filterValue</w:t>
+            </w:r>
+            <w:proofErr w:type="spellEnd"/>
+            <w:r>
+              <w:rPr>
+                <w:rFonts w:ascii="Consolas" w:hAnsi="Consolas"/>
+                <w:color w:val="233025"/>
+                <w:sz w:val="15"/>
+              </w:rPr>
+              <w:t xml:space="preserve"> === 'all' ||</w:t>
+            </w:r>
+          </w:p>
+          <w:p>
+            <w:pPr>
+              <w:spacing w:after="0"/>
+            </w:pPr>
+            <w:r>
+              <w:rPr>
+                <w:rFonts w:ascii="Consolas" w:hAnsi="Consolas"/>
+                <w:color w:val="233025"/>
+                <w:sz w:val="15"/>
+              </w:rPr>
+              <w:t xml:space="preserve">      (</w:t>
+            </w:r>
+            <w:proofErr w:type="spellStart"/>
+            <w:r>
+              <w:rPr>
+                <w:rFonts w:ascii="Consolas" w:hAnsi="Consolas"/>
+                <w:color w:val="233025"/>
+                <w:sz w:val="15"/>
+              </w:rPr>
+              <w:t>filterValue</w:t>
+            </w:r>
+            <w:proofErr w:type="spellEnd"/>
+            <w:r>
+              <w:rPr>
+                <w:rFonts w:ascii="Consolas" w:hAnsi="Consolas"/>
+                <w:color w:val="233025"/>
+                <w:sz w:val="15"/>
+              </w:rPr>
+              <w:t xml:space="preserve"> === 'due' &amp;&amp; </w:t>
+            </w:r>
+            <w:proofErr w:type="spellStart"/>
+            <w:r>
+              <w:rPr>
+                <w:rFonts w:ascii="Consolas" w:hAnsi="Consolas"/>
+                <w:color w:val="233025"/>
+                <w:sz w:val="15"/>
+              </w:rPr>
+              <w:t>needsWater</w:t>
+            </w:r>
+            <w:proofErr w:type="spellEnd"/>
+            <w:r>
+              <w:rPr>
+                <w:rFonts w:ascii="Consolas" w:hAnsi="Consolas"/>
+                <w:color w:val="233025"/>
+                <w:sz w:val="15"/>
+              </w:rPr>
+              <w:t>) ||</w:t>
+            </w:r>
+          </w:p>
+          <w:p>
+            <w:pPr>
+              <w:spacing w:after="0"/>
+            </w:pPr>
+            <w:r>
+              <w:rPr>
+                <w:rFonts w:ascii="Consolas" w:hAnsi="Consolas"/>
+                <w:color w:val="233025"/>
+                <w:sz w:val="15"/>
+              </w:rPr>
+              <w:t xml:space="preserve">      (</w:t>
+            </w:r>
+            <w:proofErr w:type="spellStart"/>
+            <w:r>
+              <w:rPr>
+                <w:rFonts w:ascii="Consolas" w:hAnsi="Consolas"/>
+                <w:color w:val="233025"/>
+                <w:sz w:val="15"/>
+              </w:rPr>
+              <w:t>filterValue</w:t>
+            </w:r>
+            <w:proofErr w:type="spellEnd"/>
+            <w:r>
+              <w:rPr>
+                <w:rFonts w:ascii="Consolas" w:hAnsi="Consolas"/>
+                <w:color w:val="233025"/>
+                <w:sz w:val="15"/>
+              </w:rPr>
+              <w:t xml:space="preserve"> === 'ok' &amp;&amp; !</w:t>
+            </w:r>
+            <w:proofErr w:type="spellStart"/>
+            <w:r>
+              <w:rPr>
+                <w:rFonts w:ascii="Consolas" w:hAnsi="Consolas"/>
+                <w:color w:val="233025"/>
+                <w:sz w:val="15"/>
+              </w:rPr>
+              <w:t>needsWater</w:t>
+            </w:r>
+            <w:proofErr w:type="spellEnd"/>
+            <w:r>
+              <w:rPr>
+                <w:rFonts w:ascii="Consolas" w:hAnsi="Consolas"/>
+                <w:color w:val="233025"/>
+                <w:sz w:val="15"/>
+              </w:rPr>
+              <w:t>);</w:t>
+            </w:r>
+          </w:p>
+          <w:p>
+            <w:pPr>
+              <w:spacing w:after="0"/>
+            </w:pPr>
+            <w:r>
+              <w:rPr>
+                <w:rFonts w:ascii="Consolas" w:hAnsi="Consolas"/>
+                <w:color w:val="233025"/>
+                <w:sz w:val="15"/>
+              </w:rPr>
+              <w:t xml:space="preserve">    return </w:t>
+            </w:r>
+            <w:proofErr w:type="spellStart"/>
+            <w:r>
+              <w:rPr>
+                <w:rFonts w:ascii="Consolas" w:hAnsi="Consolas"/>
+                <w:color w:val="233025"/>
+                <w:sz w:val="15"/>
+              </w:rPr>
+              <w:t>matchesSearch</w:t>
+            </w:r>
+            <w:proofErr w:type="spellEnd"/>
+            <w:r>
+              <w:rPr>
+                <w:rFonts w:ascii="Consolas" w:hAnsi="Consolas"/>
+                <w:color w:val="233025"/>
+                <w:sz w:val="15"/>
+              </w:rPr>
+              <w:t xml:space="preserve"> &amp;&amp; </w:t>
+            </w:r>
+            <w:proofErr w:type="spellStart"/>
+            <w:r>
+              <w:rPr>
+                <w:rFonts w:ascii="Consolas" w:hAnsi="Consolas"/>
+                <w:color w:val="233025"/>
+                <w:sz w:val="15"/>
+              </w:rPr>
+              <w:t>matchesWater</w:t>
+            </w:r>
+            <w:proofErr w:type="spellEnd"/>
+            <w:r>
+              <w:rPr>
+                <w:rFonts w:ascii="Consolas" w:hAnsi="Consolas"/>
+                <w:color w:val="233025"/>
+                <w:sz w:val="15"/>
+              </w:rPr>
+              <w:t>;</w:t>
+            </w:r>
+          </w:p>
+          <w:p>
+            <w:pPr>
+              <w:spacing w:after="0"/>
+            </w:pPr>
+            <w:r>
+              <w:rPr>
+                <w:rFonts w:ascii="Consolas" w:hAnsi="Consolas"/>
+                <w:color w:val="233025"/>
+                <w:sz w:val="15"/>
+              </w:rPr>
+              <w:t xml:space="preserve">  });</w:t>
+            </w:r>
+          </w:p>
+          <w:p>
+            <w:pPr>
+              <w:spacing w:after="0"/>
+            </w:pPr>
+            <w:r>
+              <w:rPr>
+                <w:rFonts w:ascii="Consolas" w:hAnsi="Consolas"/>
+                <w:color w:val="233025"/>
+                <w:sz w:val="15"/>
+              </w:rPr>
+              <w:t xml:space="preserve"> </w:t>
+            </w:r>
+          </w:p>
+          <w:p>
+            <w:pPr>
+              <w:spacing w:after="0"/>
+            </w:pPr>
+            <w:r>
+              <w:rPr>
+                <w:rFonts w:ascii="Consolas" w:hAnsi="Consolas"/>
+                <w:color w:val="233025"/>
+                <w:sz w:val="15"/>
+              </w:rPr>
+              <w:t xml:space="preserve">  if (</w:t>
+            </w:r>
+            <w:proofErr w:type="spellStart"/>
+            <w:r>
+              <w:rPr>
+                <w:rFonts w:ascii="Consolas" w:hAnsi="Consolas"/>
+                <w:color w:val="233025"/>
+                <w:sz w:val="15"/>
+              </w:rPr>
+              <w:t>sortOrder.value</w:t>
+            </w:r>
+            <w:proofErr w:type="spellEnd"/>
+            <w:r>
+              <w:rPr>
+                <w:rFonts w:ascii="Consolas" w:hAnsi="Consolas"/>
+                <w:color w:val="233025"/>
+                <w:sz w:val="15"/>
+              </w:rPr>
+              <w:t xml:space="preserve"> === 'name') {</w:t>
+            </w:r>
+          </w:p>
+          <w:p>
+            <w:pPr>
+              <w:spacing w:after="0"/>
+            </w:pPr>
+            <w:r>
+              <w:rPr>
+                <w:rFonts w:ascii="Consolas" w:hAnsi="Consolas"/>
+                <w:color w:val="233025"/>
+                <w:sz w:val="15"/>
+              </w:rPr>
+              <w:t xml:space="preserve">    </w:t>
+            </w:r>
+            <w:proofErr w:type="spellStart"/>
+            <w:r>
+              <w:rPr>
+                <w:rFonts w:ascii="Consolas" w:hAnsi="Consolas"/>
+                <w:color w:val="233025"/>
+                <w:sz w:val="15"/>
+              </w:rPr>
+              <w:t>shownPlants.sort</w:t>
+            </w:r>
+            <w:proofErr w:type="spellEnd"/>
+            <w:r>
+              <w:rPr>
+                <w:rFonts w:ascii="Consolas" w:hAnsi="Consolas"/>
+                <w:color w:val="233025"/>
+                <w:sz w:val="15"/>
+              </w:rPr>
+              <w:t xml:space="preserve">(function (a, b) { return </w:t>
+            </w:r>
+            <w:proofErr w:type="spellStart"/>
+            <w:r>
+              <w:rPr>
+                <w:rFonts w:ascii="Consolas" w:hAnsi="Consolas"/>
+                <w:color w:val="233025"/>
+                <w:sz w:val="15"/>
+              </w:rPr>
+              <w:t>a.name.localeCompare</w:t>
+            </w:r>
+            <w:proofErr w:type="spellEnd"/>
+            <w:r>
+              <w:rPr>
+                <w:rFonts w:ascii="Consolas" w:hAnsi="Consolas"/>
+                <w:color w:val="233025"/>
+                <w:sz w:val="15"/>
+              </w:rPr>
+              <w:t>(b.name); });</w:t>
+            </w:r>
+          </w:p>
+          <w:p>
+            <w:pPr>
+              <w:spacing w:after="0"/>
+            </w:pPr>
+            <w:r>
+              <w:rPr>
+                <w:rFonts w:ascii="Consolas" w:hAnsi="Consolas"/>
+                <w:color w:val="233025"/>
+                <w:sz w:val="15"/>
+              </w:rPr>
+              <w:t xml:space="preserve">  } else if (</w:t>
+            </w:r>
+            <w:proofErr w:type="spellStart"/>
+            <w:r>
+              <w:rPr>
+                <w:rFonts w:ascii="Consolas" w:hAnsi="Consolas"/>
+                <w:color w:val="233025"/>
+                <w:sz w:val="15"/>
+              </w:rPr>
+              <w:t>sortOrder.value</w:t>
+            </w:r>
+            <w:proofErr w:type="spellEnd"/>
+            <w:r>
+              <w:rPr>
+                <w:rFonts w:ascii="Consolas" w:hAnsi="Consolas"/>
+                <w:color w:val="233025"/>
+                <w:sz w:val="15"/>
+              </w:rPr>
+              <w:t xml:space="preserve"> === 'room') {</w:t>
+            </w:r>
+          </w:p>
+          <w:p>
+            <w:pPr>
+              <w:spacing w:after="0"/>
+            </w:pPr>
+            <w:r>
+              <w:rPr>
+                <w:rFonts w:ascii="Consolas" w:hAnsi="Consolas"/>
+                <w:color w:val="233025"/>
+                <w:sz w:val="15"/>
+              </w:rPr>
+              <w:t xml:space="preserve">    </w:t>
+            </w:r>
+            <w:proofErr w:type="spellStart"/>
+            <w:r>
+              <w:rPr>
+                <w:rFonts w:ascii="Consolas" w:hAnsi="Consolas"/>
+                <w:color w:val="233025"/>
+                <w:sz w:val="15"/>
+              </w:rPr>
+              <w:t>shownPlants.sort</w:t>
+            </w:r>
+            <w:proofErr w:type="spellEnd"/>
+            <w:r>
+              <w:rPr>
+                <w:rFonts w:ascii="Consolas" w:hAnsi="Consolas"/>
+                <w:color w:val="233025"/>
+                <w:sz w:val="15"/>
+              </w:rPr>
+              <w:t xml:space="preserve">(function (a, b) { return </w:t>
+            </w:r>
+            <w:proofErr w:type="spellStart"/>
+            <w:r>
+              <w:rPr>
+                <w:rFonts w:ascii="Consolas" w:hAnsi="Consolas"/>
+                <w:color w:val="233025"/>
+                <w:sz w:val="15"/>
+              </w:rPr>
+              <w:t>a.room.localeCompare</w:t>
+            </w:r>
+            <w:proofErr w:type="spellEnd"/>
+            <w:r>
+              <w:rPr>
+                <w:rFonts w:ascii="Consolas" w:hAnsi="Consolas"/>
+                <w:color w:val="233025"/>
+                <w:sz w:val="15"/>
+              </w:rPr>
+              <w:t>(</w:t>
+            </w:r>
+            <w:proofErr w:type="spellStart"/>
+            <w:r>
+              <w:rPr>
+                <w:rFonts w:ascii="Consolas" w:hAnsi="Consolas"/>
+                <w:color w:val="233025"/>
+                <w:sz w:val="15"/>
+              </w:rPr>
+              <w:t>b.room</w:t>
+            </w:r>
+            <w:proofErr w:type="spellEnd"/>
+            <w:r>
+              <w:rPr>
+                <w:rFonts w:ascii="Consolas" w:hAnsi="Consolas"/>
+                <w:color w:val="233025"/>
+                <w:sz w:val="15"/>
+              </w:rPr>
+              <w:t>); });</w:t>
+            </w:r>
+          </w:p>
+          <w:p>
+            <w:pPr>
+              <w:spacing w:after="0"/>
+            </w:pPr>
+            <w:r>
+              <w:rPr>
+                <w:rFonts w:ascii="Consolas" w:hAnsi="Consolas"/>
+                <w:color w:val="233025"/>
+                <w:sz w:val="15"/>
+              </w:rPr>
+              <w:t xml:space="preserve">  } else {</w:t>
+            </w:r>
+          </w:p>
+          <w:p>
+            <w:pPr>
+              <w:spacing w:after="0"/>
+            </w:pPr>
+            <w:r>
+              <w:rPr>
+                <w:rFonts w:ascii="Consolas" w:hAnsi="Consolas"/>
+                <w:color w:val="233025"/>
+                <w:sz w:val="15"/>
+              </w:rPr>
+              <w:t xml:space="preserve">    </w:t>
+            </w:r>
+            <w:proofErr w:type="spellStart"/>
+            <w:r>
+              <w:rPr>
+                <w:rFonts w:ascii="Consolas" w:hAnsi="Consolas"/>
+                <w:color w:val="233025"/>
+                <w:sz w:val="15"/>
+              </w:rPr>
+              <w:t>shownPlants.sort</w:t>
+            </w:r>
+            <w:proofErr w:type="spellEnd"/>
+            <w:r>
+              <w:rPr>
+                <w:rFonts w:ascii="Consolas" w:hAnsi="Consolas"/>
+                <w:color w:val="233025"/>
+                <w:sz w:val="15"/>
+              </w:rPr>
+              <w:t xml:space="preserve">(function (a, b) { return </w:t>
+            </w:r>
+            <w:proofErr w:type="spellStart"/>
+            <w:r>
+              <w:rPr>
+                <w:rFonts w:ascii="Consolas" w:hAnsi="Consolas"/>
+                <w:color w:val="233025"/>
+                <w:sz w:val="15"/>
+              </w:rPr>
+              <w:t>daysUntilWater</w:t>
+            </w:r>
+            <w:proofErr w:type="spellEnd"/>
+            <w:r>
+              <w:rPr>
+                <w:rFonts w:ascii="Consolas" w:hAnsi="Consolas"/>
+                <w:color w:val="233025"/>
+                <w:sz w:val="15"/>
+              </w:rPr>
+              <w:t xml:space="preserve">(a) - </w:t>
+            </w:r>
+            <w:proofErr w:type="spellStart"/>
+            <w:r>
+              <w:rPr>
+                <w:rFonts w:ascii="Consolas" w:hAnsi="Consolas"/>
+                <w:color w:val="233025"/>
+                <w:sz w:val="15"/>
+              </w:rPr>
+              <w:t>daysUntilWater</w:t>
+            </w:r>
+            <w:proofErr w:type="spellEnd"/>
+            <w:r>
+              <w:rPr>
+                <w:rFonts w:ascii="Consolas" w:hAnsi="Consolas"/>
+                <w:color w:val="233025"/>
+                <w:sz w:val="15"/>
+              </w:rPr>
+              <w:t>(b); });</w:t>
+            </w:r>
+          </w:p>
+          <w:p>
+            <w:pPr>
+              <w:spacing w:after="0"/>
+            </w:pPr>
+            <w:r>
+              <w:rPr>
+                <w:rFonts w:ascii="Consolas" w:hAnsi="Consolas"/>
+                <w:color w:val="233025"/>
+                <w:sz w:val="15"/>
+              </w:rPr>
+              <w:t xml:space="preserve">  }</w:t>
+            </w:r>
+          </w:p>
+          <w:p>
+            <w:pPr>
+              <w:spacing w:after="0"/>
+            </w:pPr>
+            <w:r>
+              <w:rPr>
+                <w:rFonts w:ascii="Consolas" w:hAnsi="Consolas"/>
+                <w:color w:val="233025"/>
+                <w:sz w:val="15"/>
+              </w:rPr>
+              <w:t xml:space="preserve"> </w:t>
+            </w:r>
+          </w:p>
+          <w:p>
+            <w:pPr>
+              <w:spacing w:after="0"/>
+            </w:pPr>
+            <w:r>
+              <w:rPr>
+                <w:rFonts w:ascii="Consolas" w:hAnsi="Consolas"/>
+                <w:color w:val="233025"/>
+                <w:sz w:val="15"/>
+              </w:rPr>
+              <w:t xml:space="preserve">  var </w:t>
+            </w:r>
+            <w:proofErr w:type="spellStart"/>
+            <w:r>
+              <w:rPr>
+                <w:rFonts w:ascii="Consolas" w:hAnsi="Consolas"/>
+                <w:color w:val="233025"/>
+                <w:sz w:val="15"/>
+              </w:rPr>
+              <w:t>dueCount</w:t>
+            </w:r>
+            <w:proofErr w:type="spellEnd"/>
+            <w:r>
+              <w:rPr>
+                <w:rFonts w:ascii="Consolas" w:hAnsi="Consolas"/>
+                <w:color w:val="233025"/>
+                <w:sz w:val="15"/>
+              </w:rPr>
+              <w:t xml:space="preserve"> = </w:t>
+            </w:r>
+            <w:proofErr w:type="spellStart"/>
+            <w:r>
+              <w:rPr>
+                <w:rFonts w:ascii="Consolas" w:hAnsi="Consolas"/>
+                <w:color w:val="233025"/>
+                <w:sz w:val="15"/>
+              </w:rPr>
+              <w:t>plants.filter</w:t>
+            </w:r>
+            <w:proofErr w:type="spellEnd"/>
+            <w:r>
+              <w:rPr>
+                <w:rFonts w:ascii="Consolas" w:hAnsi="Consolas"/>
+                <w:color w:val="233025"/>
+                <w:sz w:val="15"/>
+              </w:rPr>
+              <w:t>(function (plant) {</w:t>
+            </w:r>
+          </w:p>
+          <w:p>
+            <w:pPr>
+              <w:spacing w:after="0"/>
+            </w:pPr>
+            <w:r>
+              <w:rPr>
+                <w:rFonts w:ascii="Consolas" w:hAnsi="Consolas"/>
+                <w:color w:val="233025"/>
+                <w:sz w:val="15"/>
+              </w:rPr>
+              <w:t xml:space="preserve">    return </w:t>
+            </w:r>
+            <w:proofErr w:type="spellStart"/>
+            <w:r>
+              <w:rPr>
+                <w:rFonts w:ascii="Consolas" w:hAnsi="Consolas"/>
+                <w:color w:val="233025"/>
+                <w:sz w:val="15"/>
+              </w:rPr>
+              <w:t>daysUntilWater</w:t>
+            </w:r>
+            <w:proofErr w:type="spellEnd"/>
+            <w:r>
+              <w:rPr>
+                <w:rFonts w:ascii="Consolas" w:hAnsi="Consolas"/>
+                <w:color w:val="233025"/>
+                <w:sz w:val="15"/>
+              </w:rPr>
+              <w:t>(plant) &lt;= 0;</w:t>
+            </w:r>
+          </w:p>
+          <w:p>
+            <w:pPr>
+              <w:spacing w:after="0"/>
+            </w:pPr>
+            <w:r>
+              <w:rPr>
+                <w:rFonts w:ascii="Consolas" w:hAnsi="Consolas"/>
+                <w:color w:val="233025"/>
+                <w:sz w:val="15"/>
+              </w:rPr>
+              <w:t xml:space="preserve">  }).length;</w:t>
+            </w:r>
+          </w:p>
+          <w:p>
+            <w:pPr>
+              <w:spacing w:after="0"/>
+            </w:pPr>
+            <w:r>
+              <w:rPr>
+                <w:rFonts w:ascii="Consolas" w:hAnsi="Consolas"/>
+                <w:color w:val="233025"/>
+                <w:sz w:val="15"/>
+              </w:rPr>
+              <w:t xml:space="preserve">  </w:t>
+            </w:r>
+            <w:proofErr w:type="spellStart"/>
+            <w:r>
+              <w:rPr>
+                <w:rFonts w:ascii="Consolas" w:hAnsi="Consolas"/>
+                <w:color w:val="233025"/>
+                <w:sz w:val="15"/>
+              </w:rPr>
+              <w:t>document.getElementById</w:t>
+            </w:r>
+            <w:proofErr w:type="spellEnd"/>
+            <w:r>
+              <w:rPr>
+                <w:rFonts w:ascii="Consolas" w:hAnsi="Consolas"/>
+                <w:color w:val="233025"/>
+                <w:sz w:val="15"/>
+              </w:rPr>
+              <w:t>('total-count').</w:t>
+            </w:r>
+            <w:proofErr w:type="spellStart"/>
+            <w:r>
+              <w:rPr>
+                <w:rFonts w:ascii="Consolas" w:hAnsi="Consolas"/>
+                <w:color w:val="233025"/>
+                <w:sz w:val="15"/>
+              </w:rPr>
+              <w:t>textContent</w:t>
+            </w:r>
+            <w:proofErr w:type="spellEnd"/>
+            <w:r>
+              <w:rPr>
+                <w:rFonts w:ascii="Consolas" w:hAnsi="Consolas"/>
+                <w:color w:val="233025"/>
+                <w:sz w:val="15"/>
+              </w:rPr>
+              <w:t xml:space="preserve"> = </w:t>
+            </w:r>
+            <w:proofErr w:type="spellStart"/>
+            <w:r>
+              <w:rPr>
+                <w:rFonts w:ascii="Consolas" w:hAnsi="Consolas"/>
+                <w:color w:val="233025"/>
+                <w:sz w:val="15"/>
+              </w:rPr>
+              <w:t>plants.length</w:t>
+            </w:r>
+            <w:proofErr w:type="spellEnd"/>
+            <w:r>
+              <w:rPr>
+                <w:rFonts w:ascii="Consolas" w:hAnsi="Consolas"/>
+                <w:color w:val="233025"/>
+                <w:sz w:val="15"/>
+              </w:rPr>
+              <w:t>;</w:t>
+            </w:r>
+          </w:p>
+          <w:p>
+            <w:pPr>
+              <w:spacing w:after="0"/>
+            </w:pPr>
+            <w:r>
+              <w:rPr>
+                <w:rFonts w:ascii="Consolas" w:hAnsi="Consolas"/>
+                <w:color w:val="233025"/>
+                <w:sz w:val="15"/>
+              </w:rPr>
+              <w:t xml:space="preserve">  </w:t>
+            </w:r>
+            <w:proofErr w:type="spellStart"/>
+            <w:r>
+              <w:rPr>
+                <w:rFonts w:ascii="Consolas" w:hAnsi="Consolas"/>
+                <w:color w:val="233025"/>
+                <w:sz w:val="15"/>
+              </w:rPr>
+              <w:t>document.getElementById</w:t>
+            </w:r>
+            <w:proofErr w:type="spellEnd"/>
+            <w:r>
+              <w:rPr>
+                <w:rFonts w:ascii="Consolas" w:hAnsi="Consolas"/>
+                <w:color w:val="233025"/>
+                <w:sz w:val="15"/>
+              </w:rPr>
+              <w:t>('due-count').</w:t>
+            </w:r>
+            <w:proofErr w:type="spellStart"/>
+            <w:r>
+              <w:rPr>
+                <w:rFonts w:ascii="Consolas" w:hAnsi="Consolas"/>
+                <w:color w:val="233025"/>
+                <w:sz w:val="15"/>
+              </w:rPr>
+              <w:t>textContent</w:t>
+            </w:r>
+            <w:proofErr w:type="spellEnd"/>
+            <w:r>
+              <w:rPr>
+                <w:rFonts w:ascii="Consolas" w:hAnsi="Consolas"/>
+                <w:color w:val="233025"/>
+                <w:sz w:val="15"/>
+              </w:rPr>
+              <w:t xml:space="preserve"> = </w:t>
+            </w:r>
+            <w:proofErr w:type="spellStart"/>
+            <w:r>
+              <w:rPr>
+                <w:rFonts w:ascii="Consolas" w:hAnsi="Consolas"/>
+                <w:color w:val="233025"/>
+                <w:sz w:val="15"/>
+              </w:rPr>
+              <w:t>dueCount</w:t>
+            </w:r>
+            <w:proofErr w:type="spellEnd"/>
+            <w:r>
+              <w:rPr>
+                <w:rFonts w:ascii="Consolas" w:hAnsi="Consolas"/>
+                <w:color w:val="233025"/>
+                <w:sz w:val="15"/>
+              </w:rPr>
+              <w:t>;</w:t>
+            </w:r>
+          </w:p>
+          <w:p>
+            <w:pPr>
+              <w:spacing w:after="0"/>
+            </w:pPr>
+            <w:r>
+              <w:rPr>
+                <w:rFonts w:ascii="Consolas" w:hAnsi="Consolas"/>
+                <w:color w:val="233025"/>
+                <w:sz w:val="15"/>
+              </w:rPr>
+              <w:t xml:space="preserve">  </w:t>
+            </w:r>
+            <w:proofErr w:type="spellStart"/>
+            <w:r>
+              <w:rPr>
+                <w:rFonts w:ascii="Consolas" w:hAnsi="Consolas"/>
+                <w:color w:val="233025"/>
+                <w:sz w:val="15"/>
+              </w:rPr>
+              <w:t>document.getElementById</w:t>
+            </w:r>
+            <w:proofErr w:type="spellEnd"/>
+            <w:r>
+              <w:rPr>
+                <w:rFonts w:ascii="Consolas" w:hAnsi="Consolas"/>
+                <w:color w:val="233025"/>
+                <w:sz w:val="15"/>
+              </w:rPr>
+              <w:t>('ok-count').</w:t>
+            </w:r>
+            <w:proofErr w:type="spellStart"/>
+            <w:r>
+              <w:rPr>
+                <w:rFonts w:ascii="Consolas" w:hAnsi="Consolas"/>
+                <w:color w:val="233025"/>
+                <w:sz w:val="15"/>
+              </w:rPr>
+              <w:t>textContent</w:t>
+            </w:r>
+            <w:proofErr w:type="spellEnd"/>
+            <w:r>
+              <w:rPr>
+                <w:rFonts w:ascii="Consolas" w:hAnsi="Consolas"/>
+                <w:color w:val="233025"/>
+                <w:sz w:val="15"/>
+              </w:rPr>
+              <w:t xml:space="preserve"> = </w:t>
+            </w:r>
+            <w:proofErr w:type="spellStart"/>
+            <w:r>
+              <w:rPr>
+                <w:rFonts w:ascii="Consolas" w:hAnsi="Consolas"/>
+                <w:color w:val="233025"/>
+                <w:sz w:val="15"/>
+              </w:rPr>
+              <w:t>plants.length</w:t>
+            </w:r>
+            <w:proofErr w:type="spellEnd"/>
+            <w:r>
+              <w:rPr>
+                <w:rFonts w:ascii="Consolas" w:hAnsi="Consolas"/>
+                <w:color w:val="233025"/>
+                <w:sz w:val="15"/>
+              </w:rPr>
+              <w:t xml:space="preserve"> - </w:t>
+            </w:r>
+            <w:proofErr w:type="spellStart"/>
+            <w:r>
+              <w:rPr>
+                <w:rFonts w:ascii="Consolas" w:hAnsi="Consolas"/>
+                <w:color w:val="233025"/>
+                <w:sz w:val="15"/>
+              </w:rPr>
+              <w:t>dueCount</w:t>
+            </w:r>
+            <w:proofErr w:type="spellEnd"/>
+            <w:r>
+              <w:rPr>
+                <w:rFonts w:ascii="Consolas" w:hAnsi="Consolas"/>
+                <w:color w:val="233025"/>
+                <w:sz w:val="15"/>
+              </w:rPr>
+              <w:t>;</w:t>
+            </w:r>
+          </w:p>
+          <w:p>
+            <w:pPr>
+              <w:spacing w:after="0"/>
+            </w:pPr>
+            <w:r>
+              <w:rPr>
+                <w:rFonts w:ascii="Consolas" w:hAnsi="Consolas"/>
+                <w:color w:val="233025"/>
+                <w:sz w:val="15"/>
+              </w:rPr>
+              <w:t xml:space="preserve">  </w:t>
+            </w:r>
+            <w:proofErr w:type="spellStart"/>
+            <w:r>
+              <w:rPr>
+                <w:rFonts w:ascii="Consolas" w:hAnsi="Consolas"/>
+                <w:color w:val="233025"/>
+                <w:sz w:val="15"/>
+              </w:rPr>
+              <w:t>plantList.innerHTML</w:t>
+            </w:r>
+            <w:proofErr w:type="spellEnd"/>
+            <w:r>
+              <w:rPr>
+                <w:rFonts w:ascii="Consolas" w:hAnsi="Consolas"/>
+                <w:color w:val="233025"/>
+                <w:sz w:val="15"/>
+              </w:rPr>
+              <w:t xml:space="preserve"> = '';</w:t>
+            </w:r>
+          </w:p>
+          <w:p>
+            <w:pPr>
+              <w:spacing w:after="0"/>
+            </w:pPr>
+            <w:r>
+              <w:rPr>
+                <w:rFonts w:ascii="Consolas" w:hAnsi="Consolas"/>
+                <w:color w:val="233025"/>
+                <w:sz w:val="15"/>
+              </w:rPr>
+              <w:t xml:space="preserve"> </w:t>
+            </w:r>
+          </w:p>
+          <w:p>
+            <w:pPr>
+              <w:spacing w:after="0"/>
+            </w:pPr>
+            <w:r>
+              <w:rPr>
+                <w:rFonts w:ascii="Consolas" w:hAnsi="Consolas"/>
+                <w:color w:val="233025"/>
+                <w:sz w:val="15"/>
+              </w:rPr>
+              <w:t xml:space="preserve">  for (var </w:t>
+            </w:r>
+            <w:proofErr w:type="spellStart"/>
+            <w:r>
+              <w:rPr>
+                <w:rFonts w:ascii="Consolas" w:hAnsi="Consolas"/>
+                <w:color w:val="233025"/>
+                <w:sz w:val="15"/>
+              </w:rPr>
+              <w:t>i</w:t>
+            </w:r>
+            <w:proofErr w:type="spellEnd"/>
+            <w:r>
+              <w:rPr>
+                <w:rFonts w:ascii="Consolas" w:hAnsi="Consolas"/>
+                <w:color w:val="233025"/>
+                <w:sz w:val="15"/>
+              </w:rPr>
+              <w:t xml:space="preserve"> = 0; </w:t>
+            </w:r>
+            <w:proofErr w:type="spellStart"/>
+            <w:r>
+              <w:rPr>
+                <w:rFonts w:ascii="Consolas" w:hAnsi="Consolas"/>
+                <w:color w:val="233025"/>
+                <w:sz w:val="15"/>
+              </w:rPr>
+              <w:t>i</w:t>
+            </w:r>
+            <w:proofErr w:type="spellEnd"/>
+            <w:r>
+              <w:rPr>
+                <w:rFonts w:ascii="Consolas" w:hAnsi="Consolas"/>
+                <w:color w:val="233025"/>
+                <w:sz w:val="15"/>
+              </w:rPr>
+              <w:t xml:space="preserve"> &lt; </w:t>
+            </w:r>
+            <w:proofErr w:type="spellStart"/>
+            <w:r>
+              <w:rPr>
+                <w:rFonts w:ascii="Consolas" w:hAnsi="Consolas"/>
+                <w:color w:val="233025"/>
+                <w:sz w:val="15"/>
+              </w:rPr>
+              <w:t>shownPlants.length</w:t>
+            </w:r>
+            <w:proofErr w:type="spellEnd"/>
+            <w:r>
+              <w:rPr>
+                <w:rFonts w:ascii="Consolas" w:hAnsi="Consolas"/>
+                <w:color w:val="233025"/>
+                <w:sz w:val="15"/>
+              </w:rPr>
+              <w:t xml:space="preserve">; </w:t>
+            </w:r>
+            <w:proofErr w:type="spellStart"/>
+            <w:r>
+              <w:rPr>
+                <w:rFonts w:ascii="Consolas" w:hAnsi="Consolas"/>
+                <w:color w:val="233025"/>
+                <w:sz w:val="15"/>
+              </w:rPr>
+              <w:t>i</w:t>
+            </w:r>
+            <w:proofErr w:type="spellEnd"/>
+            <w:r>
+              <w:rPr>
+                <w:rFonts w:ascii="Consolas" w:hAnsi="Consolas"/>
+                <w:color w:val="233025"/>
+                <w:sz w:val="15"/>
+              </w:rPr>
+              <w:t>++) {</w:t>
+            </w:r>
+          </w:p>
+          <w:p>
+            <w:pPr>
+              <w:spacing w:after="0"/>
+            </w:pPr>
+            <w:r>
+              <w:rPr>
+                <w:rFonts w:ascii="Consolas" w:hAnsi="Consolas"/>
+                <w:color w:val="233025"/>
+                <w:sz w:val="15"/>
+              </w:rPr>
+              <w:t xml:space="preserve">    </w:t>
+            </w:r>
+            <w:proofErr w:type="spellStart"/>
+            <w:r>
+              <w:rPr>
+                <w:rFonts w:ascii="Consolas" w:hAnsi="Consolas"/>
+                <w:color w:val="233025"/>
+                <w:sz w:val="15"/>
+              </w:rPr>
+              <w:t>plantList.appendChild</w:t>
+            </w:r>
+            <w:proofErr w:type="spellEnd"/>
+            <w:r>
+              <w:rPr>
+                <w:rFonts w:ascii="Consolas" w:hAnsi="Consolas"/>
+                <w:color w:val="233025"/>
+                <w:sz w:val="15"/>
+              </w:rPr>
+              <w:t>(</w:t>
+            </w:r>
+            <w:proofErr w:type="spellStart"/>
+            <w:r>
+              <w:rPr>
+                <w:rFonts w:ascii="Consolas" w:hAnsi="Consolas"/>
+                <w:color w:val="233025"/>
+                <w:sz w:val="15"/>
+              </w:rPr>
+              <w:t>makePlantCard</w:t>
+            </w:r>
+            <w:proofErr w:type="spellEnd"/>
+            <w:r>
+              <w:rPr>
+                <w:rFonts w:ascii="Consolas" w:hAnsi="Consolas"/>
+                <w:color w:val="233025"/>
+                <w:sz w:val="15"/>
+              </w:rPr>
+              <w:t>(</w:t>
+            </w:r>
+            <w:proofErr w:type="spellStart"/>
+            <w:r>
+              <w:rPr>
+                <w:rFonts w:ascii="Consolas" w:hAnsi="Consolas"/>
+                <w:color w:val="233025"/>
+                <w:sz w:val="15"/>
+              </w:rPr>
+              <w:t>shownPlants</w:t>
+            </w:r>
+            <w:proofErr w:type="spellEnd"/>
+            <w:r>
+              <w:rPr>
+                <w:rFonts w:ascii="Consolas" w:hAnsi="Consolas"/>
+                <w:color w:val="233025"/>
+                <w:sz w:val="15"/>
+              </w:rPr>
+              <w:t>[</w:t>
+            </w:r>
+            <w:proofErr w:type="spellStart"/>
+            <w:r>
+              <w:rPr>
+                <w:rFonts w:ascii="Consolas" w:hAnsi="Consolas"/>
+                <w:color w:val="233025"/>
+                <w:sz w:val="15"/>
+              </w:rPr>
+              <w:t>i</w:t>
+            </w:r>
+            <w:proofErr w:type="spellEnd"/>
+            <w:r>
+              <w:rPr>
+                <w:rFonts w:ascii="Consolas" w:hAnsi="Consolas"/>
+                <w:color w:val="233025"/>
+                <w:sz w:val="15"/>
+              </w:rPr>
+              <w:t>]));</w:t>
+            </w:r>
+          </w:p>
+          <w:p>
+            <w:pPr>
+              <w:spacing w:after="0"/>
+            </w:pPr>
+            <w:r>
+              <w:rPr>
+                <w:rFonts w:ascii="Consolas" w:hAnsi="Consolas"/>
+                <w:color w:val="233025"/>
+                <w:sz w:val="15"/>
+              </w:rPr>
+              <w:t xml:space="preserve">  }</w:t>
+            </w:r>
+          </w:p>
+          <w:p>
+            <w:pPr>
+              <w:spacing w:after="0"/>
+            </w:pPr>
+            <w:r>
+              <w:rPr>
+                <w:rFonts w:ascii="Consolas" w:hAnsi="Consolas"/>
+                <w:color w:val="233025"/>
+                <w:sz w:val="15"/>
+              </w:rPr>
+              <w:t xml:space="preserve"> </w:t>
+            </w:r>
+          </w:p>
+          <w:p>
+            <w:pPr>
+              <w:spacing w:after="0"/>
+            </w:pPr>
+            <w:r>
+              <w:rPr>
+                <w:rFonts w:ascii="Consolas" w:hAnsi="Consolas"/>
+                <w:color w:val="233025"/>
+                <w:sz w:val="15"/>
+              </w:rPr>
+              <w:t xml:space="preserve">  if (</w:t>
+            </w:r>
+            <w:proofErr w:type="spellStart"/>
+            <w:r>
+              <w:rPr>
+                <w:rFonts w:ascii="Consolas" w:hAnsi="Consolas"/>
+                <w:color w:val="233025"/>
+                <w:sz w:val="15"/>
+              </w:rPr>
+              <w:t>shownPlants.length</w:t>
+            </w:r>
+            <w:proofErr w:type="spellEnd"/>
+            <w:r>
+              <w:rPr>
+                <w:rFonts w:ascii="Consolas" w:hAnsi="Consolas"/>
+                <w:color w:val="233025"/>
+                <w:sz w:val="15"/>
+              </w:rPr>
+              <w:t xml:space="preserve"> === 0) {</w:t>
+            </w:r>
+          </w:p>
+          <w:p>
+            <w:pPr>
+              <w:spacing w:after="0"/>
+            </w:pPr>
+            <w:r>
+              <w:rPr>
+                <w:rFonts w:ascii="Consolas" w:hAnsi="Consolas"/>
+                <w:color w:val="233025"/>
+                <w:sz w:val="15"/>
+              </w:rPr>
+              <w:t xml:space="preserve">    </w:t>
+            </w:r>
+            <w:proofErr w:type="spellStart"/>
+            <w:r>
+              <w:rPr>
+                <w:rFonts w:ascii="Consolas" w:hAnsi="Consolas"/>
+                <w:color w:val="233025"/>
+                <w:sz w:val="15"/>
+              </w:rPr>
+              <w:t>message.textContent</w:t>
+            </w:r>
+            <w:proofErr w:type="spellEnd"/>
+            <w:r>
+              <w:rPr>
+                <w:rFonts w:ascii="Consolas" w:hAnsi="Consolas"/>
+                <w:color w:val="233025"/>
+                <w:sz w:val="15"/>
+              </w:rPr>
+              <w:t xml:space="preserve"> = 'No plants match these filters.';</w:t>
+            </w:r>
+          </w:p>
+          <w:p>
+            <w:pPr>
+              <w:spacing w:after="0"/>
+            </w:pPr>
+            <w:r>
+              <w:rPr>
+                <w:rFonts w:ascii="Consolas" w:hAnsi="Consolas"/>
+                <w:color w:val="233025"/>
+                <w:sz w:val="15"/>
+              </w:rPr>
+              <w:t xml:space="preserve">  } else {</w:t>
+            </w:r>
+          </w:p>
+          <w:p>
+            <w:pPr>
+              <w:spacing w:after="0"/>
+            </w:pPr>
+            <w:r>
+              <w:rPr>
+                <w:rFonts w:ascii="Consolas" w:hAnsi="Consolas"/>
+                <w:color w:val="233025"/>
+                <w:sz w:val="15"/>
+              </w:rPr>
+              <w:t xml:space="preserve">    </w:t>
+            </w:r>
+            <w:proofErr w:type="spellStart"/>
+            <w:r>
+              <w:rPr>
+                <w:rFonts w:ascii="Consolas" w:hAnsi="Consolas"/>
+                <w:color w:val="233025"/>
+                <w:sz w:val="15"/>
+              </w:rPr>
+              <w:t>message.textContent</w:t>
+            </w:r>
+            <w:proofErr w:type="spellEnd"/>
+            <w:r>
+              <w:rPr>
+                <w:rFonts w:ascii="Consolas" w:hAnsi="Consolas"/>
+                <w:color w:val="233025"/>
+                <w:sz w:val="15"/>
+              </w:rPr>
+              <w:t xml:space="preserve"> = 'Showing ' + </w:t>
+            </w:r>
+            <w:proofErr w:type="spellStart"/>
+            <w:r>
+              <w:rPr>
+                <w:rFonts w:ascii="Consolas" w:hAnsi="Consolas"/>
+                <w:color w:val="233025"/>
+                <w:sz w:val="15"/>
+              </w:rPr>
+              <w:t>shownPlants.length</w:t>
+            </w:r>
+            <w:proofErr w:type="spellEnd"/>
+            <w:r>
+              <w:rPr>
+                <w:rFonts w:ascii="Consolas" w:hAnsi="Consolas"/>
+                <w:color w:val="233025"/>
+                <w:sz w:val="15"/>
+              </w:rPr>
+              <w:t xml:space="preserve"> + ' of ' + </w:t>
+            </w:r>
+            <w:proofErr w:type="spellStart"/>
+            <w:r>
+              <w:rPr>
+                <w:rFonts w:ascii="Consolas" w:hAnsi="Consolas"/>
+                <w:color w:val="233025"/>
+                <w:sz w:val="15"/>
+              </w:rPr>
+              <w:t>plants.length</w:t>
+            </w:r>
+            <w:proofErr w:type="spellEnd"/>
+            <w:r>
+              <w:rPr>
+                <w:rFonts w:ascii="Consolas" w:hAnsi="Consolas"/>
+                <w:color w:val="233025"/>
+                <w:sz w:val="15"/>
+              </w:rPr>
+              <w:t xml:space="preserve"> + ' plants.';</w:t>
+            </w:r>
+          </w:p>
+          <w:p>
+            <w:pPr>
+              <w:spacing w:after="0"/>
+            </w:pPr>
+            <w:r>
+              <w:rPr>
+                <w:rFonts w:ascii="Consolas" w:hAnsi="Consolas"/>
+                <w:color w:val="233025"/>
+                <w:sz w:val="15"/>
+              </w:rPr>
+              <w:t xml:space="preserve">  }</w:t>
+            </w:r>
+          </w:p>
+          <w:p>
+            <w:pPr>
+              <w:spacing w:after="0"/>
+            </w:pPr>
+            <w:r>
+              <w:rPr>
+                <w:rFonts w:ascii="Consolas" w:hAnsi="Consolas"/>
+                <w:color w:val="233025"/>
+                <w:sz w:val="15"/>
+              </w:rPr>
+              <w:t>}</w:t>
+            </w:r>
+          </w:p>
+          <w:p>
+            <w:pPr>
+              <w:spacing w:after="0"/>
+            </w:pPr>
+            <w:r>
+              <w:rPr>
+                <w:rFonts w:ascii="Consolas" w:hAnsi="Consolas"/>
+                <w:color w:val="233025"/>
+                <w:sz w:val="15"/>
+              </w:rPr>
+              <w:t xml:space="preserve"> </w:t>
+            </w:r>
+          </w:p>
+          <w:p>
+            <w:pPr>
+              <w:spacing w:after="0"/>
+            </w:pPr>
+            <w:proofErr w:type="spellStart"/>
+            <w:r>
+              <w:rPr>
+                <w:rFonts w:ascii="Consolas" w:hAnsi="Consolas"/>
+                <w:color w:val="233025"/>
+                <w:sz w:val="15"/>
+              </w:rPr>
+              <w:t>fileInput.addEventListener</w:t>
+            </w:r>
+            <w:proofErr w:type="spellEnd"/>
+            <w:r>
+              <w:rPr>
+                <w:rFonts w:ascii="Consolas" w:hAnsi="Consolas"/>
+                <w:color w:val="233025"/>
+                <w:sz w:val="15"/>
+              </w:rPr>
+              <w:t>('change', function () {</w:t>
+            </w:r>
+          </w:p>
+          <w:p>
+            <w:pPr>
+              <w:spacing w:after="0"/>
+            </w:pPr>
+            <w:r>
+              <w:rPr>
+                <w:rFonts w:ascii="Consolas" w:hAnsi="Consolas"/>
+                <w:color w:val="233025"/>
+                <w:sz w:val="15"/>
+              </w:rPr>
+              <w:t xml:space="preserve">  var file = </w:t>
+            </w:r>
+            <w:proofErr w:type="spellStart"/>
+            <w:r>
+              <w:rPr>
+                <w:rFonts w:ascii="Consolas" w:hAnsi="Consolas"/>
+                <w:color w:val="233025"/>
+                <w:sz w:val="15"/>
+              </w:rPr>
+              <w:t>fileInput.files</w:t>
+            </w:r>
+            <w:proofErr w:type="spellEnd"/>
+            <w:r>
+              <w:rPr>
+                <w:rFonts w:ascii="Consolas" w:hAnsi="Consolas"/>
+                <w:color w:val="233025"/>
+                <w:sz w:val="15"/>
+              </w:rPr>
+              <w:t>[0];</w:t>
+            </w:r>
+          </w:p>
+          <w:p>
+            <w:pPr>
+              <w:spacing w:after="0"/>
+            </w:pPr>
+            <w:r>
+              <w:rPr>
+                <w:rFonts w:ascii="Consolas" w:hAnsi="Consolas"/>
+                <w:color w:val="233025"/>
+                <w:sz w:val="15"/>
+              </w:rPr>
+              <w:t xml:space="preserve">  if (!file) return;</w:t>
+            </w:r>
+          </w:p>
+          <w:p>
+            <w:pPr>
+              <w:spacing w:after="0"/>
+            </w:pPr>
+            <w:r>
+              <w:rPr>
+                <w:rFonts w:ascii="Consolas" w:hAnsi="Consolas"/>
+                <w:color w:val="233025"/>
+                <w:sz w:val="15"/>
+              </w:rPr>
+              <w:t xml:space="preserve"> </w:t>
+            </w:r>
+          </w:p>
+          <w:p>
+            <w:pPr>
+              <w:spacing w:after="0"/>
+            </w:pPr>
+            <w:r>
+              <w:rPr>
+                <w:rFonts w:ascii="Consolas" w:hAnsi="Consolas"/>
+                <w:color w:val="233025"/>
+                <w:sz w:val="15"/>
+              </w:rPr>
+              <w:t xml:space="preserve">  var reader = new </w:t>
+            </w:r>
+            <w:proofErr w:type="spellStart"/>
+            <w:r>
+              <w:rPr>
+                <w:rFonts w:ascii="Consolas" w:hAnsi="Consolas"/>
+                <w:color w:val="233025"/>
+                <w:sz w:val="15"/>
+              </w:rPr>
+              <w:t>FileReader</w:t>
+            </w:r>
+            <w:proofErr w:type="spellEnd"/>
+            <w:r>
+              <w:rPr>
+                <w:rFonts w:ascii="Consolas" w:hAnsi="Consolas"/>
+                <w:color w:val="233025"/>
+                <w:sz w:val="15"/>
+              </w:rPr>
+              <w:t>();</w:t>
+            </w:r>
+          </w:p>
+          <w:p>
+            <w:pPr>
+              <w:spacing w:after="0"/>
+            </w:pPr>
+            <w:r>
+              <w:rPr>
+                <w:rFonts w:ascii="Consolas" w:hAnsi="Consolas"/>
+                <w:color w:val="233025"/>
+                <w:sz w:val="15"/>
+              </w:rPr>
+              <w:t xml:space="preserve">  </w:t>
+            </w:r>
+            <w:proofErr w:type="spellStart"/>
+            <w:r>
+              <w:rPr>
+                <w:rFonts w:ascii="Consolas" w:hAnsi="Consolas"/>
+                <w:color w:val="233025"/>
+                <w:sz w:val="15"/>
+              </w:rPr>
+              <w:t>reader.onload</w:t>
+            </w:r>
+            <w:proofErr w:type="spellEnd"/>
+            <w:r>
+              <w:rPr>
+                <w:rFonts w:ascii="Consolas" w:hAnsi="Consolas"/>
+                <w:color w:val="233025"/>
+                <w:sz w:val="15"/>
+              </w:rPr>
+              <w:t xml:space="preserve"> = function () {</w:t>
+            </w:r>
+          </w:p>
+          <w:p>
+            <w:pPr>
+              <w:spacing w:after="0"/>
+            </w:pPr>
+            <w:r>
+              <w:rPr>
+                <w:rFonts w:ascii="Consolas" w:hAnsi="Consolas"/>
+                <w:color w:val="233025"/>
+                <w:sz w:val="15"/>
+              </w:rPr>
+              <w:t xml:space="preserve">    try {</w:t>
+            </w:r>
+          </w:p>
+          <w:p>
+            <w:pPr>
+              <w:spacing w:after="0"/>
+            </w:pPr>
+            <w:r>
+              <w:rPr>
+                <w:rFonts w:ascii="Consolas" w:hAnsi="Consolas"/>
+                <w:color w:val="233025"/>
+                <w:sz w:val="15"/>
+              </w:rPr>
+              <w:t xml:space="preserve">      var </w:t>
+            </w:r>
+            <w:proofErr w:type="spellStart"/>
+            <w:r>
+              <w:rPr>
+                <w:rFonts w:ascii="Consolas" w:hAnsi="Consolas"/>
+                <w:color w:val="233025"/>
+                <w:sz w:val="15"/>
+              </w:rPr>
+              <w:t>plantData</w:t>
+            </w:r>
+            <w:proofErr w:type="spellEnd"/>
+            <w:r>
+              <w:rPr>
+                <w:rFonts w:ascii="Consolas" w:hAnsi="Consolas"/>
+                <w:color w:val="233025"/>
+                <w:sz w:val="15"/>
+              </w:rPr>
+              <w:t xml:space="preserve"> = </w:t>
+            </w:r>
+            <w:proofErr w:type="spellStart"/>
+            <w:r>
+              <w:rPr>
+                <w:rFonts w:ascii="Consolas" w:hAnsi="Consolas"/>
+                <w:color w:val="233025"/>
+                <w:sz w:val="15"/>
+              </w:rPr>
+              <w:t>JSON.parse</w:t>
+            </w:r>
+            <w:proofErr w:type="spellEnd"/>
+            <w:r>
+              <w:rPr>
+                <w:rFonts w:ascii="Consolas" w:hAnsi="Consolas"/>
+                <w:color w:val="233025"/>
+                <w:sz w:val="15"/>
+              </w:rPr>
+              <w:t>(</w:t>
+            </w:r>
+            <w:proofErr w:type="spellStart"/>
+            <w:r>
+              <w:rPr>
+                <w:rFonts w:ascii="Consolas" w:hAnsi="Consolas"/>
+                <w:color w:val="233025"/>
+                <w:sz w:val="15"/>
+              </w:rPr>
+              <w:t>reader.result</w:t>
+            </w:r>
+            <w:proofErr w:type="spellEnd"/>
+            <w:r>
+              <w:rPr>
+                <w:rFonts w:ascii="Consolas" w:hAnsi="Consolas"/>
+                <w:color w:val="233025"/>
+                <w:sz w:val="15"/>
+              </w:rPr>
+              <w:t>);</w:t>
+            </w:r>
+          </w:p>
+          <w:p>
+            <w:pPr>
+              <w:spacing w:after="0"/>
+            </w:pPr>
+            <w:r>
+              <w:rPr>
+                <w:rFonts w:ascii="Consolas" w:hAnsi="Consolas"/>
+                <w:color w:val="233025"/>
+                <w:sz w:val="15"/>
+              </w:rPr>
+              <w:t xml:space="preserve">      var </w:t>
+            </w:r>
+            <w:proofErr w:type="spellStart"/>
+            <w:r>
+              <w:rPr>
+                <w:rFonts w:ascii="Consolas" w:hAnsi="Consolas"/>
+                <w:color w:val="233025"/>
+                <w:sz w:val="15"/>
+              </w:rPr>
+              <w:t>validList</w:t>
+            </w:r>
+            <w:proofErr w:type="spellEnd"/>
+            <w:r>
+              <w:rPr>
+                <w:rFonts w:ascii="Consolas" w:hAnsi="Consolas"/>
+                <w:color w:val="233025"/>
+                <w:sz w:val="15"/>
+              </w:rPr>
+              <w:t xml:space="preserve"> = </w:t>
+            </w:r>
+            <w:proofErr w:type="spellStart"/>
+            <w:r>
+              <w:rPr>
+                <w:rFonts w:ascii="Consolas" w:hAnsi="Consolas"/>
+                <w:color w:val="233025"/>
+                <w:sz w:val="15"/>
+              </w:rPr>
+              <w:t>Array.isArray</w:t>
+            </w:r>
+            <w:proofErr w:type="spellEnd"/>
+            <w:r>
+              <w:rPr>
+                <w:rFonts w:ascii="Consolas" w:hAnsi="Consolas"/>
+                <w:color w:val="233025"/>
+                <w:sz w:val="15"/>
+              </w:rPr>
+              <w:t>(</w:t>
+            </w:r>
+            <w:proofErr w:type="spellStart"/>
+            <w:r>
+              <w:rPr>
+                <w:rFonts w:ascii="Consolas" w:hAnsi="Consolas"/>
+                <w:color w:val="233025"/>
+                <w:sz w:val="15"/>
+              </w:rPr>
+              <w:t>plantData</w:t>
+            </w:r>
+            <w:proofErr w:type="spellEnd"/>
+            <w:r>
+              <w:rPr>
+                <w:rFonts w:ascii="Consolas" w:hAnsi="Consolas"/>
+                <w:color w:val="233025"/>
+                <w:sz w:val="15"/>
+              </w:rPr>
+              <w:t xml:space="preserve">) &amp;&amp; </w:t>
+            </w:r>
+            <w:proofErr w:type="spellStart"/>
+            <w:r>
+              <w:rPr>
+                <w:rFonts w:ascii="Consolas" w:hAnsi="Consolas"/>
+                <w:color w:val="233025"/>
+                <w:sz w:val="15"/>
+              </w:rPr>
+              <w:t>plantData.every</w:t>
+            </w:r>
+            <w:proofErr w:type="spellEnd"/>
+            <w:r>
+              <w:rPr>
+                <w:rFonts w:ascii="Consolas" w:hAnsi="Consolas"/>
+                <w:color w:val="233025"/>
+                <w:sz w:val="15"/>
+              </w:rPr>
+              <w:t>(function (plant) {</w:t>
+            </w:r>
+          </w:p>
+          <w:p>
+            <w:pPr>
+              <w:spacing w:after="0"/>
+            </w:pPr>
+            <w:r>
+              <w:rPr>
+                <w:rFonts w:ascii="Consolas" w:hAnsi="Consolas"/>
+                <w:color w:val="233025"/>
+                <w:sz w:val="15"/>
+              </w:rPr>
+              <w:t xml:space="preserve">        return plant.name &amp;&amp; </w:t>
+            </w:r>
+            <w:proofErr w:type="spellStart"/>
+            <w:r>
+              <w:rPr>
+                <w:rFonts w:ascii="Consolas" w:hAnsi="Consolas"/>
+                <w:color w:val="233025"/>
+                <w:sz w:val="15"/>
+              </w:rPr>
+              <w:t>plant.type</w:t>
+            </w:r>
+            <w:proofErr w:type="spellEnd"/>
+            <w:r>
+              <w:rPr>
+                <w:rFonts w:ascii="Consolas" w:hAnsi="Consolas"/>
+                <w:color w:val="233025"/>
+                <w:sz w:val="15"/>
+              </w:rPr>
+              <w:t xml:space="preserve"> &amp;&amp; </w:t>
+            </w:r>
+            <w:proofErr w:type="spellStart"/>
+            <w:r>
+              <w:rPr>
+                <w:rFonts w:ascii="Consolas" w:hAnsi="Consolas"/>
+                <w:color w:val="233025"/>
+                <w:sz w:val="15"/>
+              </w:rPr>
+              <w:t>plant.room</w:t>
+            </w:r>
+            <w:proofErr w:type="spellEnd"/>
+            <w:r>
+              <w:rPr>
+                <w:rFonts w:ascii="Consolas" w:hAnsi="Consolas"/>
+                <w:color w:val="233025"/>
+                <w:sz w:val="15"/>
+              </w:rPr>
+              <w:t xml:space="preserve"> &amp;&amp; </w:t>
+            </w:r>
+            <w:proofErr w:type="spellStart"/>
+            <w:r>
+              <w:rPr>
+                <w:rFonts w:ascii="Consolas" w:hAnsi="Consolas"/>
+                <w:color w:val="233025"/>
+                <w:sz w:val="15"/>
+              </w:rPr>
+              <w:t>plant.lastWatered</w:t>
+            </w:r>
+            <w:proofErr w:type="spellEnd"/>
+            <w:r>
+              <w:rPr>
+                <w:rFonts w:ascii="Consolas" w:hAnsi="Consolas"/>
+                <w:color w:val="233025"/>
+                <w:sz w:val="15"/>
+              </w:rPr>
+              <w:t xml:space="preserve"> &amp;&amp;</w:t>
+            </w:r>
+          </w:p>
+          <w:p>
+            <w:pPr>
+              <w:spacing w:after="0"/>
+            </w:pPr>
+            <w:r>
+              <w:rPr>
+                <w:rFonts w:ascii="Consolas" w:hAnsi="Consolas"/>
+                <w:color w:val="233025"/>
+                <w:sz w:val="15"/>
+              </w:rPr>
+              <w:t xml:space="preserve">          Number(</w:t>
+            </w:r>
+            <w:proofErr w:type="spellStart"/>
+            <w:r>
+              <w:rPr>
+                <w:rFonts w:ascii="Consolas" w:hAnsi="Consolas"/>
+                <w:color w:val="233025"/>
+                <w:sz w:val="15"/>
+              </w:rPr>
+              <w:t>plant.waterEveryDays</w:t>
+            </w:r>
+            <w:proofErr w:type="spellEnd"/>
+            <w:r>
+              <w:rPr>
+                <w:rFonts w:ascii="Consolas" w:hAnsi="Consolas"/>
+                <w:color w:val="233025"/>
+                <w:sz w:val="15"/>
+              </w:rPr>
+              <w:t xml:space="preserve">) &gt; 0 &amp;&amp; </w:t>
+            </w:r>
+            <w:proofErr w:type="spellStart"/>
+            <w:r>
+              <w:rPr>
+                <w:rFonts w:ascii="Consolas" w:hAnsi="Consolas"/>
+                <w:color w:val="233025"/>
+                <w:sz w:val="15"/>
+              </w:rPr>
+              <w:t>plant.sunlight</w:t>
+            </w:r>
+            <w:proofErr w:type="spellEnd"/>
+            <w:r>
+              <w:rPr>
+                <w:rFonts w:ascii="Consolas" w:hAnsi="Consolas"/>
+                <w:color w:val="233025"/>
+                <w:sz w:val="15"/>
+              </w:rPr>
+              <w:t xml:space="preserve"> &amp;&amp; </w:t>
+            </w:r>
+            <w:proofErr w:type="spellStart"/>
+            <w:r>
+              <w:rPr>
+                <w:rFonts w:ascii="Consolas" w:hAnsi="Consolas"/>
+                <w:color w:val="233025"/>
+                <w:sz w:val="15"/>
+              </w:rPr>
+              <w:t>plant.careTip</w:t>
+            </w:r>
+            <w:proofErr w:type="spellEnd"/>
+            <w:r>
+              <w:rPr>
+                <w:rFonts w:ascii="Consolas" w:hAnsi="Consolas"/>
+                <w:color w:val="233025"/>
+                <w:sz w:val="15"/>
+              </w:rPr>
+              <w:t>;</w:t>
+            </w:r>
+          </w:p>
+          <w:p>
+            <w:pPr>
+              <w:spacing w:after="0"/>
+            </w:pPr>
+            <w:r>
+              <w:rPr>
+                <w:rFonts w:ascii="Consolas" w:hAnsi="Consolas"/>
+                <w:color w:val="233025"/>
+                <w:sz w:val="15"/>
+              </w:rPr>
+              <w:t xml:space="preserve">      });</w:t>
+            </w:r>
+          </w:p>
+          <w:p>
+            <w:pPr>
+              <w:spacing w:after="0"/>
+            </w:pPr>
+            <w:r>
+              <w:rPr>
+                <w:rFonts w:ascii="Consolas" w:hAnsi="Consolas"/>
+                <w:color w:val="233025"/>
+                <w:sz w:val="15"/>
+              </w:rPr>
+              <w:t xml:space="preserve">      if (!</w:t>
+            </w:r>
+            <w:proofErr w:type="spellStart"/>
+            <w:r>
+              <w:rPr>
+                <w:rFonts w:ascii="Consolas" w:hAnsi="Consolas"/>
+                <w:color w:val="233025"/>
+                <w:sz w:val="15"/>
+              </w:rPr>
+              <w:t>validList</w:t>
+            </w:r>
+            <w:proofErr w:type="spellEnd"/>
+            <w:r>
+              <w:rPr>
+                <w:rFonts w:ascii="Consolas" w:hAnsi="Consolas"/>
+                <w:color w:val="233025"/>
+                <w:sz w:val="15"/>
+              </w:rPr>
+              <w:t>) throw new Error('The plant data is incomplete.');</w:t>
+            </w:r>
+          </w:p>
+          <w:p>
+            <w:pPr>
+              <w:spacing w:after="0"/>
+            </w:pPr>
+            <w:r>
+              <w:rPr>
+                <w:rFonts w:ascii="Consolas" w:hAnsi="Consolas"/>
+                <w:color w:val="233025"/>
+                <w:sz w:val="15"/>
+              </w:rPr>
+              <w:t xml:space="preserve"> </w:t>
+            </w:r>
+          </w:p>
+          <w:p>
+            <w:pPr>
+              <w:spacing w:after="0"/>
+            </w:pPr>
+            <w:r>
+              <w:rPr>
+                <w:rFonts w:ascii="Consolas" w:hAnsi="Consolas"/>
+                <w:color w:val="233025"/>
+                <w:sz w:val="15"/>
+              </w:rPr>
+              <w:t xml:space="preserve">      plants = </w:t>
+            </w:r>
+            <w:proofErr w:type="spellStart"/>
+            <w:r>
+              <w:rPr>
+                <w:rFonts w:ascii="Consolas" w:hAnsi="Consolas"/>
+                <w:color w:val="233025"/>
+                <w:sz w:val="15"/>
+              </w:rPr>
+              <w:t>plantData</w:t>
+            </w:r>
+            <w:proofErr w:type="spellEnd"/>
+            <w:r>
+              <w:rPr>
+                <w:rFonts w:ascii="Consolas" w:hAnsi="Consolas"/>
+                <w:color w:val="233025"/>
+                <w:sz w:val="15"/>
+              </w:rPr>
+              <w:t>;</w:t>
+            </w:r>
+          </w:p>
+          <w:p>
+            <w:pPr>
+              <w:spacing w:after="0"/>
+            </w:pPr>
+            <w:r>
+              <w:rPr>
+                <w:rFonts w:ascii="Consolas" w:hAnsi="Consolas"/>
+                <w:color w:val="233025"/>
+                <w:sz w:val="15"/>
+              </w:rPr>
+              <w:t xml:space="preserve">      </w:t>
+            </w:r>
+            <w:proofErr w:type="spellStart"/>
+            <w:r>
+              <w:rPr>
+                <w:rFonts w:ascii="Consolas" w:hAnsi="Consolas"/>
+                <w:color w:val="233025"/>
+                <w:sz w:val="15"/>
+              </w:rPr>
+              <w:t>showPlants</w:t>
+            </w:r>
+            <w:proofErr w:type="spellEnd"/>
+            <w:r>
+              <w:rPr>
+                <w:rFonts w:ascii="Consolas" w:hAnsi="Consolas"/>
+                <w:color w:val="233025"/>
+                <w:sz w:val="15"/>
+              </w:rPr>
+              <w:t>();</w:t>
+            </w:r>
+          </w:p>
+          <w:p>
+            <w:pPr>
+              <w:spacing w:after="0"/>
+            </w:pPr>
+            <w:r>
+              <w:rPr>
+                <w:rFonts w:ascii="Consolas" w:hAnsi="Consolas"/>
+                <w:color w:val="233025"/>
+                <w:sz w:val="15"/>
+              </w:rPr>
+              <w:t xml:space="preserve">    } catch (error) {</w:t>
+            </w:r>
+          </w:p>
+          <w:p>
+            <w:pPr>
+              <w:spacing w:after="0"/>
+            </w:pPr>
+            <w:r>
+              <w:rPr>
+                <w:rFonts w:ascii="Consolas" w:hAnsi="Consolas"/>
+                <w:color w:val="233025"/>
+                <w:sz w:val="15"/>
+              </w:rPr>
+              <w:t xml:space="preserve">      plants = [];</w:t>
+            </w:r>
+          </w:p>
+          <w:p>
+            <w:pPr>
+              <w:spacing w:after="0"/>
+            </w:pPr>
+            <w:r>
+              <w:rPr>
+                <w:rFonts w:ascii="Consolas" w:hAnsi="Consolas"/>
+                <w:color w:val="233025"/>
+                <w:sz w:val="15"/>
+              </w:rPr>
+              <w:t xml:space="preserve">      </w:t>
+            </w:r>
+            <w:proofErr w:type="spellStart"/>
+            <w:r>
+              <w:rPr>
+                <w:rFonts w:ascii="Consolas" w:hAnsi="Consolas"/>
+                <w:color w:val="233025"/>
+                <w:sz w:val="15"/>
+              </w:rPr>
+              <w:t>plantList.innerHTML</w:t>
+            </w:r>
+            <w:proofErr w:type="spellEnd"/>
+            <w:r>
+              <w:rPr>
+                <w:rFonts w:ascii="Consolas" w:hAnsi="Consolas"/>
+                <w:color w:val="233025"/>
+                <w:sz w:val="15"/>
+              </w:rPr>
+              <w:t xml:space="preserve"> = '';</w:t>
+            </w:r>
+          </w:p>
+          <w:p>
+            <w:pPr>
+              <w:spacing w:after="0"/>
+            </w:pPr>
+            <w:r>
+              <w:rPr>
+                <w:rFonts w:ascii="Consolas" w:hAnsi="Consolas"/>
+                <w:color w:val="233025"/>
+                <w:sz w:val="15"/>
+              </w:rPr>
+              <w:t xml:space="preserve">      </w:t>
+            </w:r>
+            <w:proofErr w:type="spellStart"/>
+            <w:r>
+              <w:rPr>
+                <w:rFonts w:ascii="Consolas" w:hAnsi="Consolas"/>
+                <w:color w:val="233025"/>
+                <w:sz w:val="15"/>
+              </w:rPr>
+              <w:t>message.textContent</w:t>
+            </w:r>
+            <w:proofErr w:type="spellEnd"/>
+            <w:r>
+              <w:rPr>
+                <w:rFonts w:ascii="Consolas" w:hAnsi="Consolas"/>
+                <w:color w:val="233025"/>
+                <w:sz w:val="15"/>
+              </w:rPr>
+              <w:t xml:space="preserve"> = 'Please choose a valid plant JSON file.';</w:t>
+            </w:r>
+          </w:p>
+          <w:p>
+            <w:pPr>
+              <w:spacing w:after="0"/>
+            </w:pPr>
+            <w:r>
+              <w:rPr>
+                <w:rFonts w:ascii="Consolas" w:hAnsi="Consolas"/>
+                <w:color w:val="233025"/>
+                <w:sz w:val="15"/>
+              </w:rPr>
+              <w:t xml:space="preserve">    }</w:t>
+            </w:r>
+          </w:p>
+          <w:p>
+            <w:pPr>
+              <w:spacing w:after="0"/>
+            </w:pPr>
+            <w:r>
+              <w:rPr>
+                <w:rFonts w:ascii="Consolas" w:hAnsi="Consolas"/>
+                <w:color w:val="233025"/>
+                <w:sz w:val="15"/>
+              </w:rPr>
+              <w:t xml:space="preserve">  };</w:t>
+            </w:r>
+          </w:p>
+          <w:p>
+            <w:pPr>
+              <w:spacing w:after="0"/>
+            </w:pPr>
+            <w:r>
+              <w:rPr>
+                <w:rFonts w:ascii="Consolas" w:hAnsi="Consolas"/>
+                <w:color w:val="233025"/>
+                <w:sz w:val="15"/>
+              </w:rPr>
+              <w:t xml:space="preserve">  </w:t>
+            </w:r>
+            <w:proofErr w:type="spellStart"/>
+            <w:r>
+              <w:rPr>
+                <w:rFonts w:ascii="Consolas" w:hAnsi="Consolas"/>
+                <w:color w:val="233025"/>
+                <w:sz w:val="15"/>
+              </w:rPr>
+              <w:t>reader.readAsText</w:t>
+            </w:r>
+            <w:proofErr w:type="spellEnd"/>
+            <w:r>
+              <w:rPr>
+                <w:rFonts w:ascii="Consolas" w:hAnsi="Consolas"/>
+                <w:color w:val="233025"/>
+                <w:sz w:val="15"/>
+              </w:rPr>
+              <w:t>(file);</w:t>
+            </w:r>
+          </w:p>
+          <w:p>
+            <w:pPr>
+              <w:spacing w:after="0"/>
+            </w:pPr>
+            <w:r>
+              <w:rPr>
+                <w:rFonts w:ascii="Consolas" w:hAnsi="Consolas"/>
+                <w:color w:val="233025"/>
+                <w:sz w:val="15"/>
               </w:rPr>
               <w:t>});</w:t>
             </w:r>
           </w:p>
-          <w:p/>
+          <w:p>
+            <w:pPr>
+              <w:spacing w:after="0"/>
+            </w:pPr>
+            <w:r>
+              <w:rPr>
+                <w:rFonts w:ascii="Consolas" w:hAnsi="Consolas"/>
+                <w:color w:val="233025"/>
+                <w:sz w:val="15"/>
+              </w:rPr>
+              <w:lastRenderedPageBreak/>
+              <w:t xml:space="preserve"> </w:t>
+            </w:r>
+          </w:p>
+          <w:p>
+            <w:pPr>
+              <w:spacing w:after="0"/>
+            </w:pPr>
+            <w:proofErr w:type="spellStart"/>
+            <w:r>
+              <w:rPr>
+                <w:rFonts w:ascii="Consolas" w:hAnsi="Consolas"/>
+                <w:color w:val="233025"/>
+                <w:sz w:val="15"/>
+              </w:rPr>
+              <w:t>searchBox.addEventListener</w:t>
+            </w:r>
+            <w:proofErr w:type="spellEnd"/>
+            <w:r>
+              <w:rPr>
+                <w:rFonts w:ascii="Consolas" w:hAnsi="Consolas"/>
+                <w:color w:val="233025"/>
+                <w:sz w:val="15"/>
+              </w:rPr>
+              <w:t xml:space="preserve">('input', </w:t>
+            </w:r>
+            <w:proofErr w:type="spellStart"/>
+            <w:r>
+              <w:rPr>
+                <w:rFonts w:ascii="Consolas" w:hAnsi="Consolas"/>
+                <w:color w:val="233025"/>
+                <w:sz w:val="15"/>
+              </w:rPr>
+              <w:t>showPlants</w:t>
+            </w:r>
+            <w:proofErr w:type="spellEnd"/>
+            <w:r>
+              <w:rPr>
+                <w:rFonts w:ascii="Consolas" w:hAnsi="Consolas"/>
+                <w:color w:val="233025"/>
+                <w:sz w:val="15"/>
+              </w:rPr>
+              <w:t>);</w:t>
+            </w:r>
+          </w:p>
+          <w:p>
+            <w:pPr>
+              <w:spacing w:after="0"/>
+            </w:pPr>
+            <w:proofErr w:type="spellStart"/>
+            <w:r>
+              <w:rPr>
+                <w:rFonts w:ascii="Consolas" w:hAnsi="Consolas"/>
+                <w:color w:val="233025"/>
+                <w:sz w:val="15"/>
+              </w:rPr>
+              <w:t>waterFilter.addEventListener</w:t>
+            </w:r>
+            <w:proofErr w:type="spellEnd"/>
+            <w:r>
+              <w:rPr>
+                <w:rFonts w:ascii="Consolas" w:hAnsi="Consolas"/>
+                <w:color w:val="233025"/>
+                <w:sz w:val="15"/>
+              </w:rPr>
+              <w:t xml:space="preserve">('change', </w:t>
+            </w:r>
+            <w:proofErr w:type="spellStart"/>
+            <w:r>
+              <w:rPr>
+                <w:rFonts w:ascii="Consolas" w:hAnsi="Consolas"/>
+                <w:color w:val="233025"/>
+                <w:sz w:val="15"/>
+              </w:rPr>
+              <w:t>showPlants</w:t>
+            </w:r>
+            <w:proofErr w:type="spellEnd"/>
+            <w:r>
+              <w:rPr>
+                <w:rFonts w:ascii="Consolas" w:hAnsi="Consolas"/>
+                <w:color w:val="233025"/>
+                <w:sz w:val="15"/>
+              </w:rPr>
+              <w:t>);</w:t>
+            </w:r>
+          </w:p>
+          <w:p>
+            <w:pPr>
+              <w:spacing w:after="0"/>
+            </w:pPr>
+            <w:proofErr w:type="spellStart"/>
+            <w:r>
+              <w:rPr>
+                <w:rFonts w:ascii="Consolas" w:hAnsi="Consolas"/>
+                <w:color w:val="233025"/>
+                <w:sz w:val="15"/>
+              </w:rPr>
+              <w:t>sortOrder.addEventListener</w:t>
+            </w:r>
+            <w:proofErr w:type="spellEnd"/>
+            <w:r>
+              <w:rPr>
+                <w:rFonts w:ascii="Consolas" w:hAnsi="Consolas"/>
+                <w:color w:val="233025"/>
+                <w:sz w:val="15"/>
+              </w:rPr>
+              <w:t xml:space="preserve">('change', </w:t>
+            </w:r>
+            <w:proofErr w:type="spellStart"/>
+            <w:r>
+              <w:rPr>
+                <w:rFonts w:ascii="Consolas" w:hAnsi="Consolas"/>
+                <w:color w:val="233025"/>
+                <w:sz w:val="15"/>
+              </w:rPr>
+              <w:t>showPlants</w:t>
+            </w:r>
+            <w:proofErr w:type="spellEnd"/>
+            <w:r>
+              <w:rPr>
+                <w:rFonts w:ascii="Consolas" w:hAnsi="Consolas"/>
+                <w:color w:val="233025"/>
+                <w:sz w:val="15"/>
+              </w:rPr>
+              <w:t>);</w:t>
+            </w:r>
+          </w:p>
         </w:tc>
       </w:tr>
     </w:tbl>
     <w:p/>
     <w:p>
+      <w:pPr>
+        <w:pStyle w:val="Heading1"/>
+        <w:rPr>
+          <w:color w:val="000000" w:themeColor="text1"/>
+        </w:rPr>
+      </w:pPr>
       <w:r>
-        <w:t>The main JavaScript module waits for the user to select a JSON file. FileReader reads its text, JSON.parse converts that text into JavaScript data, and a loop builds one card for each plant. If the file is not a valid JSON list, the page shows an error message.</w:t>
+        <w:t>Conclusion</w:t>
+      </w:r>
+    </w:p>
+    <w:p>
+      <w:r>
+        <w:t>My Plant Corner now gives a useful read-only view of plant records from JSON. Search, watering filters, sorting, and expandable care notes make the list easier to use while keeping the code and data simple.</w:t>
       </w:r>
     </w:p>
     <w:p>
@@ -2039,15 +5180,47 @@
         </w:rPr>
       </w:pPr>
       <w:r>
-        <w:rPr>
-          <w:color w:val="000000" w:themeColor="text1"/>
-        </w:rPr>
-        <w:t>Conclusion</w:t>
+        <w:t>Learning Outcomes</w:t>
       </w:r>
     </w:p>
     <w:p>
+      <w:pPr>
+        <w:pStyle w:val="ListBullet"/>
+      </w:pPr>
       <w:r>
-        <w:t>The project meets its goal of showing plant records from a JSON file in a simple website. It provides a clear example of connecting structured data with a web page without a server or database.</w:t>
+        <w:t>Built a web page with HTML and applied a responsive layout with CSS.</w:t>
+      </w:r>
+    </w:p>
+    <w:p>
+      <w:pPr>
+        <w:pStyle w:val="ListBullet"/>
+      </w:pPr>
+      <w:r>
+        <w:t>Read a local JSON file in the browser with a file input and FileReader.</w:t>
+      </w:r>
+    </w:p>
+    <w:p>
+      <w:pPr>
+        <w:pStyle w:val="ListBullet"/>
+      </w:pPr>
+      <w:r>
+        <w:t>Converted JSON text into JavaScript data with JSON.parse.</w:t>
+      </w:r>
+    </w:p>
+    <w:p>
+      <w:pPr>
+        <w:pStyle w:val="ListBullet"/>
+      </w:pPr>
+      <w:r>
+        <w:t>Created plant cards with a loop and DOM methods, then added search, filters, sorting, and expandable details.</w:t>
+      </w:r>
+    </w:p>
+    <w:p>
+      <w:pPr>
+        <w:pStyle w:val="ListBullet"/>
+      </w:pPr>
+      <w:r>
+        <w:t>Checked the loaded records and showed a message when the file was not valid plant data.</w:t>
       </w:r>
     </w:p>
     <w:p>
@@ -2058,83 +5231,31 @@
         </w:rPr>
       </w:pPr>
       <w:r>
-        <w:rPr>
-          <w:color w:val="000000" w:themeColor="text1"/>
-        </w:rPr>
-        <w:t>Learning Outcomes</w:t>
-      </w:r>
-    </w:p>
-    <w:p>
-      <w:pPr>
-        <w:pStyle w:val="ListBullet"/>
-      </w:pPr>
-      <w:r>
-        <w:t>Created a basic web page with HTML and styled it with CSS.</w:t>
-      </w:r>
-    </w:p>
-    <w:p>
-      <w:pPr>
-        <w:pStyle w:val="ListBullet"/>
-      </w:pPr>
-      <w:r>
-        <w:t>Used a file input and FileReader to read a local JSON file in the browser.</w:t>
-      </w:r>
-    </w:p>
-    <w:p>
-      <w:pPr>
-        <w:pStyle w:val="ListBullet"/>
-      </w:pPr>
-      <w:r>
-        <w:t>Used JSON.parse to convert JSON text into JavaScript objects.</w:t>
-      </w:r>
-    </w:p>
-    <w:p>
-      <w:pPr>
-        <w:pStyle w:val="ListBullet"/>
-      </w:pPr>
-      <w:r>
-        <w:t>Used a loop and DOM methods to create and display a card for each record.</w:t>
-      </w:r>
-    </w:p>
-    <w:p>
-      <w:pPr>
-        <w:pStyle w:val="ListBullet"/>
-      </w:pPr>
-      <w:r>
-        <w:t>Added basic input validation and an error message for invalid JSON.</w:t>
-      </w:r>
-    </w:p>
-    <w:p>
-      <w:pPr>
-        <w:pStyle w:val="Heading1"/>
-        <w:rPr>
-          <w:color w:val="000000" w:themeColor="text1"/>
-        </w:rPr>
-      </w:pPr>
-      <w:r>
-        <w:rPr>
-          <w:color w:val="000000" w:themeColor="text1"/>
-        </w:rPr>
         <w:t>GitHub Repository Link</w:t>
       </w:r>
     </w:p>
     <w:p>
       <w:pPr>
-        <w:pStyle w:val="ListParagraph"/>
         <w:numPr>
           <w:ilvl w:val="0"/>
           <w:numId w:val="10"/>
         </w:numPr>
       </w:pPr>
-      <w:r>
-        <w:t>https://github.com/prathamsuthar10-sab/Web-project-wt</w:t>
-      </w:r>
+      <w:hyperlink r:id="rId10">
+        <w:r>
+          <w:rPr>
+            <w:color w:val="28623A"/>
+            <w:u w:val="single"/>
+          </w:rPr>
+          <w:t>https://github.com/prathamsuthar10-sab/Web-project-wt</w:t>
+        </w:r>
+      </w:hyperlink>
     </w:p>
     <w:sectPr>
-      <w:headerReference w:type="default" r:id="rId10"/>
-      <w:footerReference w:type="default" r:id="rId11"/>
+      <w:headerReference w:type="default" r:id="rId11"/>
+      <w:footerReference w:type="default" r:id="rId12"/>
       <w:pgSz w:w="12240" w:h="15840"/>
-      <w:pgMar w:top="936" w:right="1080" w:bottom="936" w:left="1080" w:header="720" w:footer="720" w:gutter="0"/>
+      <w:pgMar w:top="864" w:right="1008" w:bottom="864" w:left="1008" w:header="720" w:footer="720" w:gutter="0"/>
       <w:cols w:space="720"/>
       <w:docGrid w:linePitch="360"/>
     </w:sectPr>
@@ -2971,7 +6092,7 @@
     <w:qFormat/>
     <w:rsid w:val="00FC693F"/>
     <w:pPr>
-      <w:spacing w:after="100"/>
+      <w:spacing w:after="80"/>
     </w:pPr>
     <w:rPr>
       <w:rFonts w:ascii="Arial" w:hAnsi="Arial"/>
@@ -2990,15 +6111,15 @@
     <w:pPr>
       <w:keepNext/>
       <w:keepLines/>
-      <w:spacing w:before="200"/>
+      <w:spacing w:before="180"/>
       <w:outlineLvl w:val="0"/>
     </w:pPr>
     <w:rPr>
       <w:rFonts w:asciiTheme="majorHAnsi" w:eastAsiaTheme="majorEastAsia" w:hAnsiTheme="majorHAnsi" w:cstheme="majorBidi"/>
       <w:b/>
       <w:bCs/>
-      <w:color w:val="39734A"/>
-      <w:sz w:val="34"/>
+      <w:color w:val="315A38"/>
+      <w:sz w:val="30"/>
       <w:szCs w:val="28"/>
     </w:rPr>
   </w:style>
